--- a/gaokao-paper/out/试卷-第15批-函数与方程零点.docx
+++ b/gaokao-paper/out/试卷-第15批-函数与方程零点.docx
@@ -98,7 +98,7 @@
                 <w:i w:val="0"/>
                 <w:sz w:val="19"/>
               </w:rPr>
-              <w:t>12 题</w:t>
+              <w:t>24 题</w:t>
             </w:r>
           </w:p>
         </w:tc>
@@ -203,7 +203,7 @@
           <w:color w:val="1F3864"/>
           <w:sz w:val="22"/>
         </w:rPr>
-        <w:t>一、选择题：本题共 6 小题。在每小题给出的四个选项中，只有一项是符合题目要求的。</w:t>
+        <w:t>一、选择题：本题共 14 小题。在每小题给出的四个选项中，只有一项是符合题目要求的。</w:t>
       </w:r>
     </w:p>
     <w:p>
@@ -4242,6 +4242,5915 @@
     </w:p>
     <w:p>
       <w:pPr>
+        <w:keepNext/>
+        <w:spacing w:before="120" w:after="40" w:line="336" w:lineRule="auto"/>
+        <w:ind w:left="482" w:hanging="482"/>
+      </w:pPr>
+      <w:r>
+        <w:rPr>
+          <w:rFonts w:ascii="Times New Roman" w:hAnsi="Times New Roman" w:eastAsia="宋体"/>
+          <w:b/>
+          <w:i w:val="0"/>
+          <w:color w:val="1F3864"/>
+          <w:sz w:val="21"/>
+        </w:rPr>
+        <w:t>7．</w:t>
+      </w:r>
+      <w:r>
+        <w:rPr>
+          <w:rFonts w:ascii="Times New Roman" w:hAnsi="Times New Roman" w:eastAsia="宋体"/>
+          <w:b w:val="0"/>
+          <w:i w:val="0"/>
+          <w:sz w:val="21"/>
+        </w:rPr>
+        <w:t xml:space="preserve">设 </w:t>
+      </w:r>
+      <m:oMath>
+        <m:r>
+          <m:rPr>
+            <m:rFonts m:ascii="Cambria Math" m:hAnsi="Cambria Math"/>
+            <m:sty m:val="p"/>
+            <m:sz m:val="21"/>
+            <m:szCs m:val="21"/>
+          </m:rPr>
+          <m:t>[</m:t>
+        </m:r>
+        <m:r>
+          <m:rPr>
+            <m:rFonts m:ascii="Cambria Math" m:hAnsi="Cambria Math"/>
+            <m:i/>
+            <m:sty m:val="i"/>
+            <m:sz m:val="21"/>
+            <m:szCs m:val="21"/>
+          </m:rPr>
+          <m:t>x</m:t>
+        </m:r>
+        <m:r>
+          <m:rPr>
+            <m:rFonts m:ascii="Cambria Math" m:hAnsi="Cambria Math"/>
+            <m:sty m:val="p"/>
+            <m:sz m:val="21"/>
+            <m:szCs m:val="21"/>
+          </m:rPr>
+          <m:t>]</m:t>
+        </m:r>
+      </m:oMath>
+      <w:r>
+        <w:rPr>
+          <w:rFonts w:ascii="Times New Roman" w:hAnsi="Times New Roman" w:eastAsia="宋体"/>
+          <w:b w:val="0"/>
+          <w:i w:val="0"/>
+          <w:sz w:val="21"/>
+        </w:rPr>
+        <w:t xml:space="preserve"> 表示不超过 </w:t>
+      </w:r>
+      <m:oMath>
+        <m:r>
+          <m:rPr>
+            <m:rFonts m:ascii="Cambria Math" m:hAnsi="Cambria Math"/>
+            <m:i/>
+            <m:sty m:val="i"/>
+            <m:sz m:val="21"/>
+            <m:szCs m:val="21"/>
+          </m:rPr>
+          <m:t>x</m:t>
+        </m:r>
+      </m:oMath>
+      <w:r>
+        <w:rPr>
+          <w:rFonts w:ascii="Times New Roman" w:hAnsi="Times New Roman" w:eastAsia="宋体"/>
+          <w:b w:val="0"/>
+          <w:i w:val="0"/>
+          <w:sz w:val="21"/>
+        </w:rPr>
+        <w:t xml:space="preserve"> 的最大整数，如 </w:t>
+      </w:r>
+      <m:oMath>
+        <m:r>
+          <m:rPr>
+            <m:rFonts m:ascii="Cambria Math" m:hAnsi="Cambria Math"/>
+            <m:sty m:val="p"/>
+            <m:sz m:val="21"/>
+            <m:szCs m:val="21"/>
+          </m:rPr>
+          <m:t>[1]=1</m:t>
+        </m:r>
+      </m:oMath>
+      <w:r>
+        <w:rPr>
+          <w:rFonts w:ascii="Times New Roman" w:hAnsi="Times New Roman" w:eastAsia="宋体"/>
+          <w:b w:val="0"/>
+          <w:i w:val="0"/>
+          <w:sz w:val="21"/>
+        </w:rPr>
+        <w:t>，</w:t>
+      </w:r>
+      <m:oMath>
+        <m:r>
+          <m:rPr>
+            <m:rFonts m:ascii="Cambria Math" m:hAnsi="Cambria Math"/>
+            <m:sty m:val="p"/>
+            <m:sz m:val="21"/>
+            <m:szCs m:val="21"/>
+          </m:rPr>
+          <m:t>[0.5]=0</m:t>
+        </m:r>
+      </m:oMath>
+      <w:r>
+        <w:rPr>
+          <w:rFonts w:ascii="Times New Roman" w:hAnsi="Times New Roman" w:eastAsia="宋体"/>
+          <w:b w:val="0"/>
+          <w:i w:val="0"/>
+          <w:sz w:val="21"/>
+        </w:rPr>
+        <w:t xml:space="preserve">，已知函数 </w:t>
+      </w:r>
+      <m:oMath>
+        <m:r>
+          <m:rPr>
+            <m:rFonts m:ascii="Cambria Math" m:hAnsi="Cambria Math"/>
+            <m:sty m:val="p"/>
+            <m:sz m:val="21"/>
+            <m:szCs m:val="21"/>
+          </m:rPr>
+          <m:t>f(</m:t>
+        </m:r>
+        <m:r>
+          <m:rPr>
+            <m:rFonts m:ascii="Cambria Math" m:hAnsi="Cambria Math"/>
+            <m:i/>
+            <m:sty m:val="i"/>
+            <m:sz m:val="21"/>
+            <m:szCs m:val="21"/>
+          </m:rPr>
+          <m:t>x</m:t>
+        </m:r>
+        <m:r>
+          <m:rPr>
+            <m:rFonts m:ascii="Cambria Math" m:hAnsi="Cambria Math"/>
+            <m:sty m:val="p"/>
+            <m:sz m:val="21"/>
+            <m:szCs m:val="21"/>
+          </m:rPr>
+          <m:t>)=</m:t>
+        </m:r>
+        <m:f>
+          <m:fPr>
+            <m:type m:val="bar"/>
+          </m:fPr>
+          <m:num>
+            <m:r>
+              <m:rPr>
+                <m:rFonts m:ascii="Cambria Math" m:hAnsi="Cambria Math"/>
+                <m:sty m:val="p"/>
+                <m:sz m:val="21"/>
+                <m:szCs m:val="21"/>
+              </m:rPr>
+              <m:t>[</m:t>
+            </m:r>
+            <m:r>
+              <m:rPr>
+                <m:rFonts m:ascii="Cambria Math" m:hAnsi="Cambria Math"/>
+                <m:i/>
+                <m:sty m:val="i"/>
+                <m:sz m:val="21"/>
+                <m:szCs m:val="21"/>
+              </m:rPr>
+              <m:t>x</m:t>
+            </m:r>
+            <m:r>
+              <m:rPr>
+                <m:rFonts m:ascii="Cambria Math" m:hAnsi="Cambria Math"/>
+                <m:sty m:val="p"/>
+                <m:sz m:val="21"/>
+                <m:szCs m:val="21"/>
+              </m:rPr>
+              <m:t>]</m:t>
+            </m:r>
+          </m:num>
+          <m:den>
+            <m:r>
+              <m:rPr>
+                <m:rFonts m:ascii="Cambria Math" m:hAnsi="Cambria Math"/>
+                <m:i/>
+                <m:sty m:val="i"/>
+                <m:sz m:val="21"/>
+                <m:szCs m:val="21"/>
+              </m:rPr>
+              <m:t>x</m:t>
+            </m:r>
+          </m:den>
+        </m:f>
+        <m:r>
+          <m:rPr>
+            <m:rFonts m:ascii="Cambria Math" m:hAnsi="Cambria Math"/>
+            <m:sty m:val="p"/>
+            <m:sz m:val="21"/>
+            <m:szCs m:val="21"/>
+          </m:rPr>
+          <m:t>-</m:t>
+        </m:r>
+        <m:r>
+          <m:rPr>
+            <m:rFonts m:ascii="Cambria Math" m:hAnsi="Cambria Math"/>
+            <m:i/>
+            <m:sty m:val="i"/>
+            <m:sz m:val="21"/>
+            <m:szCs m:val="21"/>
+          </m:rPr>
+          <m:t>k</m:t>
+        </m:r>
+      </m:oMath>
+      <w:r>
+        <w:rPr>
+          <w:rFonts w:ascii="Times New Roman" w:hAnsi="Times New Roman" w:eastAsia="宋体"/>
+          <w:b w:val="0"/>
+          <w:i w:val="0"/>
+          <w:sz w:val="21"/>
+        </w:rPr>
+        <w:t>（</w:t>
+      </w:r>
+      <m:oMath>
+        <m:r>
+          <m:rPr>
+            <m:rFonts m:ascii="Cambria Math" m:hAnsi="Cambria Math"/>
+            <m:i/>
+            <m:sty m:val="i"/>
+            <m:sz m:val="21"/>
+            <m:szCs m:val="21"/>
+          </m:rPr>
+          <m:t>x</m:t>
+        </m:r>
+        <m:r>
+          <m:rPr>
+            <m:rFonts m:ascii="Cambria Math" m:hAnsi="Cambria Math"/>
+            <m:sty m:val="p"/>
+            <m:sz m:val="21"/>
+            <m:szCs m:val="21"/>
+          </m:rPr>
+          <m:t>&gt;0</m:t>
+        </m:r>
+      </m:oMath>
+      <w:r>
+        <w:rPr>
+          <w:rFonts w:ascii="Times New Roman" w:hAnsi="Times New Roman" w:eastAsia="宋体"/>
+          <w:b w:val="0"/>
+          <w:i w:val="0"/>
+          <w:sz w:val="21"/>
+        </w:rPr>
+        <w:t xml:space="preserve">），若方程 </w:t>
+      </w:r>
+      <m:oMath>
+        <m:r>
+          <m:rPr>
+            <m:rFonts m:ascii="Cambria Math" m:hAnsi="Cambria Math"/>
+            <m:sty m:val="p"/>
+            <m:sz m:val="21"/>
+            <m:szCs m:val="21"/>
+          </m:rPr>
+          <m:t>f(</m:t>
+        </m:r>
+        <m:r>
+          <m:rPr>
+            <m:rFonts m:ascii="Cambria Math" m:hAnsi="Cambria Math"/>
+            <m:i/>
+            <m:sty m:val="i"/>
+            <m:sz m:val="21"/>
+            <m:szCs m:val="21"/>
+          </m:rPr>
+          <m:t>x</m:t>
+        </m:r>
+        <m:r>
+          <m:rPr>
+            <m:rFonts m:ascii="Cambria Math" m:hAnsi="Cambria Math"/>
+            <m:sty m:val="p"/>
+            <m:sz m:val="21"/>
+            <m:szCs m:val="21"/>
+          </m:rPr>
+          <m:t>)=0</m:t>
+        </m:r>
+      </m:oMath>
+      <w:r>
+        <w:rPr>
+          <w:rFonts w:ascii="Times New Roman" w:hAnsi="Times New Roman" w:eastAsia="宋体"/>
+          <w:b w:val="0"/>
+          <w:i w:val="0"/>
+          <w:sz w:val="21"/>
+        </w:rPr>
+        <w:t xml:space="preserve"> 有且仅有 </w:t>
+      </w:r>
+      <m:oMath>
+        <m:r>
+          <m:rPr>
+            <m:rFonts m:ascii="Cambria Math" m:hAnsi="Cambria Math"/>
+            <m:sty m:val="p"/>
+            <m:sz m:val="21"/>
+            <m:szCs m:val="21"/>
+          </m:rPr>
+          <m:t>3</m:t>
+        </m:r>
+      </m:oMath>
+      <w:r>
+        <w:rPr>
+          <w:rFonts w:ascii="Times New Roman" w:hAnsi="Times New Roman" w:eastAsia="宋体"/>
+          <w:b w:val="0"/>
+          <w:i w:val="0"/>
+          <w:sz w:val="21"/>
+        </w:rPr>
+        <w:t xml:space="preserve"> 个实根，则实数 </w:t>
+      </w:r>
+      <m:oMath>
+        <m:r>
+          <m:rPr>
+            <m:rFonts m:ascii="Cambria Math" m:hAnsi="Cambria Math"/>
+            <m:i/>
+            <m:sty m:val="i"/>
+            <m:sz m:val="21"/>
+            <m:szCs m:val="21"/>
+          </m:rPr>
+          <m:t>k</m:t>
+        </m:r>
+      </m:oMath>
+      <w:r>
+        <w:rPr>
+          <w:rFonts w:ascii="Times New Roman" w:hAnsi="Times New Roman" w:eastAsia="宋体"/>
+          <w:b w:val="0"/>
+          <w:i w:val="0"/>
+          <w:sz w:val="21"/>
+        </w:rPr>
+        <w:t xml:space="preserve"> 的取值范围是（　　）</w:t>
+      </w:r>
+    </w:p>
+    <w:tbl>
+      <w:tblPr>
+        <w:tblW w:type="auto" w:w="0"/>
+        <w:tblLook w:firstColumn="1" w:firstRow="1" w:lastColumn="0" w:lastRow="0" w:noHBand="0" w:noVBand="1" w:val="04A0"/>
+        <w:tblInd w:w="482" w:type="dxa"/>
+        <w:tblBorders>
+          <w:top w:val="none" w:sz="0"/>
+          <w:left w:val="none" w:sz="0"/>
+          <w:bottom w:val="none" w:sz="0"/>
+          <w:right w:val="none" w:sz="0"/>
+          <w:insideH w:val="none" w:sz="0"/>
+          <w:insideV w:val="none" w:sz="0"/>
+        </w:tblBorders>
+        <w:tblLayout w:type="fixed"/>
+      </w:tblPr>
+      <w:tblGrid>
+        <w:gridCol w:w="4592"/>
+        <w:gridCol w:w="4592"/>
+      </w:tblGrid>
+      <w:tr>
+        <w:trPr>
+          <w:cantSplit w:val="0"/>
+          <w:keepNext w:val="0"/>
+        </w:trPr>
+        <w:tc>
+          <w:tcPr>
+            <w:tcW w:type="dxa" w:w="4592"/>
+          </w:tcPr>
+          <w:p>
+            <w:pPr>
+              <w:spacing w:before="20" w:after="0" w:line="300" w:lineRule="auto"/>
+            </w:pPr>
+            <w:r>
+              <w:rPr>
+                <w:rFonts w:ascii="Times New Roman" w:hAnsi="Times New Roman" w:eastAsia="宋体"/>
+                <w:b/>
+                <w:i w:val="0"/>
+                <w:sz w:val="21"/>
+              </w:rPr>
+              <w:t>A．</w:t>
+            </w:r>
+            <m:oMath>
+              <m:r>
+                <m:rPr>
+                  <m:rFonts m:ascii="Cambria Math" m:hAnsi="Cambria Math"/>
+                  <m:sty m:val="p"/>
+                  <m:sz m:val="21"/>
+                  <m:szCs m:val="21"/>
+                </m:rPr>
+                <m:t>(\</m:t>
+              </m:r>
+              <m:r>
+                <m:rPr>
+                  <m:rFonts m:ascii="Cambria Math" m:hAnsi="Cambria Math"/>
+                  <m:i/>
+                  <m:sty m:val="i"/>
+                  <m:sz m:val="21"/>
+                  <m:szCs m:val="21"/>
+                </m:rPr>
+                <m:t>frac</m:t>
+              </m:r>
+              <m:r>
+                <m:rPr>
+                  <m:rFonts m:ascii="Cambria Math" m:hAnsi="Cambria Math"/>
+                  <m:sty m:val="p"/>
+                  <m:sz m:val="21"/>
+                  <m:szCs m:val="21"/>
+                </m:rPr>
+                <m:t>12,\</m:t>
+              </m:r>
+              <m:r>
+                <m:rPr>
+                  <m:rFonts m:ascii="Cambria Math" m:hAnsi="Cambria Math"/>
+                  <m:i/>
+                  <m:sty m:val="i"/>
+                  <m:sz m:val="21"/>
+                  <m:szCs m:val="21"/>
+                </m:rPr>
+                <m:t>frac</m:t>
+              </m:r>
+              <m:r>
+                <m:rPr>
+                  <m:rFonts m:ascii="Cambria Math" m:hAnsi="Cambria Math"/>
+                  <m:sty m:val="p"/>
+                  <m:sz m:val="21"/>
+                  <m:szCs m:val="21"/>
+                </m:rPr>
+                <m:t>23]</m:t>
+              </m:r>
+            </m:oMath>
+          </w:p>
+        </w:tc>
+        <w:tc>
+          <w:tcPr>
+            <w:tcW w:type="dxa" w:w="4592"/>
+          </w:tcPr>
+          <w:p>
+            <w:pPr>
+              <w:spacing w:before="20" w:after="0" w:line="300" w:lineRule="auto"/>
+            </w:pPr>
+            <w:r>
+              <w:rPr>
+                <w:rFonts w:ascii="Times New Roman" w:hAnsi="Times New Roman" w:eastAsia="宋体"/>
+                <w:b/>
+                <w:i w:val="0"/>
+                <w:sz w:val="21"/>
+              </w:rPr>
+              <w:t>B．</w:t>
+            </w:r>
+            <m:oMath>
+              <m:r>
+                <m:rPr>
+                  <m:rFonts m:ascii="Cambria Math" m:hAnsi="Cambria Math"/>
+                  <m:sty m:val="p"/>
+                  <m:sz m:val="21"/>
+                  <m:szCs m:val="21"/>
+                </m:rPr>
+                <m:t>(\</m:t>
+              </m:r>
+              <m:r>
+                <m:rPr>
+                  <m:rFonts m:ascii="Cambria Math" m:hAnsi="Cambria Math"/>
+                  <m:i/>
+                  <m:sty m:val="i"/>
+                  <m:sz m:val="21"/>
+                  <m:szCs m:val="21"/>
+                </m:rPr>
+                <m:t>frac</m:t>
+              </m:r>
+              <m:r>
+                <m:rPr>
+                  <m:rFonts m:ascii="Cambria Math" m:hAnsi="Cambria Math"/>
+                  <m:sty m:val="p"/>
+                  <m:sz m:val="21"/>
+                  <m:szCs m:val="21"/>
+                </m:rPr>
+                <m:t>23,\</m:t>
+              </m:r>
+              <m:r>
+                <m:rPr>
+                  <m:rFonts m:ascii="Cambria Math" m:hAnsi="Cambria Math"/>
+                  <m:i/>
+                  <m:sty m:val="i"/>
+                  <m:sz m:val="21"/>
+                  <m:szCs m:val="21"/>
+                </m:rPr>
+                <m:t>frac</m:t>
+              </m:r>
+              <m:r>
+                <m:rPr>
+                  <m:rFonts m:ascii="Cambria Math" m:hAnsi="Cambria Math"/>
+                  <m:sty m:val="p"/>
+                  <m:sz m:val="21"/>
+                  <m:szCs m:val="21"/>
+                </m:rPr>
+                <m:t>34]</m:t>
+              </m:r>
+            </m:oMath>
+          </w:p>
+        </w:tc>
+      </w:tr>
+      <w:tr>
+        <w:trPr>
+          <w:cantSplit w:val="0"/>
+          <w:keepNext w:val="0"/>
+        </w:trPr>
+        <w:tc>
+          <w:tcPr>
+            <w:tcW w:type="dxa" w:w="4592"/>
+          </w:tcPr>
+          <w:p>
+            <w:pPr>
+              <w:spacing w:before="20" w:after="0" w:line="300" w:lineRule="auto"/>
+            </w:pPr>
+            <w:r>
+              <w:rPr>
+                <w:rFonts w:ascii="Times New Roman" w:hAnsi="Times New Roman" w:eastAsia="宋体"/>
+                <w:b/>
+                <w:i w:val="0"/>
+                <w:sz w:val="21"/>
+              </w:rPr>
+              <w:t>C．</w:t>
+            </w:r>
+            <m:oMath>
+              <m:r>
+                <m:rPr>
+                  <m:rFonts m:ascii="Cambria Math" m:hAnsi="Cambria Math"/>
+                  <m:sty m:val="p"/>
+                  <m:sz m:val="21"/>
+                  <m:szCs m:val="21"/>
+                </m:rPr>
+                <m:t>(\</m:t>
+              </m:r>
+              <m:r>
+                <m:rPr>
+                  <m:rFonts m:ascii="Cambria Math" m:hAnsi="Cambria Math"/>
+                  <m:i/>
+                  <m:sty m:val="i"/>
+                  <m:sz m:val="21"/>
+                  <m:szCs m:val="21"/>
+                </m:rPr>
+                <m:t>frac</m:t>
+              </m:r>
+              <m:r>
+                <m:rPr>
+                  <m:rFonts m:ascii="Cambria Math" m:hAnsi="Cambria Math"/>
+                  <m:sty m:val="p"/>
+                  <m:sz m:val="21"/>
+                  <m:szCs m:val="21"/>
+                </m:rPr>
+                <m:t>34,\</m:t>
+              </m:r>
+              <m:r>
+                <m:rPr>
+                  <m:rFonts m:ascii="Cambria Math" m:hAnsi="Cambria Math"/>
+                  <m:i/>
+                  <m:sty m:val="i"/>
+                  <m:sz m:val="21"/>
+                  <m:szCs m:val="21"/>
+                </m:rPr>
+                <m:t>frac</m:t>
+              </m:r>
+              <m:r>
+                <m:rPr>
+                  <m:rFonts m:ascii="Cambria Math" m:hAnsi="Cambria Math"/>
+                  <m:sty m:val="p"/>
+                  <m:sz m:val="21"/>
+                  <m:szCs m:val="21"/>
+                </m:rPr>
+                <m:t>45]</m:t>
+              </m:r>
+            </m:oMath>
+          </w:p>
+        </w:tc>
+        <w:tc>
+          <w:tcPr>
+            <w:tcW w:type="dxa" w:w="4592"/>
+          </w:tcPr>
+          <w:p>
+            <w:pPr>
+              <w:spacing w:before="20" w:after="0" w:line="300" w:lineRule="auto"/>
+            </w:pPr>
+            <w:r>
+              <w:rPr>
+                <w:rFonts w:ascii="Times New Roman" w:hAnsi="Times New Roman" w:eastAsia="宋体"/>
+                <w:b/>
+                <w:i w:val="0"/>
+                <w:sz w:val="21"/>
+              </w:rPr>
+              <w:t>D．</w:t>
+            </w:r>
+            <m:oMath>
+              <m:r>
+                <m:rPr>
+                  <m:rFonts m:ascii="Cambria Math" m:hAnsi="Cambria Math"/>
+                  <m:sty m:val="p"/>
+                  <m:sz m:val="21"/>
+                  <m:szCs m:val="21"/>
+                </m:rPr>
+                <m:t>(\</m:t>
+              </m:r>
+              <m:r>
+                <m:rPr>
+                  <m:rFonts m:ascii="Cambria Math" m:hAnsi="Cambria Math"/>
+                  <m:i/>
+                  <m:sty m:val="i"/>
+                  <m:sz m:val="21"/>
+                  <m:szCs m:val="21"/>
+                </m:rPr>
+                <m:t>frac</m:t>
+              </m:r>
+              <m:r>
+                <m:rPr>
+                  <m:rFonts m:ascii="Cambria Math" m:hAnsi="Cambria Math"/>
+                  <m:sty m:val="p"/>
+                  <m:sz m:val="21"/>
+                  <m:szCs m:val="21"/>
+                </m:rPr>
+                <m:t>45,\</m:t>
+              </m:r>
+              <m:r>
+                <m:rPr>
+                  <m:rFonts m:ascii="Cambria Math" m:hAnsi="Cambria Math"/>
+                  <m:i/>
+                  <m:sty m:val="i"/>
+                  <m:sz m:val="21"/>
+                  <m:szCs m:val="21"/>
+                </m:rPr>
+                <m:t>frac</m:t>
+              </m:r>
+              <m:r>
+                <m:rPr>
+                  <m:rFonts m:ascii="Cambria Math" m:hAnsi="Cambria Math"/>
+                  <m:sty m:val="p"/>
+                  <m:sz m:val="21"/>
+                  <m:szCs m:val="21"/>
+                </m:rPr>
+                <m:t>56]</m:t>
+              </m:r>
+            </m:oMath>
+          </w:p>
+        </w:tc>
+      </w:tr>
+    </w:tbl>
+    <w:p>
+      <w:pPr>
+        <w:spacing w:before="0" w:after="20" w:line="336" w:lineRule="auto"/>
+      </w:pPr>
+    </w:p>
+    <w:p>
+      <w:pPr>
+        <w:keepNext/>
+        <w:spacing w:before="120" w:after="40" w:line="336" w:lineRule="auto"/>
+        <w:ind w:left="482" w:hanging="482"/>
+      </w:pPr>
+      <w:r>
+        <w:rPr>
+          <w:rFonts w:ascii="Times New Roman" w:hAnsi="Times New Roman" w:eastAsia="宋体"/>
+          <w:b/>
+          <w:i w:val="0"/>
+          <w:color w:val="1F3864"/>
+          <w:sz w:val="21"/>
+        </w:rPr>
+        <w:t>8．</w:t>
+      </w:r>
+      <w:r>
+        <w:rPr>
+          <w:rFonts w:ascii="Times New Roman" w:hAnsi="Times New Roman" w:eastAsia="宋体"/>
+          <w:b w:val="0"/>
+          <w:i w:val="0"/>
+          <w:sz w:val="21"/>
+        </w:rPr>
+        <w:t xml:space="preserve">高斯是德国著名的数学家，近代数学奠基者之一，享有“数学王子”的称号．设 </w:t>
+      </w:r>
+      <m:oMath>
+        <m:r>
+          <m:rPr>
+            <m:rFonts m:ascii="Cambria Math" m:hAnsi="Cambria Math"/>
+            <m:i/>
+            <m:sty m:val="i"/>
+            <m:sz m:val="21"/>
+            <m:szCs m:val="21"/>
+          </m:rPr>
+          <m:t>x</m:t>
+        </m:r>
+        <m:r>
+          <m:rPr>
+            <m:rFonts m:ascii="Cambria Math" m:hAnsi="Cambria Math"/>
+            <m:sty m:val="p"/>
+            <m:sz m:val="21"/>
+            <m:szCs m:val="21"/>
+          </m:rPr>
+          <m:t>∈</m:t>
+        </m:r>
+        <m:r>
+          <m:rPr>
+            <m:rFonts m:ascii="Cambria Math" m:hAnsi="Cambria Math"/>
+            <m:i/>
+            <m:sty m:val="i"/>
+            <m:sz m:val="21"/>
+            <m:szCs m:val="21"/>
+          </m:rPr>
+          <m:t>mathbb</m:t>
+        </m:r>
+        <m:r>
+          <m:rPr>
+            <m:rFonts m:ascii="Cambria Math" m:hAnsi="Cambria Math"/>
+            <m:sty m:val="p"/>
+            <m:sz m:val="21"/>
+            <m:szCs m:val="21"/>
+          </m:rPr>
+          <m:t> </m:t>
+        </m:r>
+        <m:r>
+          <m:rPr>
+            <m:rFonts m:ascii="Cambria Math" m:hAnsi="Cambria Math"/>
+            <m:i/>
+            <m:sty m:val="i"/>
+            <m:sz m:val="21"/>
+            <m:szCs m:val="21"/>
+          </m:rPr>
+          <m:t>R</m:t>
+        </m:r>
+      </m:oMath>
+      <w:r>
+        <w:rPr>
+          <w:rFonts w:ascii="Times New Roman" w:hAnsi="Times New Roman" w:eastAsia="宋体"/>
+          <w:b w:val="0"/>
+          <w:i w:val="0"/>
+          <w:sz w:val="21"/>
+        </w:rPr>
+        <w:t xml:space="preserve">，用 </w:t>
+      </w:r>
+      <m:oMath>
+        <m:r>
+          <m:rPr>
+            <m:rFonts m:ascii="Cambria Math" m:hAnsi="Cambria Math"/>
+            <m:sty m:val="p"/>
+            <m:sz m:val="21"/>
+            <m:szCs m:val="21"/>
+          </m:rPr>
+          <m:t>[</m:t>
+        </m:r>
+        <m:r>
+          <m:rPr>
+            <m:rFonts m:ascii="Cambria Math" m:hAnsi="Cambria Math"/>
+            <m:i/>
+            <m:sty m:val="i"/>
+            <m:sz m:val="21"/>
+            <m:szCs m:val="21"/>
+          </m:rPr>
+          <m:t>x</m:t>
+        </m:r>
+        <m:r>
+          <m:rPr>
+            <m:rFonts m:ascii="Cambria Math" m:hAnsi="Cambria Math"/>
+            <m:sty m:val="p"/>
+            <m:sz m:val="21"/>
+            <m:szCs m:val="21"/>
+          </m:rPr>
+          <m:t>]</m:t>
+        </m:r>
+      </m:oMath>
+      <w:r>
+        <w:rPr>
+          <w:rFonts w:ascii="Times New Roman" w:hAnsi="Times New Roman" w:eastAsia="宋体"/>
+          <w:b w:val="0"/>
+          <w:i w:val="0"/>
+          <w:sz w:val="21"/>
+        </w:rPr>
+        <w:t xml:space="preserve"> 表示不超过 </w:t>
+      </w:r>
+      <m:oMath>
+        <m:r>
+          <m:rPr>
+            <m:rFonts m:ascii="Cambria Math" m:hAnsi="Cambria Math"/>
+            <m:i/>
+            <m:sty m:val="i"/>
+            <m:sz m:val="21"/>
+            <m:szCs m:val="21"/>
+          </m:rPr>
+          <m:t>x</m:t>
+        </m:r>
+      </m:oMath>
+      <w:r>
+        <w:rPr>
+          <w:rFonts w:ascii="Times New Roman" w:hAnsi="Times New Roman" w:eastAsia="宋体"/>
+          <w:b w:val="0"/>
+          <w:i w:val="0"/>
+          <w:sz w:val="21"/>
+        </w:rPr>
+        <w:t xml:space="preserve"> 的最大整数，</w:t>
+      </w:r>
+      <m:oMath>
+        <m:r>
+          <m:rPr>
+            <m:rFonts m:ascii="Cambria Math" m:hAnsi="Cambria Math"/>
+            <m:i/>
+            <m:sty m:val="i"/>
+            <m:sz m:val="21"/>
+            <m:szCs m:val="21"/>
+          </m:rPr>
+          <m:t>y</m:t>
+        </m:r>
+        <m:r>
+          <m:rPr>
+            <m:rFonts m:ascii="Cambria Math" m:hAnsi="Cambria Math"/>
+            <m:sty m:val="p"/>
+            <m:sz m:val="21"/>
+            <m:szCs m:val="21"/>
+          </m:rPr>
+          <m:t>=[</m:t>
+        </m:r>
+        <m:r>
+          <m:rPr>
+            <m:rFonts m:ascii="Cambria Math" m:hAnsi="Cambria Math"/>
+            <m:i/>
+            <m:sty m:val="i"/>
+            <m:sz m:val="21"/>
+            <m:szCs m:val="21"/>
+          </m:rPr>
+          <m:t>x</m:t>
+        </m:r>
+        <m:r>
+          <m:rPr>
+            <m:rFonts m:ascii="Cambria Math" m:hAnsi="Cambria Math"/>
+            <m:sty m:val="p"/>
+            <m:sz m:val="21"/>
+            <m:szCs m:val="21"/>
+          </m:rPr>
+          <m:t>]</m:t>
+        </m:r>
+      </m:oMath>
+      <w:r>
+        <w:rPr>
+          <w:rFonts w:ascii="Times New Roman" w:hAnsi="Times New Roman" w:eastAsia="宋体"/>
+          <w:b w:val="0"/>
+          <w:i w:val="0"/>
+          <w:sz w:val="21"/>
+        </w:rPr>
+        <w:t xml:space="preserve"> 也被称为“高斯函数”，例如 </w:t>
+      </w:r>
+      <m:oMath>
+        <m:r>
+          <m:rPr>
+            <m:rFonts m:ascii="Cambria Math" m:hAnsi="Cambria Math"/>
+            <m:sty m:val="p"/>
+            <m:sz m:val="21"/>
+            <m:szCs m:val="21"/>
+          </m:rPr>
+          <m:t>[2.1]=2</m:t>
+        </m:r>
+      </m:oMath>
+      <w:r>
+        <w:rPr>
+          <w:rFonts w:ascii="Times New Roman" w:hAnsi="Times New Roman" w:eastAsia="宋体"/>
+          <w:b w:val="0"/>
+          <w:i w:val="0"/>
+          <w:sz w:val="21"/>
+        </w:rPr>
+        <w:t>，</w:t>
+      </w:r>
+      <m:oMath>
+        <m:r>
+          <m:rPr>
+            <m:rFonts m:ascii="Cambria Math" m:hAnsi="Cambria Math"/>
+            <m:sty m:val="p"/>
+            <m:sz m:val="21"/>
+            <m:szCs m:val="21"/>
+          </m:rPr>
+          <m:t>[3]=3</m:t>
+        </m:r>
+      </m:oMath>
+      <w:r>
+        <w:rPr>
+          <w:rFonts w:ascii="Times New Roman" w:hAnsi="Times New Roman" w:eastAsia="宋体"/>
+          <w:b w:val="0"/>
+          <w:i w:val="0"/>
+          <w:sz w:val="21"/>
+        </w:rPr>
+        <w:t>，</w:t>
+      </w:r>
+      <m:oMath>
+        <m:r>
+          <m:rPr>
+            <m:rFonts m:ascii="Cambria Math" m:hAnsi="Cambria Math"/>
+            <m:sty m:val="p"/>
+            <m:sz m:val="21"/>
+            <m:szCs m:val="21"/>
+          </m:rPr>
+          <m:t>[-1.5]=-2</m:t>
+        </m:r>
+      </m:oMath>
+      <w:r>
+        <w:rPr>
+          <w:rFonts w:ascii="Times New Roman" w:hAnsi="Times New Roman" w:eastAsia="宋体"/>
+          <w:b w:val="0"/>
+          <w:i w:val="0"/>
+          <w:sz w:val="21"/>
+        </w:rPr>
+        <w:t xml:space="preserve">．设 </w:t>
+      </w:r>
+      <m:oMath>
+        <m:sSub>
+          <m:e>
+            <m:r>
+              <m:rPr>
+                <m:rFonts m:ascii="Cambria Math" m:hAnsi="Cambria Math"/>
+                <m:i/>
+                <m:sty m:val="i"/>
+                <m:sz m:val="21"/>
+                <m:szCs m:val="21"/>
+              </m:rPr>
+              <m:t>x</m:t>
+            </m:r>
+          </m:e>
+          <m:sub>
+            <m:r>
+              <m:rPr>
+                <m:rFonts m:ascii="Cambria Math" m:hAnsi="Cambria Math"/>
+                <m:sty m:val="p"/>
+                <m:sz m:val="21"/>
+                <m:szCs m:val="21"/>
+              </m:rPr>
+              <m:t>0</m:t>
+            </m:r>
+          </m:sub>
+        </m:sSub>
+      </m:oMath>
+      <w:r>
+        <w:rPr>
+          <w:rFonts w:ascii="Times New Roman" w:hAnsi="Times New Roman" w:eastAsia="宋体"/>
+          <w:b w:val="0"/>
+          <w:i w:val="0"/>
+          <w:sz w:val="21"/>
+        </w:rPr>
+        <w:t xml:space="preserve"> 为函数 </w:t>
+      </w:r>
+      <m:oMath>
+        <m:r>
+          <m:rPr>
+            <m:rFonts m:ascii="Cambria Math" m:hAnsi="Cambria Math"/>
+            <m:sty m:val="p"/>
+            <m:sz m:val="21"/>
+            <m:szCs m:val="21"/>
+          </m:rPr>
+          <m:t>f(</m:t>
+        </m:r>
+        <m:r>
+          <m:rPr>
+            <m:rFonts m:ascii="Cambria Math" m:hAnsi="Cambria Math"/>
+            <m:i/>
+            <m:sty m:val="i"/>
+            <m:sz m:val="21"/>
+            <m:szCs m:val="21"/>
+          </m:rPr>
+          <m:t>x</m:t>
+        </m:r>
+        <m:r>
+          <m:rPr>
+            <m:rFonts m:ascii="Cambria Math" m:hAnsi="Cambria Math"/>
+            <m:sty m:val="p"/>
+            <m:sz m:val="21"/>
+            <m:szCs m:val="21"/>
+          </m:rPr>
+          <m:t>)=</m:t>
+        </m:r>
+        <m:sSub>
+          <m:e>
+            <m:r>
+              <m:rPr>
+                <m:rFonts m:ascii="Cambria Math" m:hAnsi="Cambria Math"/>
+                <m:sty m:val="p"/>
+                <m:sz m:val="21"/>
+                <m:szCs m:val="21"/>
+              </m:rPr>
+              <m:t>log</m:t>
+            </m:r>
+          </m:e>
+          <m:sub>
+            <m:r>
+              <m:rPr>
+                <m:rFonts m:ascii="Cambria Math" m:hAnsi="Cambria Math"/>
+                <m:sty m:val="p"/>
+                <m:sz m:val="21"/>
+                <m:szCs m:val="21"/>
+              </m:rPr>
+              <m:t>2</m:t>
+            </m:r>
+          </m:sub>
+        </m:sSub>
+        <m:r>
+          <m:rPr>
+            <m:rFonts m:ascii="Cambria Math" m:hAnsi="Cambria Math"/>
+            <m:i/>
+            <m:sty m:val="i"/>
+            <m:sz m:val="21"/>
+            <m:szCs m:val="21"/>
+          </m:rPr>
+          <m:t>x</m:t>
+        </m:r>
+        <m:r>
+          <m:rPr>
+            <m:rFonts m:ascii="Cambria Math" m:hAnsi="Cambria Math"/>
+            <m:sty m:val="p"/>
+            <m:sz m:val="21"/>
+            <m:szCs m:val="21"/>
+          </m:rPr>
+          <m:t>-</m:t>
+        </m:r>
+        <m:f>
+          <m:fPr>
+            <m:type m:val="bar"/>
+          </m:fPr>
+          <m:num>
+            <m:r>
+              <m:rPr>
+                <m:rFonts m:ascii="Cambria Math" m:hAnsi="Cambria Math"/>
+                <m:sty m:val="p"/>
+                <m:sz m:val="21"/>
+                <m:szCs m:val="21"/>
+              </m:rPr>
+              <m:t>3</m:t>
+            </m:r>
+          </m:num>
+          <m:den>
+            <m:r>
+              <m:rPr>
+                <m:rFonts m:ascii="Cambria Math" m:hAnsi="Cambria Math"/>
+                <m:i/>
+                <m:sty m:val="i"/>
+                <m:sz m:val="21"/>
+                <m:szCs m:val="21"/>
+              </m:rPr>
+              <m:t>x</m:t>
+            </m:r>
+          </m:den>
+        </m:f>
+        <m:r>
+          <m:rPr>
+            <m:rFonts m:ascii="Cambria Math" m:hAnsi="Cambria Math"/>
+            <m:sty m:val="p"/>
+            <m:sz m:val="21"/>
+            <m:szCs m:val="21"/>
+          </m:rPr>
+          <m:t>-1</m:t>
+        </m:r>
+      </m:oMath>
+      <w:r>
+        <w:rPr>
+          <w:rFonts w:ascii="Times New Roman" w:hAnsi="Times New Roman" w:eastAsia="宋体"/>
+          <w:b w:val="0"/>
+          <w:i w:val="0"/>
+          <w:sz w:val="21"/>
+        </w:rPr>
+        <w:t xml:space="preserve"> 的零点，则 </w:t>
+      </w:r>
+      <m:oMath>
+        <m:r>
+          <m:rPr>
+            <m:rFonts m:ascii="Cambria Math" m:hAnsi="Cambria Math"/>
+            <m:sty m:val="p"/>
+            <m:sz m:val="21"/>
+            <m:szCs m:val="21"/>
+          </m:rPr>
+          <m:t>[</m:t>
+        </m:r>
+        <m:sSub>
+          <m:e>
+            <m:r>
+              <m:rPr>
+                <m:rFonts m:ascii="Cambria Math" m:hAnsi="Cambria Math"/>
+                <m:i/>
+                <m:sty m:val="i"/>
+                <m:sz m:val="21"/>
+                <m:szCs m:val="21"/>
+              </m:rPr>
+              <m:t>x</m:t>
+            </m:r>
+          </m:e>
+          <m:sub>
+            <m:r>
+              <m:rPr>
+                <m:rFonts m:ascii="Cambria Math" m:hAnsi="Cambria Math"/>
+                <m:sty m:val="p"/>
+                <m:sz m:val="21"/>
+                <m:szCs m:val="21"/>
+              </m:rPr>
+              <m:t>0</m:t>
+            </m:r>
+          </m:sub>
+        </m:sSub>
+        <m:r>
+          <m:rPr>
+            <m:rFonts m:ascii="Cambria Math" m:hAnsi="Cambria Math"/>
+            <m:sty m:val="p"/>
+            <m:sz m:val="21"/>
+            <m:szCs m:val="21"/>
+          </m:rPr>
+          <m:t>]=</m:t>
+        </m:r>
+      </m:oMath>
+      <w:r>
+        <w:rPr>
+          <w:rFonts w:ascii="Times New Roman" w:hAnsi="Times New Roman" w:eastAsia="宋体"/>
+          <w:b w:val="0"/>
+          <w:i w:val="0"/>
+          <w:sz w:val="21"/>
+        </w:rPr>
+        <w:t>（　　）</w:t>
+      </w:r>
+    </w:p>
+    <w:tbl>
+      <w:tblPr>
+        <w:tblW w:type="auto" w:w="0"/>
+        <w:tblLook w:firstColumn="1" w:firstRow="1" w:lastColumn="0" w:lastRow="0" w:noHBand="0" w:noVBand="1" w:val="04A0"/>
+        <w:tblInd w:w="482" w:type="dxa"/>
+        <w:tblBorders>
+          <w:top w:val="none" w:sz="0"/>
+          <w:left w:val="none" w:sz="0"/>
+          <w:bottom w:val="none" w:sz="0"/>
+          <w:right w:val="none" w:sz="0"/>
+          <w:insideH w:val="none" w:sz="0"/>
+          <w:insideV w:val="none" w:sz="0"/>
+        </w:tblBorders>
+        <w:tblLayout w:type="fixed"/>
+      </w:tblPr>
+      <w:tblGrid>
+        <w:gridCol w:w="2296"/>
+        <w:gridCol w:w="2296"/>
+        <w:gridCol w:w="2296"/>
+        <w:gridCol w:w="2296"/>
+      </w:tblGrid>
+      <w:tr>
+        <w:trPr>
+          <w:cantSplit w:val="0"/>
+          <w:keepNext w:val="0"/>
+        </w:trPr>
+        <w:tc>
+          <w:tcPr>
+            <w:tcW w:type="dxa" w:w="2296"/>
+          </w:tcPr>
+          <w:p>
+            <w:pPr>
+              <w:spacing w:before="20" w:after="0" w:line="300" w:lineRule="auto"/>
+            </w:pPr>
+            <w:r>
+              <w:rPr>
+                <w:rFonts w:ascii="Times New Roman" w:hAnsi="Times New Roman" w:eastAsia="宋体"/>
+                <w:b/>
+                <w:i w:val="0"/>
+                <w:sz w:val="21"/>
+              </w:rPr>
+              <w:t>A．</w:t>
+            </w:r>
+            <m:oMath>
+              <m:r>
+                <m:rPr>
+                  <m:rFonts m:ascii="Cambria Math" m:hAnsi="Cambria Math"/>
+                  <m:sty m:val="p"/>
+                  <m:sz m:val="21"/>
+                  <m:szCs m:val="21"/>
+                </m:rPr>
+                <m:t>2</m:t>
+              </m:r>
+            </m:oMath>
+          </w:p>
+        </w:tc>
+        <w:tc>
+          <w:tcPr>
+            <w:tcW w:type="dxa" w:w="2296"/>
+          </w:tcPr>
+          <w:p>
+            <w:pPr>
+              <w:spacing w:before="20" w:after="0" w:line="300" w:lineRule="auto"/>
+            </w:pPr>
+            <w:r>
+              <w:rPr>
+                <w:rFonts w:ascii="Times New Roman" w:hAnsi="Times New Roman" w:eastAsia="宋体"/>
+                <w:b/>
+                <w:i w:val="0"/>
+                <w:sz w:val="21"/>
+              </w:rPr>
+              <w:t>B．</w:t>
+            </w:r>
+            <m:oMath>
+              <m:r>
+                <m:rPr>
+                  <m:rFonts m:ascii="Cambria Math" m:hAnsi="Cambria Math"/>
+                  <m:sty m:val="p"/>
+                  <m:sz m:val="21"/>
+                  <m:szCs m:val="21"/>
+                </m:rPr>
+                <m:t>3</m:t>
+              </m:r>
+            </m:oMath>
+          </w:p>
+        </w:tc>
+        <w:tc>
+          <w:tcPr>
+            <w:tcW w:type="dxa" w:w="2296"/>
+          </w:tcPr>
+          <w:p>
+            <w:pPr>
+              <w:spacing w:before="20" w:after="0" w:line="300" w:lineRule="auto"/>
+            </w:pPr>
+            <w:r>
+              <w:rPr>
+                <w:rFonts w:ascii="Times New Roman" w:hAnsi="Times New Roman" w:eastAsia="宋体"/>
+                <w:b/>
+                <w:i w:val="0"/>
+                <w:sz w:val="21"/>
+              </w:rPr>
+              <w:t>C．</w:t>
+            </w:r>
+            <m:oMath>
+              <m:r>
+                <m:rPr>
+                  <m:rFonts m:ascii="Cambria Math" m:hAnsi="Cambria Math"/>
+                  <m:sty m:val="p"/>
+                  <m:sz m:val="21"/>
+                  <m:szCs m:val="21"/>
+                </m:rPr>
+                <m:t>4</m:t>
+              </m:r>
+            </m:oMath>
+          </w:p>
+        </w:tc>
+        <w:tc>
+          <w:tcPr>
+            <w:tcW w:type="dxa" w:w="2296"/>
+          </w:tcPr>
+          <w:p>
+            <w:pPr>
+              <w:spacing w:before="20" w:after="0" w:line="300" w:lineRule="auto"/>
+            </w:pPr>
+            <w:r>
+              <w:rPr>
+                <w:rFonts w:ascii="Times New Roman" w:hAnsi="Times New Roman" w:eastAsia="宋体"/>
+                <w:b/>
+                <w:i w:val="0"/>
+                <w:sz w:val="21"/>
+              </w:rPr>
+              <w:t>D．</w:t>
+            </w:r>
+            <m:oMath>
+              <m:r>
+                <m:rPr>
+                  <m:rFonts m:ascii="Cambria Math" m:hAnsi="Cambria Math"/>
+                  <m:sty m:val="p"/>
+                  <m:sz m:val="21"/>
+                  <m:szCs m:val="21"/>
+                </m:rPr>
+                <m:t>5</m:t>
+              </m:r>
+            </m:oMath>
+          </w:p>
+        </w:tc>
+      </w:tr>
+    </w:tbl>
+    <w:p>
+      <w:pPr>
+        <w:spacing w:before="0" w:after="20" w:line="336" w:lineRule="auto"/>
+      </w:pPr>
+    </w:p>
+    <w:p>
+      <w:pPr>
+        <w:keepNext/>
+        <w:spacing w:before="120" w:after="40" w:line="336" w:lineRule="auto"/>
+        <w:ind w:left="482" w:hanging="482"/>
+      </w:pPr>
+      <w:r>
+        <w:rPr>
+          <w:rFonts w:ascii="Times New Roman" w:hAnsi="Times New Roman" w:eastAsia="宋体"/>
+          <w:b/>
+          <w:i w:val="0"/>
+          <w:color w:val="1F3864"/>
+          <w:sz w:val="21"/>
+        </w:rPr>
+        <w:t>9．</w:t>
+      </w:r>
+      <w:r>
+        <w:rPr>
+          <w:rFonts w:ascii="Times New Roman" w:hAnsi="Times New Roman" w:eastAsia="宋体"/>
+          <w:b w:val="0"/>
+          <w:i w:val="0"/>
+          <w:sz w:val="21"/>
+        </w:rPr>
+        <w:t xml:space="preserve">高斯是德国著名的数学家，近代数学奠基者之一，享有“数学王子”的称号．为了纪念数学家高斯，人们把函数 </w:t>
+      </w:r>
+      <m:oMath>
+        <m:r>
+          <m:rPr>
+            <m:rFonts m:ascii="Cambria Math" m:hAnsi="Cambria Math"/>
+            <m:i/>
+            <m:sty m:val="i"/>
+            <m:sz m:val="21"/>
+            <m:szCs m:val="21"/>
+          </m:rPr>
+          <m:t>y</m:t>
+        </m:r>
+        <m:r>
+          <m:rPr>
+            <m:rFonts m:ascii="Cambria Math" m:hAnsi="Cambria Math"/>
+            <m:sty m:val="p"/>
+            <m:sz m:val="21"/>
+            <m:szCs m:val="21"/>
+          </m:rPr>
+          <m:t>=[</m:t>
+        </m:r>
+        <m:r>
+          <m:rPr>
+            <m:rFonts m:ascii="Cambria Math" m:hAnsi="Cambria Math"/>
+            <m:i/>
+            <m:sty m:val="i"/>
+            <m:sz m:val="21"/>
+            <m:szCs m:val="21"/>
+          </m:rPr>
+          <m:t>x</m:t>
+        </m:r>
+        <m:r>
+          <m:rPr>
+            <m:rFonts m:ascii="Cambria Math" m:hAnsi="Cambria Math"/>
+            <m:sty m:val="p"/>
+            <m:sz m:val="21"/>
+            <m:szCs m:val="21"/>
+          </m:rPr>
+          <m:t>]</m:t>
+        </m:r>
+      </m:oMath>
+      <w:r>
+        <w:rPr>
+          <w:rFonts w:ascii="Times New Roman" w:hAnsi="Times New Roman" w:eastAsia="宋体"/>
+          <w:b w:val="0"/>
+          <w:i w:val="0"/>
+          <w:sz w:val="21"/>
+        </w:rPr>
+        <w:t>（</w:t>
+      </w:r>
+      <m:oMath>
+        <m:r>
+          <m:rPr>
+            <m:rFonts m:ascii="Cambria Math" m:hAnsi="Cambria Math"/>
+            <m:i/>
+            <m:sty m:val="i"/>
+            <m:sz m:val="21"/>
+            <m:szCs m:val="21"/>
+          </m:rPr>
+          <m:t>x</m:t>
+        </m:r>
+        <m:r>
+          <m:rPr>
+            <m:rFonts m:ascii="Cambria Math" m:hAnsi="Cambria Math"/>
+            <m:sty m:val="p"/>
+            <m:sz m:val="21"/>
+            <m:szCs m:val="21"/>
+          </m:rPr>
+          <m:t>∈</m:t>
+        </m:r>
+        <m:r>
+          <m:rPr>
+            <m:rFonts m:ascii="Cambria Math" m:hAnsi="Cambria Math"/>
+            <m:i/>
+            <m:sty m:val="i"/>
+            <m:sz m:val="21"/>
+            <m:szCs m:val="21"/>
+          </m:rPr>
+          <m:t>mathbb</m:t>
+        </m:r>
+        <m:r>
+          <m:rPr>
+            <m:rFonts m:ascii="Cambria Math" m:hAnsi="Cambria Math"/>
+            <m:sty m:val="p"/>
+            <m:sz m:val="21"/>
+            <m:szCs m:val="21"/>
+          </m:rPr>
+          <m:t> </m:t>
+        </m:r>
+        <m:r>
+          <m:rPr>
+            <m:rFonts m:ascii="Cambria Math" m:hAnsi="Cambria Math"/>
+            <m:i/>
+            <m:sty m:val="i"/>
+            <m:sz m:val="21"/>
+            <m:szCs m:val="21"/>
+          </m:rPr>
+          <m:t>R</m:t>
+        </m:r>
+      </m:oMath>
+      <w:r>
+        <w:rPr>
+          <w:rFonts w:ascii="Times New Roman" w:hAnsi="Times New Roman" w:eastAsia="宋体"/>
+          <w:b w:val="0"/>
+          <w:i w:val="0"/>
+          <w:sz w:val="21"/>
+        </w:rPr>
+        <w:t xml:space="preserve">）称为高斯函数，其中 </w:t>
+      </w:r>
+      <m:oMath>
+        <m:r>
+          <m:rPr>
+            <m:rFonts m:ascii="Cambria Math" m:hAnsi="Cambria Math"/>
+            <m:sty m:val="p"/>
+            <m:sz m:val="21"/>
+            <m:szCs m:val="21"/>
+          </m:rPr>
+          <m:t>[</m:t>
+        </m:r>
+        <m:r>
+          <m:rPr>
+            <m:rFonts m:ascii="Cambria Math" m:hAnsi="Cambria Math"/>
+            <m:i/>
+            <m:sty m:val="i"/>
+            <m:sz m:val="21"/>
+            <m:szCs m:val="21"/>
+          </m:rPr>
+          <m:t>x</m:t>
+        </m:r>
+        <m:r>
+          <m:rPr>
+            <m:rFonts m:ascii="Cambria Math" m:hAnsi="Cambria Math"/>
+            <m:sty m:val="p"/>
+            <m:sz m:val="21"/>
+            <m:szCs m:val="21"/>
+          </m:rPr>
+          <m:t>]</m:t>
+        </m:r>
+      </m:oMath>
+      <w:r>
+        <w:rPr>
+          <w:rFonts w:ascii="Times New Roman" w:hAnsi="Times New Roman" w:eastAsia="宋体"/>
+          <w:b w:val="0"/>
+          <w:i w:val="0"/>
+          <w:sz w:val="21"/>
+        </w:rPr>
+        <w:t xml:space="preserve"> 表示不超过 </w:t>
+      </w:r>
+      <m:oMath>
+        <m:r>
+          <m:rPr>
+            <m:rFonts m:ascii="Cambria Math" m:hAnsi="Cambria Math"/>
+            <m:i/>
+            <m:sty m:val="i"/>
+            <m:sz m:val="21"/>
+            <m:szCs m:val="21"/>
+          </m:rPr>
+          <m:t>x</m:t>
+        </m:r>
+      </m:oMath>
+      <w:r>
+        <w:rPr>
+          <w:rFonts w:ascii="Times New Roman" w:hAnsi="Times New Roman" w:eastAsia="宋体"/>
+          <w:b w:val="0"/>
+          <w:i w:val="0"/>
+          <w:sz w:val="21"/>
+        </w:rPr>
+        <w:t xml:space="preserve"> 的最大整数．设 </w:t>
+      </w:r>
+      <m:oMath>
+        <m:r>
+          <m:rPr>
+            <m:rFonts m:ascii="Cambria Math" m:hAnsi="Cambria Math"/>
+            <m:sty m:val="p"/>
+            <m:sz m:val="21"/>
+            <m:szCs m:val="21"/>
+          </m:rPr>
+          <m:t>{</m:t>
+        </m:r>
+        <m:r>
+          <m:rPr>
+            <m:rFonts m:ascii="Cambria Math" m:hAnsi="Cambria Math"/>
+            <m:i/>
+            <m:sty m:val="i"/>
+            <m:sz m:val="21"/>
+            <m:szCs m:val="21"/>
+          </m:rPr>
+          <m:t>x</m:t>
+        </m:r>
+        <m:r>
+          <m:rPr>
+            <m:rFonts m:ascii="Cambria Math" m:hAnsi="Cambria Math"/>
+            <m:sty m:val="p"/>
+            <m:sz m:val="21"/>
+            <m:szCs m:val="21"/>
+          </m:rPr>
+          <m:t>}=</m:t>
+        </m:r>
+        <m:r>
+          <m:rPr>
+            <m:rFonts m:ascii="Cambria Math" m:hAnsi="Cambria Math"/>
+            <m:i/>
+            <m:sty m:val="i"/>
+            <m:sz m:val="21"/>
+            <m:szCs m:val="21"/>
+          </m:rPr>
+          <m:t>x</m:t>
+        </m:r>
+        <m:r>
+          <m:rPr>
+            <m:rFonts m:ascii="Cambria Math" m:hAnsi="Cambria Math"/>
+            <m:sty m:val="p"/>
+            <m:sz m:val="21"/>
+            <m:szCs m:val="21"/>
+          </m:rPr>
+          <m:t>-[</m:t>
+        </m:r>
+        <m:r>
+          <m:rPr>
+            <m:rFonts m:ascii="Cambria Math" m:hAnsi="Cambria Math"/>
+            <m:i/>
+            <m:sty m:val="i"/>
+            <m:sz m:val="21"/>
+            <m:szCs m:val="21"/>
+          </m:rPr>
+          <m:t>x</m:t>
+        </m:r>
+        <m:r>
+          <m:rPr>
+            <m:rFonts m:ascii="Cambria Math" m:hAnsi="Cambria Math"/>
+            <m:sty m:val="p"/>
+            <m:sz m:val="21"/>
+            <m:szCs m:val="21"/>
+          </m:rPr>
+          <m:t>]</m:t>
+        </m:r>
+      </m:oMath>
+      <w:r>
+        <w:rPr>
+          <w:rFonts w:ascii="Times New Roman" w:hAnsi="Times New Roman" w:eastAsia="宋体"/>
+          <w:b w:val="0"/>
+          <w:i w:val="0"/>
+          <w:sz w:val="21"/>
+        </w:rPr>
+        <w:t xml:space="preserve">，则函数 </w:t>
+      </w:r>
+      <m:oMath>
+        <m:r>
+          <m:rPr>
+            <m:rFonts m:ascii="Cambria Math" m:hAnsi="Cambria Math"/>
+            <m:sty m:val="p"/>
+            <m:sz m:val="21"/>
+            <m:szCs m:val="21"/>
+          </m:rPr>
+          <m:t>f(</m:t>
+        </m:r>
+        <m:r>
+          <m:rPr>
+            <m:rFonts m:ascii="Cambria Math" m:hAnsi="Cambria Math"/>
+            <m:i/>
+            <m:sty m:val="i"/>
+            <m:sz m:val="21"/>
+            <m:szCs m:val="21"/>
+          </m:rPr>
+          <m:t>x</m:t>
+        </m:r>
+        <m:r>
+          <m:rPr>
+            <m:rFonts m:ascii="Cambria Math" m:hAnsi="Cambria Math"/>
+            <m:sty m:val="p"/>
+            <m:sz m:val="21"/>
+            <m:szCs m:val="21"/>
+          </m:rPr>
+          <m:t>)=2</m:t>
+        </m:r>
+        <m:r>
+          <m:rPr>
+            <m:rFonts m:ascii="Cambria Math" m:hAnsi="Cambria Math"/>
+            <m:i/>
+            <m:sty m:val="i"/>
+            <m:sz m:val="21"/>
+            <m:szCs m:val="21"/>
+          </m:rPr>
+          <m:t>x</m:t>
+        </m:r>
+        <m:r>
+          <m:rPr>
+            <m:rFonts m:ascii="Cambria Math" m:hAnsi="Cambria Math"/>
+            <m:sty m:val="p"/>
+            <m:sz m:val="21"/>
+            <m:szCs m:val="21"/>
+          </m:rPr>
+          <m:t>{</m:t>
+        </m:r>
+        <m:r>
+          <m:rPr>
+            <m:rFonts m:ascii="Cambria Math" m:hAnsi="Cambria Math"/>
+            <m:i/>
+            <m:sty m:val="i"/>
+            <m:sz m:val="21"/>
+            <m:szCs m:val="21"/>
+          </m:rPr>
+          <m:t>x</m:t>
+        </m:r>
+        <m:r>
+          <m:rPr>
+            <m:rFonts m:ascii="Cambria Math" m:hAnsi="Cambria Math"/>
+            <m:sty m:val="p"/>
+            <m:sz m:val="21"/>
+            <m:szCs m:val="21"/>
+          </m:rPr>
+          <m:t>}-</m:t>
+        </m:r>
+        <m:r>
+          <m:rPr>
+            <m:rFonts m:ascii="Cambria Math" m:hAnsi="Cambria Math"/>
+            <m:i/>
+            <m:sty m:val="i"/>
+            <m:sz m:val="21"/>
+            <m:szCs m:val="21"/>
+          </m:rPr>
+          <m:t>x</m:t>
+        </m:r>
+        <m:r>
+          <m:rPr>
+            <m:rFonts m:ascii="Cambria Math" m:hAnsi="Cambria Math"/>
+            <m:sty m:val="p"/>
+            <m:sz m:val="21"/>
+            <m:szCs m:val="21"/>
+          </m:rPr>
+          <m:t>-1</m:t>
+        </m:r>
+      </m:oMath>
+      <w:r>
+        <w:rPr>
+          <w:rFonts w:ascii="Times New Roman" w:hAnsi="Times New Roman" w:eastAsia="宋体"/>
+          <w:b w:val="0"/>
+          <w:i w:val="0"/>
+          <w:sz w:val="21"/>
+        </w:rPr>
+        <w:t xml:space="preserve"> 的所有零点之和为（　　）</w:t>
+      </w:r>
+    </w:p>
+    <w:tbl>
+      <w:tblPr>
+        <w:tblW w:type="auto" w:w="0"/>
+        <w:tblLook w:firstColumn="1" w:firstRow="1" w:lastColumn="0" w:lastRow="0" w:noHBand="0" w:noVBand="1" w:val="04A0"/>
+        <w:tblInd w:w="482" w:type="dxa"/>
+        <w:tblBorders>
+          <w:top w:val="none" w:sz="0"/>
+          <w:left w:val="none" w:sz="0"/>
+          <w:bottom w:val="none" w:sz="0"/>
+          <w:right w:val="none" w:sz="0"/>
+          <w:insideH w:val="none" w:sz="0"/>
+          <w:insideV w:val="none" w:sz="0"/>
+        </w:tblBorders>
+        <w:tblLayout w:type="fixed"/>
+      </w:tblPr>
+      <w:tblGrid>
+        <w:gridCol w:w="2296"/>
+        <w:gridCol w:w="2296"/>
+        <w:gridCol w:w="2296"/>
+        <w:gridCol w:w="2296"/>
+      </w:tblGrid>
+      <w:tr>
+        <w:trPr>
+          <w:cantSplit w:val="0"/>
+          <w:keepNext w:val="0"/>
+        </w:trPr>
+        <w:tc>
+          <w:tcPr>
+            <w:tcW w:type="dxa" w:w="2296"/>
+          </w:tcPr>
+          <w:p>
+            <w:pPr>
+              <w:spacing w:before="20" w:after="0" w:line="300" w:lineRule="auto"/>
+            </w:pPr>
+            <w:r>
+              <w:rPr>
+                <w:rFonts w:ascii="Times New Roman" w:hAnsi="Times New Roman" w:eastAsia="宋体"/>
+                <w:b/>
+                <w:i w:val="0"/>
+                <w:sz w:val="21"/>
+              </w:rPr>
+              <w:t>A．</w:t>
+            </w:r>
+            <m:oMath>
+              <m:r>
+                <m:rPr>
+                  <m:rFonts m:ascii="Cambria Math" m:hAnsi="Cambria Math"/>
+                  <m:sty m:val="p"/>
+                  <m:sz m:val="21"/>
+                  <m:szCs m:val="21"/>
+                </m:rPr>
+                <m:t>-1</m:t>
+              </m:r>
+            </m:oMath>
+          </w:p>
+        </w:tc>
+        <w:tc>
+          <w:tcPr>
+            <w:tcW w:type="dxa" w:w="2296"/>
+          </w:tcPr>
+          <w:p>
+            <w:pPr>
+              <w:spacing w:before="20" w:after="0" w:line="300" w:lineRule="auto"/>
+            </w:pPr>
+            <w:r>
+              <w:rPr>
+                <w:rFonts w:ascii="Times New Roman" w:hAnsi="Times New Roman" w:eastAsia="宋体"/>
+                <w:b/>
+                <w:i w:val="0"/>
+                <w:sz w:val="21"/>
+              </w:rPr>
+              <w:t>B．</w:t>
+            </w:r>
+            <m:oMath>
+              <m:r>
+                <m:rPr>
+                  <m:rFonts m:ascii="Cambria Math" m:hAnsi="Cambria Math"/>
+                  <m:sty m:val="p"/>
+                  <m:sz m:val="21"/>
+                  <m:szCs m:val="21"/>
+                </m:rPr>
+                <m:t>0</m:t>
+              </m:r>
+            </m:oMath>
+          </w:p>
+        </w:tc>
+        <w:tc>
+          <w:tcPr>
+            <w:tcW w:type="dxa" w:w="2296"/>
+          </w:tcPr>
+          <w:p>
+            <w:pPr>
+              <w:spacing w:before="20" w:after="0" w:line="300" w:lineRule="auto"/>
+            </w:pPr>
+            <w:r>
+              <w:rPr>
+                <w:rFonts w:ascii="Times New Roman" w:hAnsi="Times New Roman" w:eastAsia="宋体"/>
+                <w:b/>
+                <w:i w:val="0"/>
+                <w:sz w:val="21"/>
+              </w:rPr>
+              <w:t>C．</w:t>
+            </w:r>
+            <m:oMath>
+              <m:r>
+                <m:rPr>
+                  <m:rFonts m:ascii="Cambria Math" m:hAnsi="Cambria Math"/>
+                  <m:sty m:val="p"/>
+                  <m:sz m:val="21"/>
+                  <m:szCs m:val="21"/>
+                </m:rPr>
+                <m:t>1</m:t>
+              </m:r>
+            </m:oMath>
+          </w:p>
+        </w:tc>
+        <w:tc>
+          <w:tcPr>
+            <w:tcW w:type="dxa" w:w="2296"/>
+          </w:tcPr>
+          <w:p>
+            <w:pPr>
+              <w:spacing w:before="20" w:after="0" w:line="300" w:lineRule="auto"/>
+            </w:pPr>
+            <w:r>
+              <w:rPr>
+                <w:rFonts w:ascii="Times New Roman" w:hAnsi="Times New Roman" w:eastAsia="宋体"/>
+                <w:b/>
+                <w:i w:val="0"/>
+                <w:sz w:val="21"/>
+              </w:rPr>
+              <w:t>D．</w:t>
+            </w:r>
+            <m:oMath>
+              <m:r>
+                <m:rPr>
+                  <m:rFonts m:ascii="Cambria Math" m:hAnsi="Cambria Math"/>
+                  <m:sty m:val="p"/>
+                  <m:sz m:val="21"/>
+                  <m:szCs m:val="21"/>
+                </m:rPr>
+                <m:t>2</m:t>
+              </m:r>
+            </m:oMath>
+          </w:p>
+        </w:tc>
+      </w:tr>
+    </w:tbl>
+    <w:p>
+      <w:pPr>
+        <w:spacing w:before="0" w:after="20" w:line="336" w:lineRule="auto"/>
+      </w:pPr>
+    </w:p>
+    <w:p>
+      <w:pPr>
+        <w:keepNext/>
+        <w:spacing w:before="120" w:after="40" w:line="336" w:lineRule="auto"/>
+        <w:ind w:left="482" w:hanging="482"/>
+      </w:pPr>
+      <w:r>
+        <w:rPr>
+          <w:rFonts w:ascii="Times New Roman" w:hAnsi="Times New Roman" w:eastAsia="宋体"/>
+          <w:b/>
+          <w:i w:val="0"/>
+          <w:color w:val="1F3864"/>
+          <w:sz w:val="21"/>
+        </w:rPr>
+        <w:t>10．</w:t>
+      </w:r>
+      <w:r>
+        <w:rPr>
+          <w:rFonts w:ascii="Times New Roman" w:hAnsi="Times New Roman" w:eastAsia="宋体"/>
+          <w:b w:val="0"/>
+          <w:i w:val="0"/>
+          <w:sz w:val="21"/>
+        </w:rPr>
+        <w:t xml:space="preserve">高斯函数 </w:t>
+      </w:r>
+      <m:oMath>
+        <m:r>
+          <m:rPr>
+            <m:rFonts m:ascii="Cambria Math" m:hAnsi="Cambria Math"/>
+            <m:sty m:val="p"/>
+            <m:sz m:val="21"/>
+            <m:szCs m:val="21"/>
+          </m:rPr>
+          <m:t>f(</m:t>
+        </m:r>
+        <m:r>
+          <m:rPr>
+            <m:rFonts m:ascii="Cambria Math" m:hAnsi="Cambria Math"/>
+            <m:i/>
+            <m:sty m:val="i"/>
+            <m:sz m:val="21"/>
+            <m:szCs m:val="21"/>
+          </m:rPr>
+          <m:t>x</m:t>
+        </m:r>
+        <m:r>
+          <m:rPr>
+            <m:rFonts m:ascii="Cambria Math" m:hAnsi="Cambria Math"/>
+            <m:sty m:val="p"/>
+            <m:sz m:val="21"/>
+            <m:szCs m:val="21"/>
+          </m:rPr>
+          <m:t>)=[</m:t>
+        </m:r>
+        <m:r>
+          <m:rPr>
+            <m:rFonts m:ascii="Cambria Math" m:hAnsi="Cambria Math"/>
+            <m:i/>
+            <m:sty m:val="i"/>
+            <m:sz m:val="21"/>
+            <m:szCs m:val="21"/>
+          </m:rPr>
+          <m:t>x</m:t>
+        </m:r>
+        <m:r>
+          <m:rPr>
+            <m:rFonts m:ascii="Cambria Math" m:hAnsi="Cambria Math"/>
+            <m:sty m:val="p"/>
+            <m:sz m:val="21"/>
+            <m:szCs m:val="21"/>
+          </m:rPr>
+          <m:t>]</m:t>
+        </m:r>
+      </m:oMath>
+      <w:r>
+        <w:rPr>
+          <w:rFonts w:ascii="Times New Roman" w:hAnsi="Times New Roman" w:eastAsia="宋体"/>
+          <w:b w:val="0"/>
+          <w:i w:val="0"/>
+          <w:sz w:val="21"/>
+        </w:rPr>
+        <w:t>（</w:t>
+      </w:r>
+      <m:oMath>
+        <m:r>
+          <m:rPr>
+            <m:rFonts m:ascii="Cambria Math" m:hAnsi="Cambria Math"/>
+            <m:sty m:val="p"/>
+            <m:sz m:val="21"/>
+            <m:szCs m:val="21"/>
+          </m:rPr>
+          <m:t>[</m:t>
+        </m:r>
+        <m:r>
+          <m:rPr>
+            <m:rFonts m:ascii="Cambria Math" m:hAnsi="Cambria Math"/>
+            <m:i/>
+            <m:sty m:val="i"/>
+            <m:sz m:val="21"/>
+            <m:szCs m:val="21"/>
+          </m:rPr>
+          <m:t>x</m:t>
+        </m:r>
+        <m:r>
+          <m:rPr>
+            <m:rFonts m:ascii="Cambria Math" m:hAnsi="Cambria Math"/>
+            <m:sty m:val="p"/>
+            <m:sz m:val="21"/>
+            <m:szCs m:val="21"/>
+          </m:rPr>
+          <m:t>]</m:t>
+        </m:r>
+      </m:oMath>
+      <w:r>
+        <w:rPr>
+          <w:rFonts w:ascii="Times New Roman" w:hAnsi="Times New Roman" w:eastAsia="宋体"/>
+          <w:b w:val="0"/>
+          <w:i w:val="0"/>
+          <w:sz w:val="21"/>
+        </w:rPr>
+        <w:t xml:space="preserve"> 表示不超过实数 </w:t>
+      </w:r>
+      <m:oMath>
+        <m:r>
+          <m:rPr>
+            <m:rFonts m:ascii="Cambria Math" m:hAnsi="Cambria Math"/>
+            <m:i/>
+            <m:sty m:val="i"/>
+            <m:sz m:val="21"/>
+            <m:szCs m:val="21"/>
+          </m:rPr>
+          <m:t>x</m:t>
+        </m:r>
+      </m:oMath>
+      <w:r>
+        <w:rPr>
+          <w:rFonts w:ascii="Times New Roman" w:hAnsi="Times New Roman" w:eastAsia="宋体"/>
+          <w:b w:val="0"/>
+          <w:i w:val="0"/>
+          <w:sz w:val="21"/>
+        </w:rPr>
+        <w:t xml:space="preserve"> 的最大整数），若函数 </w:t>
+      </w:r>
+      <m:oMath>
+        <m:r>
+          <m:rPr>
+            <m:rFonts m:ascii="Cambria Math" m:hAnsi="Cambria Math"/>
+            <m:sty m:val="p"/>
+            <m:sz m:val="21"/>
+            <m:szCs m:val="21"/>
+          </m:rPr>
+          <m:t>g(</m:t>
+        </m:r>
+        <m:r>
+          <m:rPr>
+            <m:rFonts m:ascii="Cambria Math" m:hAnsi="Cambria Math"/>
+            <m:i/>
+            <m:sty m:val="i"/>
+            <m:sz m:val="21"/>
+            <m:szCs m:val="21"/>
+          </m:rPr>
+          <m:t>x</m:t>
+        </m:r>
+        <m:r>
+          <m:rPr>
+            <m:rFonts m:ascii="Cambria Math" m:hAnsi="Cambria Math"/>
+            <m:sty m:val="p"/>
+            <m:sz m:val="21"/>
+            <m:szCs m:val="21"/>
+          </m:rPr>
+          <m:t>)=</m:t>
+        </m:r>
+        <m:sSup>
+          <m:e>
+            <m:r>
+              <m:rPr>
+                <m:rFonts m:ascii="Cambria Math" m:hAnsi="Cambria Math"/>
+                <m:i/>
+                <m:sty m:val="i"/>
+                <m:sz m:val="21"/>
+                <m:szCs m:val="21"/>
+              </m:rPr>
+              <m:t>e</m:t>
+            </m:r>
+          </m:e>
+          <m:sup>
+            <m:r>
+              <m:rPr>
+                <m:rFonts m:ascii="Cambria Math" m:hAnsi="Cambria Math"/>
+                <m:i/>
+                <m:sty m:val="i"/>
+                <m:sz m:val="21"/>
+                <m:szCs m:val="21"/>
+              </m:rPr>
+              <m:t>x</m:t>
+            </m:r>
+          </m:sup>
+        </m:sSup>
+        <m:r>
+          <m:rPr>
+            <m:rFonts m:ascii="Cambria Math" m:hAnsi="Cambria Math"/>
+            <m:sty m:val="p"/>
+            <m:sz m:val="21"/>
+            <m:szCs m:val="21"/>
+          </m:rPr>
+          <m:t>-</m:t>
+        </m:r>
+        <m:sSup>
+          <m:e>
+            <m:r>
+              <m:rPr>
+                <m:rFonts m:ascii="Cambria Math" m:hAnsi="Cambria Math"/>
+                <m:i/>
+                <m:sty m:val="i"/>
+                <m:sz m:val="21"/>
+                <m:szCs m:val="21"/>
+              </m:rPr>
+              <m:t>e</m:t>
+            </m:r>
+          </m:e>
+          <m:sup>
+            <m:r>
+              <m:rPr>
+                <m:rFonts m:ascii="Cambria Math" m:hAnsi="Cambria Math"/>
+                <m:sty m:val="p"/>
+                <m:sz m:val="21"/>
+                <m:szCs m:val="21"/>
+              </m:rPr>
+              <m:t>-</m:t>
+            </m:r>
+            <m:r>
+              <m:rPr>
+                <m:rFonts m:ascii="Cambria Math" m:hAnsi="Cambria Math"/>
+                <m:i/>
+                <m:sty m:val="i"/>
+                <m:sz m:val="21"/>
+                <m:szCs m:val="21"/>
+              </m:rPr>
+              <m:t>x</m:t>
+            </m:r>
+          </m:sup>
+        </m:sSup>
+        <m:r>
+          <m:rPr>
+            <m:rFonts m:ascii="Cambria Math" m:hAnsi="Cambria Math"/>
+            <m:sty m:val="p"/>
+            <m:sz m:val="21"/>
+            <m:szCs m:val="21"/>
+          </m:rPr>
+          <m:t>-2</m:t>
+        </m:r>
+      </m:oMath>
+      <w:r>
+        <w:rPr>
+          <w:rFonts w:ascii="Times New Roman" w:hAnsi="Times New Roman" w:eastAsia="宋体"/>
+          <w:b w:val="0"/>
+          <w:i w:val="0"/>
+          <w:sz w:val="21"/>
+        </w:rPr>
+        <w:t xml:space="preserve"> 的零点为 </w:t>
+      </w:r>
+      <m:oMath>
+        <m:sSub>
+          <m:e>
+            <m:r>
+              <m:rPr>
+                <m:rFonts m:ascii="Cambria Math" m:hAnsi="Cambria Math"/>
+                <m:i/>
+                <m:sty m:val="i"/>
+                <m:sz m:val="21"/>
+                <m:szCs m:val="21"/>
+              </m:rPr>
+              <m:t>x</m:t>
+            </m:r>
+          </m:e>
+          <m:sub>
+            <m:r>
+              <m:rPr>
+                <m:rFonts m:ascii="Cambria Math" m:hAnsi="Cambria Math"/>
+                <m:sty m:val="p"/>
+                <m:sz m:val="21"/>
+                <m:szCs m:val="21"/>
+              </m:rPr>
+              <m:t>0</m:t>
+            </m:r>
+          </m:sub>
+        </m:sSub>
+      </m:oMath>
+      <w:r>
+        <w:rPr>
+          <w:rFonts w:ascii="Times New Roman" w:hAnsi="Times New Roman" w:eastAsia="宋体"/>
+          <w:b w:val="0"/>
+          <w:i w:val="0"/>
+          <w:sz w:val="21"/>
+        </w:rPr>
+        <w:t xml:space="preserve">，则 </w:t>
+      </w:r>
+      <m:oMath>
+        <m:r>
+          <m:rPr>
+            <m:rFonts m:ascii="Cambria Math" m:hAnsi="Cambria Math"/>
+            <m:i/>
+            <m:sty m:val="i"/>
+            <m:sz m:val="21"/>
+            <m:szCs m:val="21"/>
+          </m:rPr>
+          <m:t>gbigl</m:t>
+        </m:r>
+        <m:r>
+          <m:rPr>
+            <m:rFonts m:ascii="Cambria Math" m:hAnsi="Cambria Math"/>
+            <m:sty m:val="p"/>
+            <m:sz m:val="21"/>
+            <m:szCs m:val="21"/>
+          </m:rPr>
+          <m:t>(f(</m:t>
+        </m:r>
+        <m:sSub>
+          <m:e>
+            <m:r>
+              <m:rPr>
+                <m:rFonts m:ascii="Cambria Math" m:hAnsi="Cambria Math"/>
+                <m:i/>
+                <m:sty m:val="i"/>
+                <m:sz m:val="21"/>
+                <m:szCs m:val="21"/>
+              </m:rPr>
+              <m:t>x</m:t>
+            </m:r>
+          </m:e>
+          <m:sub>
+            <m:r>
+              <m:rPr>
+                <m:rFonts m:ascii="Cambria Math" m:hAnsi="Cambria Math"/>
+                <m:sty m:val="p"/>
+                <m:sz m:val="21"/>
+                <m:szCs m:val="21"/>
+              </m:rPr>
+              <m:t>0</m:t>
+            </m:r>
+          </m:sub>
+        </m:sSub>
+        <m:r>
+          <m:rPr>
+            <m:rFonts m:ascii="Cambria Math" m:hAnsi="Cambria Math"/>
+            <m:sty m:val="p"/>
+            <m:sz m:val="21"/>
+            <m:szCs m:val="21"/>
+          </m:rPr>
+          <m:t>)</m:t>
+        </m:r>
+        <m:r>
+          <m:rPr>
+            <m:rFonts m:ascii="Cambria Math" m:hAnsi="Cambria Math"/>
+            <m:i/>
+            <m:sty m:val="i"/>
+            <m:sz m:val="21"/>
+            <m:szCs m:val="21"/>
+          </m:rPr>
+          <m:t>bigr</m:t>
+        </m:r>
+        <m:r>
+          <m:rPr>
+            <m:rFonts m:ascii="Cambria Math" m:hAnsi="Cambria Math"/>
+            <m:sty m:val="p"/>
+            <m:sz m:val="21"/>
+            <m:szCs m:val="21"/>
+          </m:rPr>
+          <m:t>)=</m:t>
+        </m:r>
+      </m:oMath>
+      <w:r>
+        <w:rPr>
+          <w:rFonts w:ascii="Times New Roman" w:hAnsi="Times New Roman" w:eastAsia="宋体"/>
+          <w:b w:val="0"/>
+          <w:i w:val="0"/>
+          <w:sz w:val="21"/>
+        </w:rPr>
+        <w:t>（　　）</w:t>
+      </w:r>
+    </w:p>
+    <w:tbl>
+      <w:tblPr>
+        <w:tblW w:type="auto" w:w="0"/>
+        <w:tblLook w:firstColumn="1" w:firstRow="1" w:lastColumn="0" w:lastRow="0" w:noHBand="0" w:noVBand="1" w:val="04A0"/>
+        <w:tblInd w:w="482" w:type="dxa"/>
+        <w:tblBorders>
+          <w:top w:val="none" w:sz="0"/>
+          <w:left w:val="none" w:sz="0"/>
+          <w:bottom w:val="none" w:sz="0"/>
+          <w:right w:val="none" w:sz="0"/>
+          <w:insideH w:val="none" w:sz="0"/>
+          <w:insideV w:val="none" w:sz="0"/>
+        </w:tblBorders>
+        <w:tblLayout w:type="fixed"/>
+      </w:tblPr>
+      <w:tblGrid>
+        <w:gridCol w:w="4592"/>
+        <w:gridCol w:w="4592"/>
+      </w:tblGrid>
+      <w:tr>
+        <w:trPr>
+          <w:cantSplit w:val="0"/>
+          <w:keepNext w:val="0"/>
+        </w:trPr>
+        <w:tc>
+          <w:tcPr>
+            <w:tcW w:type="dxa" w:w="4592"/>
+          </w:tcPr>
+          <w:p>
+            <w:pPr>
+              <w:spacing w:before="20" w:after="0" w:line="300" w:lineRule="auto"/>
+            </w:pPr>
+            <w:r>
+              <w:rPr>
+                <w:rFonts w:ascii="Times New Roman" w:hAnsi="Times New Roman" w:eastAsia="宋体"/>
+                <w:b/>
+                <w:i w:val="0"/>
+                <w:sz w:val="21"/>
+              </w:rPr>
+              <w:t>A．</w:t>
+            </w:r>
+            <m:oMath>
+              <m:r>
+                <m:rPr>
+                  <m:rFonts m:ascii="Cambria Math" m:hAnsi="Cambria Math"/>
+                  <m:sty m:val="p"/>
+                  <m:sz m:val="21"/>
+                  <m:szCs m:val="21"/>
+                </m:rPr>
+                <m:t>-</m:t>
+              </m:r>
+              <m:f>
+                <m:fPr>
+                  <m:type m:val="bar"/>
+                </m:fPr>
+                <m:num>
+                  <m:r>
+                    <m:rPr>
+                      <m:rFonts m:ascii="Cambria Math" m:hAnsi="Cambria Math"/>
+                      <m:sty m:val="p"/>
+                      <m:sz m:val="21"/>
+                      <m:szCs m:val="21"/>
+                    </m:rPr>
+                    <m:t>1</m:t>
+                  </m:r>
+                </m:num>
+                <m:den>
+                  <m:r>
+                    <m:rPr>
+                      <m:rFonts m:ascii="Cambria Math" m:hAnsi="Cambria Math"/>
+                      <m:i/>
+                      <m:sty m:val="i"/>
+                      <m:sz m:val="21"/>
+                      <m:szCs m:val="21"/>
+                    </m:rPr>
+                    <m:t>e</m:t>
+                  </m:r>
+                </m:den>
+              </m:f>
+              <m:r>
+                <m:rPr>
+                  <m:rFonts m:ascii="Cambria Math" m:hAnsi="Cambria Math"/>
+                  <m:sty m:val="p"/>
+                  <m:sz m:val="21"/>
+                  <m:szCs m:val="21"/>
+                </m:rPr>
+                <m:t>-2</m:t>
+              </m:r>
+            </m:oMath>
+          </w:p>
+        </w:tc>
+        <w:tc>
+          <w:tcPr>
+            <w:tcW w:type="dxa" w:w="4592"/>
+          </w:tcPr>
+          <w:p>
+            <w:pPr>
+              <w:spacing w:before="20" w:after="0" w:line="300" w:lineRule="auto"/>
+            </w:pPr>
+            <w:r>
+              <w:rPr>
+                <w:rFonts w:ascii="Times New Roman" w:hAnsi="Times New Roman" w:eastAsia="宋体"/>
+                <w:b/>
+                <w:i w:val="0"/>
+                <w:sz w:val="21"/>
+              </w:rPr>
+              <w:t>B．</w:t>
+            </w:r>
+            <m:oMath>
+              <m:r>
+                <m:rPr>
+                  <m:rFonts m:ascii="Cambria Math" m:hAnsi="Cambria Math"/>
+                  <m:sty m:val="p"/>
+                  <m:sz m:val="21"/>
+                  <m:szCs m:val="21"/>
+                </m:rPr>
+                <m:t>-2</m:t>
+              </m:r>
+            </m:oMath>
+          </w:p>
+        </w:tc>
+      </w:tr>
+      <w:tr>
+        <w:trPr>
+          <w:cantSplit w:val="0"/>
+          <w:keepNext w:val="0"/>
+        </w:trPr>
+        <w:tc>
+          <w:tcPr>
+            <w:tcW w:type="dxa" w:w="4592"/>
+          </w:tcPr>
+          <w:p>
+            <w:pPr>
+              <w:spacing w:before="20" w:after="0" w:line="300" w:lineRule="auto"/>
+            </w:pPr>
+            <w:r>
+              <w:rPr>
+                <w:rFonts w:ascii="Times New Roman" w:hAnsi="Times New Roman" w:eastAsia="宋体"/>
+                <w:b/>
+                <w:i w:val="0"/>
+                <w:sz w:val="21"/>
+              </w:rPr>
+              <w:t>C．</w:t>
+            </w:r>
+            <m:oMath>
+              <m:r>
+                <m:rPr>
+                  <m:rFonts m:ascii="Cambria Math" m:hAnsi="Cambria Math"/>
+                  <m:i/>
+                  <m:sty m:val="i"/>
+                  <m:sz m:val="21"/>
+                  <m:szCs m:val="21"/>
+                </m:rPr>
+                <m:t>e</m:t>
+              </m:r>
+              <m:r>
+                <m:rPr>
+                  <m:rFonts m:ascii="Cambria Math" m:hAnsi="Cambria Math"/>
+                  <m:sty m:val="p"/>
+                  <m:sz m:val="21"/>
+                  <m:szCs m:val="21"/>
+                </m:rPr>
+                <m:t>-</m:t>
+              </m:r>
+              <m:f>
+                <m:fPr>
+                  <m:type m:val="bar"/>
+                </m:fPr>
+                <m:num>
+                  <m:r>
+                    <m:rPr>
+                      <m:rFonts m:ascii="Cambria Math" m:hAnsi="Cambria Math"/>
+                      <m:sty m:val="p"/>
+                      <m:sz m:val="21"/>
+                      <m:szCs m:val="21"/>
+                    </m:rPr>
+                    <m:t>1</m:t>
+                  </m:r>
+                </m:num>
+                <m:den>
+                  <m:r>
+                    <m:rPr>
+                      <m:rFonts m:ascii="Cambria Math" m:hAnsi="Cambria Math"/>
+                      <m:i/>
+                      <m:sty m:val="i"/>
+                      <m:sz m:val="21"/>
+                      <m:szCs m:val="21"/>
+                    </m:rPr>
+                    <m:t>e</m:t>
+                  </m:r>
+                </m:den>
+              </m:f>
+              <m:r>
+                <m:rPr>
+                  <m:rFonts m:ascii="Cambria Math" m:hAnsi="Cambria Math"/>
+                  <m:sty m:val="p"/>
+                  <m:sz m:val="21"/>
+                  <m:szCs m:val="21"/>
+                </m:rPr>
+                <m:t>-2</m:t>
+              </m:r>
+            </m:oMath>
+          </w:p>
+        </w:tc>
+        <w:tc>
+          <w:tcPr>
+            <w:tcW w:type="dxa" w:w="4592"/>
+          </w:tcPr>
+          <w:p>
+            <w:pPr>
+              <w:spacing w:before="20" w:after="0" w:line="300" w:lineRule="auto"/>
+            </w:pPr>
+            <w:r>
+              <w:rPr>
+                <w:rFonts w:ascii="Times New Roman" w:hAnsi="Times New Roman" w:eastAsia="宋体"/>
+                <w:b/>
+                <w:i w:val="0"/>
+                <w:sz w:val="21"/>
+              </w:rPr>
+              <w:t>D．</w:t>
+            </w:r>
+            <m:oMath>
+              <m:sSup>
+                <m:e>
+                  <m:r>
+                    <m:rPr>
+                      <m:rFonts m:ascii="Cambria Math" m:hAnsi="Cambria Math"/>
+                      <m:i/>
+                      <m:sty m:val="i"/>
+                      <m:sz m:val="21"/>
+                      <m:szCs m:val="21"/>
+                    </m:rPr>
+                    <m:t>e</m:t>
+                  </m:r>
+                </m:e>
+                <m:sup>
+                  <m:r>
+                    <m:rPr>
+                      <m:rFonts m:ascii="Cambria Math" m:hAnsi="Cambria Math"/>
+                      <m:sty m:val="p"/>
+                      <m:sz m:val="21"/>
+                      <m:szCs m:val="21"/>
+                    </m:rPr>
+                    <m:t>2</m:t>
+                  </m:r>
+                </m:sup>
+              </m:sSup>
+              <m:r>
+                <m:rPr>
+                  <m:rFonts m:ascii="Cambria Math" m:hAnsi="Cambria Math"/>
+                  <m:sty m:val="p"/>
+                  <m:sz m:val="21"/>
+                  <m:szCs m:val="21"/>
+                </m:rPr>
+                <m:t>-</m:t>
+              </m:r>
+              <m:f>
+                <m:fPr>
+                  <m:type m:val="bar"/>
+                </m:fPr>
+                <m:num>
+                  <m:r>
+                    <m:rPr>
+                      <m:rFonts m:ascii="Cambria Math" m:hAnsi="Cambria Math"/>
+                      <m:sty m:val="p"/>
+                      <m:sz m:val="21"/>
+                      <m:szCs m:val="21"/>
+                    </m:rPr>
+                    <m:t>1</m:t>
+                  </m:r>
+                </m:num>
+                <m:den>
+                  <m:sSup>
+                    <m:e>
+                      <m:r>
+                        <m:rPr>
+                          <m:rFonts m:ascii="Cambria Math" m:hAnsi="Cambria Math"/>
+                          <m:i/>
+                          <m:sty m:val="i"/>
+                          <m:sz m:val="21"/>
+                          <m:szCs m:val="21"/>
+                        </m:rPr>
+                        <m:t>e</m:t>
+                      </m:r>
+                    </m:e>
+                    <m:sup>
+                      <m:r>
+                        <m:rPr>
+                          <m:rFonts m:ascii="Cambria Math" m:hAnsi="Cambria Math"/>
+                          <m:sty m:val="p"/>
+                          <m:sz m:val="21"/>
+                          <m:szCs m:val="21"/>
+                        </m:rPr>
+                        <m:t>2</m:t>
+                      </m:r>
+                    </m:sup>
+                  </m:sSup>
+                </m:den>
+              </m:f>
+              <m:r>
+                <m:rPr>
+                  <m:rFonts m:ascii="Cambria Math" m:hAnsi="Cambria Math"/>
+                  <m:sty m:val="p"/>
+                  <m:sz m:val="21"/>
+                  <m:szCs m:val="21"/>
+                </m:rPr>
+                <m:t>-2</m:t>
+              </m:r>
+            </m:oMath>
+          </w:p>
+        </w:tc>
+      </w:tr>
+    </w:tbl>
+    <w:p>
+      <w:pPr>
+        <w:spacing w:before="0" w:after="20" w:line="336" w:lineRule="auto"/>
+      </w:pPr>
+    </w:p>
+    <w:p>
+      <w:pPr>
+        <w:keepNext/>
+        <w:spacing w:before="120" w:after="40" w:line="336" w:lineRule="auto"/>
+        <w:ind w:left="482" w:hanging="482"/>
+      </w:pPr>
+      <w:r>
+        <w:rPr>
+          <w:rFonts w:ascii="Times New Roman" w:hAnsi="Times New Roman" w:eastAsia="宋体"/>
+          <w:b/>
+          <w:i w:val="0"/>
+          <w:color w:val="1F3864"/>
+          <w:sz w:val="21"/>
+        </w:rPr>
+        <w:t>11．</w:t>
+      </w:r>
+      <w:r>
+        <w:rPr>
+          <w:rFonts w:ascii="Times New Roman" w:hAnsi="Times New Roman" w:eastAsia="宋体"/>
+          <w:b w:val="0"/>
+          <w:i w:val="0"/>
+          <w:sz w:val="21"/>
+        </w:rPr>
+        <w:t xml:space="preserve">设 </w:t>
+      </w:r>
+      <m:oMath>
+        <m:r>
+          <m:rPr>
+            <m:rFonts m:ascii="Cambria Math" m:hAnsi="Cambria Math"/>
+            <m:i/>
+            <m:sty m:val="i"/>
+            <m:sz m:val="21"/>
+            <m:szCs m:val="21"/>
+          </m:rPr>
+          <m:t>a</m:t>
+        </m:r>
+        <m:r>
+          <m:rPr>
+            <m:rFonts m:ascii="Cambria Math" m:hAnsi="Cambria Math"/>
+            <m:sty m:val="p"/>
+            <m:sz m:val="21"/>
+            <m:szCs m:val="21"/>
+          </m:rPr>
+          <m:t>∈</m:t>
+        </m:r>
+        <m:r>
+          <m:rPr>
+            <m:rFonts m:ascii="Cambria Math" m:hAnsi="Cambria Math"/>
+            <m:i/>
+            <m:sty m:val="i"/>
+            <m:sz m:val="21"/>
+            <m:szCs m:val="21"/>
+          </m:rPr>
+          <m:t>mathbb</m:t>
+        </m:r>
+        <m:r>
+          <m:rPr>
+            <m:rFonts m:ascii="Cambria Math" m:hAnsi="Cambria Math"/>
+            <m:sty m:val="p"/>
+            <m:sz m:val="21"/>
+            <m:szCs m:val="21"/>
+          </m:rPr>
+          <m:t> </m:t>
+        </m:r>
+        <m:r>
+          <m:rPr>
+            <m:rFonts m:ascii="Cambria Math" m:hAnsi="Cambria Math"/>
+            <m:i/>
+            <m:sty m:val="i"/>
+            <m:sz m:val="21"/>
+            <m:szCs m:val="21"/>
+          </m:rPr>
+          <m:t>R</m:t>
+        </m:r>
+      </m:oMath>
+      <w:r>
+        <w:rPr>
+          <w:rFonts w:ascii="Times New Roman" w:hAnsi="Times New Roman" w:eastAsia="宋体"/>
+          <w:b w:val="0"/>
+          <w:i w:val="0"/>
+          <w:sz w:val="21"/>
+        </w:rPr>
+        <w:t xml:space="preserve">，函数 </w:t>
+      </w:r>
+      <m:oMath>
+        <m:r>
+          <m:rPr>
+            <m:rFonts m:ascii="Cambria Math" m:hAnsi="Cambria Math"/>
+            <m:sty m:val="p"/>
+            <m:sz m:val="21"/>
+            <m:szCs m:val="21"/>
+          </m:rPr>
+          <m:t>f(</m:t>
+        </m:r>
+        <m:r>
+          <m:rPr>
+            <m:rFonts m:ascii="Cambria Math" m:hAnsi="Cambria Math"/>
+            <m:i/>
+            <m:sty m:val="i"/>
+            <m:sz m:val="21"/>
+            <m:szCs m:val="21"/>
+          </m:rPr>
+          <m:t>x</m:t>
+        </m:r>
+        <m:r>
+          <m:rPr>
+            <m:rFonts m:ascii="Cambria Math" m:hAnsi="Cambria Math"/>
+            <m:sty m:val="p"/>
+            <m:sz m:val="21"/>
+            <m:szCs m:val="21"/>
+          </m:rPr>
+          <m:t>)=</m:t>
+        </m:r>
+        <m:d>
+          <m:dPr>
+            <m:begChr m:val="{"/>
+            <m:sepChr m:val=""/>
+            <m:endChr m:val=""/>
+            <m:grow m:val="on"/>
+            <m:shp m:val="match"/>
+          </m:dPr>
+          <m:e>
+            <m:m>
+              <m:mPr>
+                <m:mcs>
+                  <m:mc>
+                    <m:mcPr>
+                      <m:count m:val="3"/>
+                      <m:mcJc m:val="left"/>
+                    </m:mcPr>
+                  </m:mc>
+                </m:mcs>
+              </m:mPr>
+              <m:mr>
+                <m:e>
+                  <m:r>
+                    <m:rPr>
+                      <m:rFonts m:ascii="Cambria Math" m:hAnsi="Cambria Math"/>
+                      <m:sty m:val="p"/>
+                      <m:sz m:val="21"/>
+                      <m:szCs m:val="21"/>
+                    </m:rPr>
+                    <m:t>cos(2</m:t>
+                  </m:r>
+                  <m:r>
+                    <m:rPr>
+                      <m:rFonts m:ascii="Cambria Math" m:hAnsi="Cambria Math"/>
+                      <m:i/>
+                      <m:sty m:val="i"/>
+                      <m:sz m:val="21"/>
+                      <m:szCs m:val="21"/>
+                    </m:rPr>
+                    <m:t>π</m:t>
+                  </m:r>
+                  <m:r>
+                    <m:rPr>
+                      <m:rFonts m:ascii="Cambria Math" m:hAnsi="Cambria Math"/>
+                      <m:sty m:val="p"/>
+                      <m:sz m:val="21"/>
+                      <m:szCs m:val="21"/>
+                    </m:rPr>
+                    <m:t> </m:t>
+                  </m:r>
+                  <m:r>
+                    <m:rPr>
+                      <m:rFonts m:ascii="Cambria Math" m:hAnsi="Cambria Math"/>
+                      <m:i/>
+                      <m:sty m:val="i"/>
+                      <m:sz m:val="21"/>
+                      <m:szCs m:val="21"/>
+                    </m:rPr>
+                    <m:t>x</m:t>
+                  </m:r>
+                  <m:r>
+                    <m:rPr>
+                      <m:rFonts m:ascii="Cambria Math" m:hAnsi="Cambria Math"/>
+                      <m:sty m:val="p"/>
+                      <m:sz m:val="21"/>
+                      <m:szCs m:val="21"/>
+                    </m:rPr>
+                    <m:t>-2</m:t>
+                  </m:r>
+                  <m:r>
+                    <m:rPr>
+                      <m:rFonts m:ascii="Cambria Math" m:hAnsi="Cambria Math"/>
+                      <m:i/>
+                      <m:sty m:val="i"/>
+                      <m:sz m:val="21"/>
+                      <m:szCs m:val="21"/>
+                    </m:rPr>
+                    <m:t>π</m:t>
+                  </m:r>
+                  <m:r>
+                    <m:rPr>
+                      <m:rFonts m:ascii="Cambria Math" m:hAnsi="Cambria Math"/>
+                      <m:sty m:val="p"/>
+                      <m:sz m:val="21"/>
+                      <m:szCs m:val="21"/>
+                    </m:rPr>
+                    <m:t> </m:t>
+                  </m:r>
+                  <m:r>
+                    <m:rPr>
+                      <m:rFonts m:ascii="Cambria Math" m:hAnsi="Cambria Math"/>
+                      <m:i/>
+                      <m:sty m:val="i"/>
+                      <m:sz m:val="21"/>
+                      <m:szCs m:val="21"/>
+                    </m:rPr>
+                    <m:t>a</m:t>
+                  </m:r>
+                  <m:r>
+                    <m:rPr>
+                      <m:rFonts m:ascii="Cambria Math" m:hAnsi="Cambria Math"/>
+                      <m:sty m:val="p"/>
+                      <m:sz m:val="21"/>
+                      <m:szCs m:val="21"/>
+                    </m:rPr>
+                    <m:t>)</m:t>
+                  </m:r>
+                </m:e>
+                <m:e>
+                  <m:r>
+                    <m:rPr>
+                      <m:rFonts m:ascii="Cambria Math" m:hAnsi="Cambria Math"/>
+                      <m:i/>
+                      <m:sty m:val="i"/>
+                      <m:sz m:val="21"/>
+                      <m:szCs m:val="21"/>
+                    </m:rPr>
+                    <m:t>x</m:t>
+                  </m:r>
+                  <m:r>
+                    <m:rPr>
+                      <m:rFonts m:ascii="Cambria Math" m:hAnsi="Cambria Math"/>
+                      <m:sty m:val="p"/>
+                      <m:sz m:val="21"/>
+                      <m:szCs m:val="21"/>
+                    </m:rPr>
+                    <m:t>&lt;</m:t>
+                  </m:r>
+                  <m:r>
+                    <m:rPr>
+                      <m:rFonts m:ascii="Cambria Math" m:hAnsi="Cambria Math"/>
+                      <m:i/>
+                      <m:sty m:val="i"/>
+                      <m:sz m:val="21"/>
+                      <m:szCs m:val="21"/>
+                    </m:rPr>
+                    <m:t>a</m:t>
+                  </m:r>
+                  <m:r>
+                    <m:rPr>
+                      <m:rFonts m:ascii="Cambria Math" m:hAnsi="Cambria Math"/>
+                      <m:sty m:val="p"/>
+                      <m:sz m:val="21"/>
+                      <m:szCs m:val="21"/>
+                    </m:rPr>
+                    <m:t>,\</m:t>
+                  </m:r>
+                  <m:sSup>
+                    <m:e>
+                      <m:r>
+                        <m:rPr>
+                          <m:rFonts m:ascii="Cambria Math" m:hAnsi="Cambria Math"/>
+                          <m:i/>
+                          <m:sty m:val="i"/>
+                          <m:sz m:val="21"/>
+                          <m:szCs m:val="21"/>
+                        </m:rPr>
+                        <m:t>x</m:t>
+                      </m:r>
+                    </m:e>
+                    <m:sup>
+                      <m:r>
+                        <m:rPr>
+                          <m:rFonts m:ascii="Cambria Math" m:hAnsi="Cambria Math"/>
+                          <m:sty m:val="p"/>
+                          <m:sz m:val="21"/>
+                          <m:szCs m:val="21"/>
+                        </m:rPr>
+                        <m:t>2</m:t>
+                      </m:r>
+                    </m:sup>
+                  </m:sSup>
+                  <m:r>
+                    <m:rPr>
+                      <m:rFonts m:ascii="Cambria Math" m:hAnsi="Cambria Math"/>
+                      <m:sty m:val="p"/>
+                      <m:sz m:val="21"/>
+                      <m:szCs m:val="21"/>
+                    </m:rPr>
+                    <m:t>-2(</m:t>
+                  </m:r>
+                  <m:r>
+                    <m:rPr>
+                      <m:rFonts m:ascii="Cambria Math" m:hAnsi="Cambria Math"/>
+                      <m:i/>
+                      <m:sty m:val="i"/>
+                      <m:sz m:val="21"/>
+                      <m:szCs m:val="21"/>
+                    </m:rPr>
+                    <m:t>a</m:t>
+                  </m:r>
+                  <m:r>
+                    <m:rPr>
+                      <m:rFonts m:ascii="Cambria Math" m:hAnsi="Cambria Math"/>
+                      <m:sty m:val="p"/>
+                      <m:sz m:val="21"/>
+                      <m:szCs m:val="21"/>
+                    </m:rPr>
+                    <m:t>+1)</m:t>
+                  </m:r>
+                  <m:r>
+                    <m:rPr>
+                      <m:rFonts m:ascii="Cambria Math" m:hAnsi="Cambria Math"/>
+                      <m:i/>
+                      <m:sty m:val="i"/>
+                      <m:sz m:val="21"/>
+                      <m:szCs m:val="21"/>
+                    </m:rPr>
+                    <m:t>x</m:t>
+                  </m:r>
+                  <m:r>
+                    <m:rPr>
+                      <m:rFonts m:ascii="Cambria Math" m:hAnsi="Cambria Math"/>
+                      <m:sty m:val="p"/>
+                      <m:sz m:val="21"/>
+                      <m:szCs m:val="21"/>
+                    </m:rPr>
+                    <m:t>+</m:t>
+                  </m:r>
+                  <m:sSup>
+                    <m:e>
+                      <m:r>
+                        <m:rPr>
+                          <m:rFonts m:ascii="Cambria Math" m:hAnsi="Cambria Math"/>
+                          <m:i/>
+                          <m:sty m:val="i"/>
+                          <m:sz m:val="21"/>
+                          <m:szCs m:val="21"/>
+                        </m:rPr>
+                        <m:t>a</m:t>
+                      </m:r>
+                    </m:e>
+                    <m:sup>
+                      <m:r>
+                        <m:rPr>
+                          <m:rFonts m:ascii="Cambria Math" m:hAnsi="Cambria Math"/>
+                          <m:sty m:val="p"/>
+                          <m:sz m:val="21"/>
+                          <m:szCs m:val="21"/>
+                        </m:rPr>
+                        <m:t>2</m:t>
+                      </m:r>
+                    </m:sup>
+                  </m:sSup>
+                  <m:r>
+                    <m:rPr>
+                      <m:rFonts m:ascii="Cambria Math" m:hAnsi="Cambria Math"/>
+                      <m:sty m:val="p"/>
+                      <m:sz m:val="21"/>
+                      <m:szCs m:val="21"/>
+                    </m:rPr>
+                    <m:t>+5</m:t>
+                  </m:r>
+                </m:e>
+                <m:e>
+                  <m:r>
+                    <m:rPr>
+                      <m:rFonts m:ascii="Cambria Math" m:hAnsi="Cambria Math"/>
+                      <m:i/>
+                      <m:sty m:val="i"/>
+                      <m:sz m:val="21"/>
+                      <m:szCs m:val="21"/>
+                    </m:rPr>
+                    <m:t>x</m:t>
+                  </m:r>
+                  <m:r>
+                    <m:rPr>
+                      <m:rFonts m:ascii="Cambria Math" m:hAnsi="Cambria Math"/>
+                      <m:sty m:val="p"/>
+                      <m:sz m:val="21"/>
+                      <m:szCs m:val="21"/>
+                    </m:rPr>
+                    <m:t>≥ </m:t>
+                  </m:r>
+                  <m:r>
+                    <m:rPr>
+                      <m:rFonts m:ascii="Cambria Math" m:hAnsi="Cambria Math"/>
+                      <m:i/>
+                      <m:sty m:val="i"/>
+                      <m:sz m:val="21"/>
+                      <m:szCs m:val="21"/>
+                    </m:rPr>
+                    <m:t>a</m:t>
+                  </m:r>
+                </m:e>
+              </m:mr>
+            </m:m>
+          </m:e>
+        </m:d>
+      </m:oMath>
+      <w:r>
+        <w:rPr>
+          <w:rFonts w:ascii="Times New Roman" w:hAnsi="Times New Roman" w:eastAsia="宋体"/>
+          <w:b w:val="0"/>
+          <w:i w:val="0"/>
+          <w:sz w:val="21"/>
+        </w:rPr>
+        <w:t xml:space="preserve">若函数 </w:t>
+      </w:r>
+      <m:oMath>
+        <m:r>
+          <m:rPr>
+            <m:rFonts m:ascii="Cambria Math" m:hAnsi="Cambria Math"/>
+            <m:sty m:val="p"/>
+            <m:sz m:val="21"/>
+            <m:szCs m:val="21"/>
+          </m:rPr>
+          <m:t>f(</m:t>
+        </m:r>
+        <m:r>
+          <m:rPr>
+            <m:rFonts m:ascii="Cambria Math" m:hAnsi="Cambria Math"/>
+            <m:i/>
+            <m:sty m:val="i"/>
+            <m:sz m:val="21"/>
+            <m:szCs m:val="21"/>
+          </m:rPr>
+          <m:t>x</m:t>
+        </m:r>
+        <m:r>
+          <m:rPr>
+            <m:rFonts m:ascii="Cambria Math" m:hAnsi="Cambria Math"/>
+            <m:sty m:val="p"/>
+            <m:sz m:val="21"/>
+            <m:szCs m:val="21"/>
+          </m:rPr>
+          <m:t>)</m:t>
+        </m:r>
+      </m:oMath>
+      <w:r>
+        <w:rPr>
+          <w:rFonts w:ascii="Times New Roman" w:hAnsi="Times New Roman" w:eastAsia="宋体"/>
+          <w:b w:val="0"/>
+          <w:i w:val="0"/>
+          <w:sz w:val="21"/>
+        </w:rPr>
+        <w:t xml:space="preserve"> 在区间 </w:t>
+      </w:r>
+      <m:oMath>
+        <m:r>
+          <m:rPr>
+            <m:rFonts m:ascii="Cambria Math" m:hAnsi="Cambria Math"/>
+            <m:sty m:val="p"/>
+            <m:sz m:val="21"/>
+            <m:szCs m:val="21"/>
+          </m:rPr>
+          <m:t>(0,+∞)</m:t>
+        </m:r>
+      </m:oMath>
+      <w:r>
+        <w:rPr>
+          <w:rFonts w:ascii="Times New Roman" w:hAnsi="Times New Roman" w:eastAsia="宋体"/>
+          <w:b w:val="0"/>
+          <w:i w:val="0"/>
+          <w:sz w:val="21"/>
+        </w:rPr>
+        <w:t xml:space="preserve"> 内恰有 </w:t>
+      </w:r>
+      <m:oMath>
+        <m:r>
+          <m:rPr>
+            <m:rFonts m:ascii="Cambria Math" m:hAnsi="Cambria Math"/>
+            <m:sty m:val="p"/>
+            <m:sz m:val="21"/>
+            <m:szCs m:val="21"/>
+          </m:rPr>
+          <m:t>6</m:t>
+        </m:r>
+      </m:oMath>
+      <w:r>
+        <w:rPr>
+          <w:rFonts w:ascii="Times New Roman" w:hAnsi="Times New Roman" w:eastAsia="宋体"/>
+          <w:b w:val="0"/>
+          <w:i w:val="0"/>
+          <w:sz w:val="21"/>
+        </w:rPr>
+        <w:t xml:space="preserve"> 个零点，则 </w:t>
+      </w:r>
+      <m:oMath>
+        <m:r>
+          <m:rPr>
+            <m:rFonts m:ascii="Cambria Math" m:hAnsi="Cambria Math"/>
+            <m:i/>
+            <m:sty m:val="i"/>
+            <m:sz m:val="21"/>
+            <m:szCs m:val="21"/>
+          </m:rPr>
+          <m:t>a</m:t>
+        </m:r>
+      </m:oMath>
+      <w:r>
+        <w:rPr>
+          <w:rFonts w:ascii="Times New Roman" w:hAnsi="Times New Roman" w:eastAsia="宋体"/>
+          <w:b w:val="0"/>
+          <w:i w:val="0"/>
+          <w:sz w:val="21"/>
+        </w:rPr>
+        <w:t xml:space="preserve"> 的取值范围是（　　）</w:t>
+      </w:r>
+    </w:p>
+    <w:tbl>
+      <w:tblPr>
+        <w:tblW w:type="auto" w:w="0"/>
+        <w:tblLook w:firstColumn="1" w:firstRow="1" w:lastColumn="0" w:lastRow="0" w:noHBand="0" w:noVBand="1" w:val="04A0"/>
+        <w:tblInd w:w="482" w:type="dxa"/>
+        <w:tblBorders>
+          <w:top w:val="none" w:sz="0"/>
+          <w:left w:val="none" w:sz="0"/>
+          <w:bottom w:val="none" w:sz="0"/>
+          <w:right w:val="none" w:sz="0"/>
+          <w:insideH w:val="none" w:sz="0"/>
+          <w:insideV w:val="none" w:sz="0"/>
+        </w:tblBorders>
+        <w:tblLayout w:type="fixed"/>
+      </w:tblPr>
+      <w:tblGrid>
+        <w:gridCol w:w="4592"/>
+        <w:gridCol w:w="4592"/>
+      </w:tblGrid>
+      <w:tr>
+        <w:trPr>
+          <w:cantSplit w:val="0"/>
+          <w:keepNext w:val="0"/>
+        </w:trPr>
+        <w:tc>
+          <w:tcPr>
+            <w:tcW w:type="dxa" w:w="4592"/>
+          </w:tcPr>
+          <w:p>
+            <w:pPr>
+              <w:spacing w:before="20" w:after="0" w:line="300" w:lineRule="auto"/>
+            </w:pPr>
+            <w:r>
+              <w:rPr>
+                <w:rFonts w:ascii="Times New Roman" w:hAnsi="Times New Roman" w:eastAsia="宋体"/>
+                <w:b/>
+                <w:i w:val="0"/>
+                <w:sz w:val="21"/>
+              </w:rPr>
+              <w:t>A．</w:t>
+            </w:r>
+            <m:oMath>
+              <m:r>
+                <m:rPr>
+                  <m:rFonts m:ascii="Cambria Math" m:hAnsi="Cambria Math"/>
+                  <m:sty m:val="p"/>
+                  <m:sz m:val="21"/>
+                  <m:szCs m:val="21"/>
+                </m:rPr>
+                <m:t>(2,\</m:t>
+              </m:r>
+              <m:r>
+                <m:rPr>
+                  <m:rFonts m:ascii="Cambria Math" m:hAnsi="Cambria Math"/>
+                  <m:i/>
+                  <m:sty m:val="i"/>
+                  <m:sz m:val="21"/>
+                  <m:szCs m:val="21"/>
+                </m:rPr>
+                <m:t>frac</m:t>
+              </m:r>
+              <m:r>
+                <m:rPr>
+                  <m:rFonts m:ascii="Cambria Math" m:hAnsi="Cambria Math"/>
+                  <m:sty m:val="p"/>
+                  <m:sz m:val="21"/>
+                  <m:szCs m:val="21"/>
+                </m:rPr>
+                <m:t>94]∪(\</m:t>
+              </m:r>
+              <m:r>
+                <m:rPr>
+                  <m:rFonts m:ascii="Cambria Math" m:hAnsi="Cambria Math"/>
+                  <m:i/>
+                  <m:sty m:val="i"/>
+                  <m:sz m:val="21"/>
+                  <m:szCs m:val="21"/>
+                </m:rPr>
+                <m:t>frac</m:t>
+              </m:r>
+              <m:r>
+                <m:rPr>
+                  <m:rFonts m:ascii="Cambria Math" m:hAnsi="Cambria Math"/>
+                  <m:sty m:val="p"/>
+                  <m:sz m:val="21"/>
+                  <m:szCs m:val="21"/>
+                </m:rPr>
+                <m:t>52,\</m:t>
+              </m:r>
+              <m:r>
+                <m:rPr>
+                  <m:rFonts m:ascii="Cambria Math" m:hAnsi="Cambria Math"/>
+                  <m:i/>
+                  <m:sty m:val="i"/>
+                  <m:sz m:val="21"/>
+                  <m:szCs m:val="21"/>
+                </m:rPr>
+                <m:t>frac</m:t>
+              </m:r>
+              <m:r>
+                <m:rPr>
+                  <m:rFonts m:ascii="Cambria Math" m:hAnsi="Cambria Math"/>
+                  <m:sty m:val="p"/>
+                  <m:sz m:val="21"/>
+                  <m:szCs m:val="21"/>
+                </m:rPr>
+                <m:t>{11}4]</m:t>
+              </m:r>
+            </m:oMath>
+          </w:p>
+        </w:tc>
+        <w:tc>
+          <w:tcPr>
+            <w:tcW w:type="dxa" w:w="4592"/>
+          </w:tcPr>
+          <w:p>
+            <w:pPr>
+              <w:spacing w:before="20" w:after="0" w:line="300" w:lineRule="auto"/>
+            </w:pPr>
+            <w:r>
+              <w:rPr>
+                <w:rFonts w:ascii="Times New Roman" w:hAnsi="Times New Roman" w:eastAsia="宋体"/>
+                <w:b/>
+                <w:i w:val="0"/>
+                <w:sz w:val="21"/>
+              </w:rPr>
+              <w:t>B．</w:t>
+            </w:r>
+            <m:oMath>
+              <m:r>
+                <m:rPr>
+                  <m:rFonts m:ascii="Cambria Math" m:hAnsi="Cambria Math"/>
+                  <m:sty m:val="p"/>
+                  <m:sz m:val="21"/>
+                  <m:szCs m:val="21"/>
+                </m:rPr>
+                <m:t>(\</m:t>
+              </m:r>
+              <m:r>
+                <m:rPr>
+                  <m:rFonts m:ascii="Cambria Math" m:hAnsi="Cambria Math"/>
+                  <m:i/>
+                  <m:sty m:val="i"/>
+                  <m:sz m:val="21"/>
+                  <m:szCs m:val="21"/>
+                </m:rPr>
+                <m:t>frac</m:t>
+              </m:r>
+              <m:r>
+                <m:rPr>
+                  <m:rFonts m:ascii="Cambria Math" m:hAnsi="Cambria Math"/>
+                  <m:sty m:val="p"/>
+                  <m:sz m:val="21"/>
+                  <m:szCs m:val="21"/>
+                </m:rPr>
+                <m:t>74,2]∪(\</m:t>
+              </m:r>
+              <m:r>
+                <m:rPr>
+                  <m:rFonts m:ascii="Cambria Math" m:hAnsi="Cambria Math"/>
+                  <m:i/>
+                  <m:sty m:val="i"/>
+                  <m:sz m:val="21"/>
+                  <m:szCs m:val="21"/>
+                </m:rPr>
+                <m:t>frac</m:t>
+              </m:r>
+              <m:r>
+                <m:rPr>
+                  <m:rFonts m:ascii="Cambria Math" m:hAnsi="Cambria Math"/>
+                  <m:sty m:val="p"/>
+                  <m:sz m:val="21"/>
+                  <m:szCs m:val="21"/>
+                </m:rPr>
+                <m:t>52,\</m:t>
+              </m:r>
+              <m:r>
+                <m:rPr>
+                  <m:rFonts m:ascii="Cambria Math" m:hAnsi="Cambria Math"/>
+                  <m:i/>
+                  <m:sty m:val="i"/>
+                  <m:sz m:val="21"/>
+                  <m:szCs m:val="21"/>
+                </m:rPr>
+                <m:t>frac</m:t>
+              </m:r>
+              <m:r>
+                <m:rPr>
+                  <m:rFonts m:ascii="Cambria Math" m:hAnsi="Cambria Math"/>
+                  <m:sty m:val="p"/>
+                  <m:sz m:val="21"/>
+                  <m:szCs m:val="21"/>
+                </m:rPr>
+                <m:t>{11}4]</m:t>
+              </m:r>
+            </m:oMath>
+          </w:p>
+        </w:tc>
+      </w:tr>
+      <w:tr>
+        <w:trPr>
+          <w:cantSplit w:val="0"/>
+          <w:keepNext w:val="0"/>
+        </w:trPr>
+        <w:tc>
+          <w:tcPr>
+            <w:tcW w:type="dxa" w:w="4592"/>
+          </w:tcPr>
+          <w:p>
+            <w:pPr>
+              <w:spacing w:before="20" w:after="0" w:line="300" w:lineRule="auto"/>
+            </w:pPr>
+            <w:r>
+              <w:rPr>
+                <w:rFonts w:ascii="Times New Roman" w:hAnsi="Times New Roman" w:eastAsia="宋体"/>
+                <w:b/>
+                <w:i w:val="0"/>
+                <w:sz w:val="21"/>
+              </w:rPr>
+              <w:t>C．</w:t>
+            </w:r>
+            <m:oMath>
+              <m:r>
+                <m:rPr>
+                  <m:rFonts m:ascii="Cambria Math" m:hAnsi="Cambria Math"/>
+                  <m:sty m:val="p"/>
+                  <m:sz m:val="21"/>
+                  <m:szCs m:val="21"/>
+                </m:rPr>
+                <m:t>(2,\</m:t>
+              </m:r>
+              <m:r>
+                <m:rPr>
+                  <m:rFonts m:ascii="Cambria Math" m:hAnsi="Cambria Math"/>
+                  <m:i/>
+                  <m:sty m:val="i"/>
+                  <m:sz m:val="21"/>
+                  <m:szCs m:val="21"/>
+                </m:rPr>
+                <m:t>frac</m:t>
+              </m:r>
+              <m:r>
+                <m:rPr>
+                  <m:rFonts m:ascii="Cambria Math" m:hAnsi="Cambria Math"/>
+                  <m:sty m:val="p"/>
+                  <m:sz m:val="21"/>
+                  <m:szCs m:val="21"/>
+                </m:rPr>
+                <m:t>94]∪(\</m:t>
+              </m:r>
+              <m:r>
+                <m:rPr>
+                  <m:rFonts m:ascii="Cambria Math" m:hAnsi="Cambria Math"/>
+                  <m:i/>
+                  <m:sty m:val="i"/>
+                  <m:sz m:val="21"/>
+                  <m:szCs m:val="21"/>
+                </m:rPr>
+                <m:t>frac</m:t>
+              </m:r>
+              <m:r>
+                <m:rPr>
+                  <m:rFonts m:ascii="Cambria Math" m:hAnsi="Cambria Math"/>
+                  <m:sty m:val="p"/>
+                  <m:sz m:val="21"/>
+                  <m:szCs m:val="21"/>
+                </m:rPr>
+                <m:t>{11}4,3)</m:t>
+              </m:r>
+            </m:oMath>
+          </w:p>
+        </w:tc>
+        <w:tc>
+          <w:tcPr>
+            <w:tcW w:type="dxa" w:w="4592"/>
+          </w:tcPr>
+          <w:p>
+            <w:pPr>
+              <w:spacing w:before="20" w:after="0" w:line="300" w:lineRule="auto"/>
+            </w:pPr>
+            <w:r>
+              <w:rPr>
+                <w:rFonts w:ascii="Times New Roman" w:hAnsi="Times New Roman" w:eastAsia="宋体"/>
+                <w:b/>
+                <w:i w:val="0"/>
+                <w:sz w:val="21"/>
+              </w:rPr>
+              <w:t>D．</w:t>
+            </w:r>
+            <m:oMath>
+              <m:r>
+                <m:rPr>
+                  <m:rFonts m:ascii="Cambria Math" m:hAnsi="Cambria Math"/>
+                  <m:sty m:val="p"/>
+                  <m:sz m:val="21"/>
+                  <m:szCs m:val="21"/>
+                </m:rPr>
+                <m:t>(\</m:t>
+              </m:r>
+              <m:r>
+                <m:rPr>
+                  <m:rFonts m:ascii="Cambria Math" m:hAnsi="Cambria Math"/>
+                  <m:i/>
+                  <m:sty m:val="i"/>
+                  <m:sz m:val="21"/>
+                  <m:szCs m:val="21"/>
+                </m:rPr>
+                <m:t>frac</m:t>
+              </m:r>
+              <m:r>
+                <m:rPr>
+                  <m:rFonts m:ascii="Cambria Math" m:hAnsi="Cambria Math"/>
+                  <m:sty m:val="p"/>
+                  <m:sz m:val="21"/>
+                  <m:szCs m:val="21"/>
+                </m:rPr>
+                <m:t>74,2)∪(\</m:t>
+              </m:r>
+              <m:r>
+                <m:rPr>
+                  <m:rFonts m:ascii="Cambria Math" m:hAnsi="Cambria Math"/>
+                  <m:i/>
+                  <m:sty m:val="i"/>
+                  <m:sz m:val="21"/>
+                  <m:szCs m:val="21"/>
+                </m:rPr>
+                <m:t>frac</m:t>
+              </m:r>
+              <m:r>
+                <m:rPr>
+                  <m:rFonts m:ascii="Cambria Math" m:hAnsi="Cambria Math"/>
+                  <m:sty m:val="p"/>
+                  <m:sz m:val="21"/>
+                  <m:szCs m:val="21"/>
+                </m:rPr>
+                <m:t>{11}4,3)</m:t>
+              </m:r>
+            </m:oMath>
+          </w:p>
+        </w:tc>
+      </w:tr>
+    </w:tbl>
+    <w:p>
+      <w:pPr>
+        <w:spacing w:before="0" w:after="20" w:line="336" w:lineRule="auto"/>
+      </w:pPr>
+    </w:p>
+    <w:p>
+      <w:pPr>
+        <w:keepNext/>
+        <w:spacing w:before="120" w:after="40" w:line="336" w:lineRule="auto"/>
+        <w:ind w:left="482" w:hanging="482"/>
+      </w:pPr>
+      <w:r>
+        <w:rPr>
+          <w:rFonts w:ascii="Times New Roman" w:hAnsi="Times New Roman" w:eastAsia="宋体"/>
+          <w:b/>
+          <w:i w:val="0"/>
+          <w:color w:val="1F3864"/>
+          <w:sz w:val="21"/>
+        </w:rPr>
+        <w:t>12．</w:t>
+      </w:r>
+      <w:r>
+        <w:rPr>
+          <w:rFonts w:ascii="Times New Roman" w:hAnsi="Times New Roman" w:eastAsia="宋体"/>
+          <w:b w:val="0"/>
+          <w:i w:val="0"/>
+          <w:sz w:val="21"/>
+        </w:rPr>
+        <w:t xml:space="preserve">已知定义在 </w:t>
+      </w:r>
+      <m:oMath>
+        <m:r>
+          <m:rPr>
+            <m:rFonts m:ascii="Cambria Math" m:hAnsi="Cambria Math"/>
+            <m:i/>
+            <m:sty m:val="i"/>
+            <m:sz m:val="21"/>
+            <m:szCs m:val="21"/>
+          </m:rPr>
+          <m:t>mathbb</m:t>
+        </m:r>
+        <m:r>
+          <m:rPr>
+            <m:rFonts m:ascii="Cambria Math" m:hAnsi="Cambria Math"/>
+            <m:sty m:val="p"/>
+            <m:sz m:val="21"/>
+            <m:szCs m:val="21"/>
+          </m:rPr>
+          <m:t> </m:t>
+        </m:r>
+        <m:r>
+          <m:rPr>
+            <m:rFonts m:ascii="Cambria Math" m:hAnsi="Cambria Math"/>
+            <m:i/>
+            <m:sty m:val="i"/>
+            <m:sz m:val="21"/>
+            <m:szCs m:val="21"/>
+          </m:rPr>
+          <m:t>R</m:t>
+        </m:r>
+      </m:oMath>
+      <w:r>
+        <w:rPr>
+          <w:rFonts w:ascii="Times New Roman" w:hAnsi="Times New Roman" w:eastAsia="宋体"/>
+          <w:b w:val="0"/>
+          <w:i w:val="0"/>
+          <w:sz w:val="21"/>
+        </w:rPr>
+        <w:t xml:space="preserve"> 上的奇函数 </w:t>
+      </w:r>
+      <m:oMath>
+        <m:r>
+          <m:rPr>
+            <m:rFonts m:ascii="Cambria Math" m:hAnsi="Cambria Math"/>
+            <m:sty m:val="p"/>
+            <m:sz m:val="21"/>
+            <m:szCs m:val="21"/>
+          </m:rPr>
+          <m:t>f(</m:t>
+        </m:r>
+        <m:r>
+          <m:rPr>
+            <m:rFonts m:ascii="Cambria Math" m:hAnsi="Cambria Math"/>
+            <m:i/>
+            <m:sty m:val="i"/>
+            <m:sz m:val="21"/>
+            <m:szCs m:val="21"/>
+          </m:rPr>
+          <m:t>x</m:t>
+        </m:r>
+        <m:r>
+          <m:rPr>
+            <m:rFonts m:ascii="Cambria Math" m:hAnsi="Cambria Math"/>
+            <m:sty m:val="p"/>
+            <m:sz m:val="21"/>
+            <m:szCs m:val="21"/>
+          </m:rPr>
+          <m:t>)</m:t>
+        </m:r>
+      </m:oMath>
+      <w:r>
+        <w:rPr>
+          <w:rFonts w:ascii="Times New Roman" w:hAnsi="Times New Roman" w:eastAsia="宋体"/>
+          <w:b w:val="0"/>
+          <w:i w:val="0"/>
+          <w:sz w:val="21"/>
+        </w:rPr>
+        <w:t xml:space="preserve"> 满足 </w:t>
+      </w:r>
+      <m:oMath>
+        <m:r>
+          <m:rPr>
+            <m:rFonts m:ascii="Cambria Math" m:hAnsi="Cambria Math"/>
+            <m:sty m:val="p"/>
+            <m:sz m:val="21"/>
+            <m:szCs m:val="21"/>
+          </m:rPr>
+          <m:t>f(2-</m:t>
+        </m:r>
+        <m:r>
+          <m:rPr>
+            <m:rFonts m:ascii="Cambria Math" m:hAnsi="Cambria Math"/>
+            <m:i/>
+            <m:sty m:val="i"/>
+            <m:sz m:val="21"/>
+            <m:szCs m:val="21"/>
+          </m:rPr>
+          <m:t>x</m:t>
+        </m:r>
+        <m:r>
+          <m:rPr>
+            <m:rFonts m:ascii="Cambria Math" m:hAnsi="Cambria Math"/>
+            <m:sty m:val="p"/>
+            <m:sz m:val="21"/>
+            <m:szCs m:val="21"/>
+          </m:rPr>
+          <m:t>)+f(</m:t>
+        </m:r>
+        <m:r>
+          <m:rPr>
+            <m:rFonts m:ascii="Cambria Math" m:hAnsi="Cambria Math"/>
+            <m:i/>
+            <m:sty m:val="i"/>
+            <m:sz m:val="21"/>
+            <m:szCs m:val="21"/>
+          </m:rPr>
+          <m:t>x</m:t>
+        </m:r>
+        <m:r>
+          <m:rPr>
+            <m:rFonts m:ascii="Cambria Math" m:hAnsi="Cambria Math"/>
+            <m:sty m:val="p"/>
+            <m:sz m:val="21"/>
+            <m:szCs m:val="21"/>
+          </m:rPr>
+          <m:t>)=0</m:t>
+        </m:r>
+      </m:oMath>
+      <w:r>
+        <w:rPr>
+          <w:rFonts w:ascii="Times New Roman" w:hAnsi="Times New Roman" w:eastAsia="宋体"/>
+          <w:b w:val="0"/>
+          <w:i w:val="0"/>
+          <w:sz w:val="21"/>
+        </w:rPr>
+        <w:t xml:space="preserve">，当 </w:t>
+      </w:r>
+      <m:oMath>
+        <m:r>
+          <m:rPr>
+            <m:rFonts m:ascii="Cambria Math" m:hAnsi="Cambria Math"/>
+            <m:i/>
+            <m:sty m:val="i"/>
+            <m:sz m:val="21"/>
+            <m:szCs m:val="21"/>
+          </m:rPr>
+          <m:t>x</m:t>
+        </m:r>
+        <m:r>
+          <m:rPr>
+            <m:rFonts m:ascii="Cambria Math" m:hAnsi="Cambria Math"/>
+            <m:sty m:val="p"/>
+            <m:sz m:val="21"/>
+            <m:szCs m:val="21"/>
+          </m:rPr>
+          <m:t>∈(0,1]</m:t>
+        </m:r>
+      </m:oMath>
+      <w:r>
+        <w:rPr>
+          <w:rFonts w:ascii="Times New Roman" w:hAnsi="Times New Roman" w:eastAsia="宋体"/>
+          <w:b w:val="0"/>
+          <w:i w:val="0"/>
+          <w:sz w:val="21"/>
+        </w:rPr>
+        <w:t xml:space="preserve"> 时，</w:t>
+      </w:r>
+      <m:oMath>
+        <m:r>
+          <m:rPr>
+            <m:rFonts m:ascii="Cambria Math" m:hAnsi="Cambria Math"/>
+            <m:sty m:val="p"/>
+            <m:sz m:val="21"/>
+            <m:szCs m:val="21"/>
+          </m:rPr>
+          <m:t>f(</m:t>
+        </m:r>
+        <m:r>
+          <m:rPr>
+            <m:rFonts m:ascii="Cambria Math" m:hAnsi="Cambria Math"/>
+            <m:i/>
+            <m:sty m:val="i"/>
+            <m:sz m:val="21"/>
+            <m:szCs m:val="21"/>
+          </m:rPr>
+          <m:t>x</m:t>
+        </m:r>
+        <m:r>
+          <m:rPr>
+            <m:rFonts m:ascii="Cambria Math" m:hAnsi="Cambria Math"/>
+            <m:sty m:val="p"/>
+            <m:sz m:val="21"/>
+            <m:szCs m:val="21"/>
+          </m:rPr>
+          <m:t>)=-</m:t>
+        </m:r>
+        <m:sSub>
+          <m:e>
+            <m:r>
+              <m:rPr>
+                <m:rFonts m:ascii="Cambria Math" m:hAnsi="Cambria Math"/>
+                <m:sty m:val="p"/>
+                <m:sz m:val="21"/>
+                <m:szCs m:val="21"/>
+              </m:rPr>
+              <m:t>log</m:t>
+            </m:r>
+          </m:e>
+          <m:sub>
+            <m:r>
+              <m:rPr>
+                <m:rFonts m:ascii="Cambria Math" m:hAnsi="Cambria Math"/>
+                <m:sty m:val="p"/>
+                <m:sz m:val="21"/>
+                <m:szCs m:val="21"/>
+              </m:rPr>
+              <m:t>2</m:t>
+            </m:r>
+          </m:sub>
+        </m:sSub>
+        <m:r>
+          <m:rPr>
+            <m:rFonts m:ascii="Cambria Math" m:hAnsi="Cambria Math"/>
+            <m:i/>
+            <m:sty m:val="i"/>
+            <m:sz m:val="21"/>
+            <m:szCs m:val="21"/>
+          </m:rPr>
+          <m:t>x</m:t>
+        </m:r>
+      </m:oMath>
+      <w:r>
+        <w:rPr>
+          <w:rFonts w:ascii="Times New Roman" w:hAnsi="Times New Roman" w:eastAsia="宋体"/>
+          <w:b w:val="0"/>
+          <w:i w:val="0"/>
+          <w:sz w:val="21"/>
+        </w:rPr>
+        <w:t xml:space="preserve">，若函数 </w:t>
+      </w:r>
+      <m:oMath>
+        <m:r>
+          <m:rPr>
+            <m:rFonts m:ascii="Cambria Math" m:hAnsi="Cambria Math"/>
+            <m:sty m:val="p"/>
+            <m:sz m:val="21"/>
+            <m:szCs m:val="21"/>
+          </m:rPr>
+          <m:t>F(</m:t>
+        </m:r>
+        <m:r>
+          <m:rPr>
+            <m:rFonts m:ascii="Cambria Math" m:hAnsi="Cambria Math"/>
+            <m:i/>
+            <m:sty m:val="i"/>
+            <m:sz m:val="21"/>
+            <m:szCs m:val="21"/>
+          </m:rPr>
+          <m:t>x</m:t>
+        </m:r>
+        <m:r>
+          <m:rPr>
+            <m:rFonts m:ascii="Cambria Math" m:hAnsi="Cambria Math"/>
+            <m:sty m:val="p"/>
+            <m:sz m:val="21"/>
+            <m:szCs m:val="21"/>
+          </m:rPr>
+          <m:t>)=f(</m:t>
+        </m:r>
+        <m:r>
+          <m:rPr>
+            <m:rFonts m:ascii="Cambria Math" m:hAnsi="Cambria Math"/>
+            <m:i/>
+            <m:sty m:val="i"/>
+            <m:sz m:val="21"/>
+            <m:szCs m:val="21"/>
+          </m:rPr>
+          <m:t>x</m:t>
+        </m:r>
+        <m:r>
+          <m:rPr>
+            <m:rFonts m:ascii="Cambria Math" m:hAnsi="Cambria Math"/>
+            <m:sty m:val="p"/>
+            <m:sz m:val="21"/>
+            <m:szCs m:val="21"/>
+          </m:rPr>
+          <m:t>)-sin(</m:t>
+        </m:r>
+        <m:r>
+          <m:rPr>
+            <m:rFonts m:ascii="Cambria Math" m:hAnsi="Cambria Math"/>
+            <m:i/>
+            <m:sty m:val="i"/>
+            <m:sz m:val="21"/>
+            <m:szCs m:val="21"/>
+          </m:rPr>
+          <m:t>π</m:t>
+        </m:r>
+        <m:r>
+          <m:rPr>
+            <m:rFonts m:ascii="Cambria Math" m:hAnsi="Cambria Math"/>
+            <m:sty m:val="p"/>
+            <m:sz m:val="21"/>
+            <m:szCs m:val="21"/>
+          </m:rPr>
+          <m:t> </m:t>
+        </m:r>
+        <m:r>
+          <m:rPr>
+            <m:rFonts m:ascii="Cambria Math" m:hAnsi="Cambria Math"/>
+            <m:i/>
+            <m:sty m:val="i"/>
+            <m:sz m:val="21"/>
+            <m:szCs m:val="21"/>
+          </m:rPr>
+          <m:t>x</m:t>
+        </m:r>
+        <m:r>
+          <m:rPr>
+            <m:rFonts m:ascii="Cambria Math" m:hAnsi="Cambria Math"/>
+            <m:sty m:val="p"/>
+            <m:sz m:val="21"/>
+            <m:szCs m:val="21"/>
+          </m:rPr>
+          <m:t>)</m:t>
+        </m:r>
+      </m:oMath>
+      <w:r>
+        <w:rPr>
+          <w:rFonts w:ascii="Times New Roman" w:hAnsi="Times New Roman" w:eastAsia="宋体"/>
+          <w:b w:val="0"/>
+          <w:i w:val="0"/>
+          <w:sz w:val="21"/>
+        </w:rPr>
+        <w:t xml:space="preserve"> 在区间 </w:t>
+      </w:r>
+      <m:oMath>
+        <m:r>
+          <m:rPr>
+            <m:rFonts m:ascii="Cambria Math" m:hAnsi="Cambria Math"/>
+            <m:sty m:val="p"/>
+            <m:sz m:val="21"/>
+            <m:szCs m:val="21"/>
+          </m:rPr>
+          <m:t>[-1,</m:t>
+        </m:r>
+        <m:r>
+          <m:rPr>
+            <m:rFonts m:ascii="Cambria Math" m:hAnsi="Cambria Math"/>
+            <m:i/>
+            <m:sty m:val="i"/>
+            <m:sz m:val="21"/>
+            <m:szCs m:val="21"/>
+          </m:rPr>
+          <m:t>m</m:t>
+        </m:r>
+        <m:r>
+          <m:rPr>
+            <m:rFonts m:ascii="Cambria Math" m:hAnsi="Cambria Math"/>
+            <m:sty m:val="p"/>
+            <m:sz m:val="21"/>
+            <m:szCs m:val="21"/>
+          </m:rPr>
+          <m:t>]</m:t>
+        </m:r>
+      </m:oMath>
+      <w:r>
+        <w:rPr>
+          <w:rFonts w:ascii="Times New Roman" w:hAnsi="Times New Roman" w:eastAsia="宋体"/>
+          <w:b w:val="0"/>
+          <w:i w:val="0"/>
+          <w:sz w:val="21"/>
+        </w:rPr>
+        <w:t xml:space="preserve"> 上有 </w:t>
+      </w:r>
+      <m:oMath>
+        <m:r>
+          <m:rPr>
+            <m:rFonts m:ascii="Cambria Math" m:hAnsi="Cambria Math"/>
+            <m:sty m:val="p"/>
+            <m:sz m:val="21"/>
+            <m:szCs m:val="21"/>
+          </m:rPr>
+          <m:t>10</m:t>
+        </m:r>
+      </m:oMath>
+      <w:r>
+        <w:rPr>
+          <w:rFonts w:ascii="Times New Roman" w:hAnsi="Times New Roman" w:eastAsia="宋体"/>
+          <w:b w:val="0"/>
+          <w:i w:val="0"/>
+          <w:sz w:val="21"/>
+        </w:rPr>
+        <w:t xml:space="preserve"> 个零点，则 </w:t>
+      </w:r>
+      <m:oMath>
+        <m:r>
+          <m:rPr>
+            <m:rFonts m:ascii="Cambria Math" m:hAnsi="Cambria Math"/>
+            <m:i/>
+            <m:sty m:val="i"/>
+            <m:sz m:val="21"/>
+            <m:szCs m:val="21"/>
+          </m:rPr>
+          <m:t>m</m:t>
+        </m:r>
+      </m:oMath>
+      <w:r>
+        <w:rPr>
+          <w:rFonts w:ascii="Times New Roman" w:hAnsi="Times New Roman" w:eastAsia="宋体"/>
+          <w:b w:val="0"/>
+          <w:i w:val="0"/>
+          <w:sz w:val="21"/>
+        </w:rPr>
+        <w:t xml:space="preserve"> 的取值范围是（　　）</w:t>
+      </w:r>
+    </w:p>
+    <w:tbl>
+      <w:tblPr>
+        <w:tblW w:type="auto" w:w="0"/>
+        <w:tblLook w:firstColumn="1" w:firstRow="1" w:lastColumn="0" w:lastRow="0" w:noHBand="0" w:noVBand="1" w:val="04A0"/>
+        <w:tblInd w:w="482" w:type="dxa"/>
+        <w:tblBorders>
+          <w:top w:val="none" w:sz="0"/>
+          <w:left w:val="none" w:sz="0"/>
+          <w:bottom w:val="none" w:sz="0"/>
+          <w:right w:val="none" w:sz="0"/>
+          <w:insideH w:val="none" w:sz="0"/>
+          <w:insideV w:val="none" w:sz="0"/>
+        </w:tblBorders>
+        <w:tblLayout w:type="fixed"/>
+      </w:tblPr>
+      <w:tblGrid>
+        <w:gridCol w:w="2296"/>
+        <w:gridCol w:w="2296"/>
+        <w:gridCol w:w="2296"/>
+        <w:gridCol w:w="2296"/>
+      </w:tblGrid>
+      <w:tr>
+        <w:trPr>
+          <w:cantSplit w:val="0"/>
+          <w:keepNext w:val="0"/>
+        </w:trPr>
+        <w:tc>
+          <w:tcPr>
+            <w:tcW w:type="dxa" w:w="2296"/>
+          </w:tcPr>
+          <w:p>
+            <w:pPr>
+              <w:spacing w:before="20" w:after="0" w:line="300" w:lineRule="auto"/>
+            </w:pPr>
+            <w:r>
+              <w:rPr>
+                <w:rFonts w:ascii="Times New Roman" w:hAnsi="Times New Roman" w:eastAsia="宋体"/>
+                <w:b/>
+                <w:i w:val="0"/>
+                <w:sz w:val="21"/>
+              </w:rPr>
+              <w:t>A．</w:t>
+            </w:r>
+            <m:oMath>
+              <m:r>
+                <m:rPr>
+                  <m:rFonts m:ascii="Cambria Math" m:hAnsi="Cambria Math"/>
+                  <m:sty m:val="p"/>
+                  <m:sz m:val="21"/>
+                  <m:szCs m:val="21"/>
+                </m:rPr>
+                <m:t>[3.5,4)</m:t>
+              </m:r>
+            </m:oMath>
+          </w:p>
+        </w:tc>
+        <w:tc>
+          <w:tcPr>
+            <w:tcW w:type="dxa" w:w="2296"/>
+          </w:tcPr>
+          <w:p>
+            <w:pPr>
+              <w:spacing w:before="20" w:after="0" w:line="300" w:lineRule="auto"/>
+            </w:pPr>
+            <w:r>
+              <w:rPr>
+                <w:rFonts w:ascii="Times New Roman" w:hAnsi="Times New Roman" w:eastAsia="宋体"/>
+                <w:b/>
+                <w:i w:val="0"/>
+                <w:sz w:val="21"/>
+              </w:rPr>
+              <w:t>B．</w:t>
+            </w:r>
+            <m:oMath>
+              <m:r>
+                <m:rPr>
+                  <m:rFonts m:ascii="Cambria Math" m:hAnsi="Cambria Math"/>
+                  <m:sty m:val="p"/>
+                  <m:sz m:val="21"/>
+                  <m:szCs m:val="21"/>
+                </m:rPr>
+                <m:t>(3.5,4]</m:t>
+              </m:r>
+            </m:oMath>
+          </w:p>
+        </w:tc>
+        <w:tc>
+          <w:tcPr>
+            <w:tcW w:type="dxa" w:w="2296"/>
+          </w:tcPr>
+          <w:p>
+            <w:pPr>
+              <w:spacing w:before="20" w:after="0" w:line="300" w:lineRule="auto"/>
+            </w:pPr>
+            <w:r>
+              <w:rPr>
+                <w:rFonts w:ascii="Times New Roman" w:hAnsi="Times New Roman" w:eastAsia="宋体"/>
+                <w:b/>
+                <w:i w:val="0"/>
+                <w:sz w:val="21"/>
+              </w:rPr>
+              <w:t>C．</w:t>
+            </w:r>
+            <m:oMath>
+              <m:r>
+                <m:rPr>
+                  <m:rFonts m:ascii="Cambria Math" m:hAnsi="Cambria Math"/>
+                  <m:sty m:val="p"/>
+                  <m:sz m:val="21"/>
+                  <m:szCs m:val="21"/>
+                </m:rPr>
+                <m:t>(5,5.5]</m:t>
+              </m:r>
+            </m:oMath>
+          </w:p>
+        </w:tc>
+        <w:tc>
+          <w:tcPr>
+            <w:tcW w:type="dxa" w:w="2296"/>
+          </w:tcPr>
+          <w:p>
+            <w:pPr>
+              <w:spacing w:before="20" w:after="0" w:line="300" w:lineRule="auto"/>
+            </w:pPr>
+            <w:r>
+              <w:rPr>
+                <w:rFonts w:ascii="Times New Roman" w:hAnsi="Times New Roman" w:eastAsia="宋体"/>
+                <w:b/>
+                <w:i w:val="0"/>
+                <w:sz w:val="21"/>
+              </w:rPr>
+              <w:t>D．</w:t>
+            </w:r>
+            <m:oMath>
+              <m:r>
+                <m:rPr>
+                  <m:rFonts m:ascii="Cambria Math" m:hAnsi="Cambria Math"/>
+                  <m:sty m:val="p"/>
+                  <m:sz m:val="21"/>
+                  <m:szCs m:val="21"/>
+                </m:rPr>
+                <m:t>[5,5.5)</m:t>
+              </m:r>
+            </m:oMath>
+          </w:p>
+        </w:tc>
+      </w:tr>
+    </w:tbl>
+    <w:p>
+      <w:pPr>
+        <w:spacing w:before="0" w:after="20" w:line="336" w:lineRule="auto"/>
+      </w:pPr>
+    </w:p>
+    <w:p>
+      <w:pPr>
+        <w:keepNext/>
+        <w:spacing w:before="120" w:after="40" w:line="336" w:lineRule="auto"/>
+        <w:ind w:left="482" w:hanging="482"/>
+      </w:pPr>
+      <w:r>
+        <w:rPr>
+          <w:rFonts w:ascii="Times New Roman" w:hAnsi="Times New Roman" w:eastAsia="宋体"/>
+          <w:b/>
+          <w:i w:val="0"/>
+          <w:color w:val="1F3864"/>
+          <w:sz w:val="21"/>
+        </w:rPr>
+        <w:t>13．</w:t>
+      </w:r>
+      <w:r>
+        <w:rPr>
+          <w:rFonts w:ascii="Times New Roman" w:hAnsi="Times New Roman" w:eastAsia="宋体"/>
+          <w:b w:val="0"/>
+          <w:i w:val="0"/>
+          <w:sz w:val="21"/>
+        </w:rPr>
+        <w:t xml:space="preserve">函数 </w:t>
+      </w:r>
+      <m:oMath>
+        <m:r>
+          <m:rPr>
+            <m:rFonts m:ascii="Cambria Math" m:hAnsi="Cambria Math"/>
+            <m:sty m:val="p"/>
+            <m:sz m:val="21"/>
+            <m:szCs m:val="21"/>
+          </m:rPr>
+          <m:t>f(</m:t>
+        </m:r>
+        <m:r>
+          <m:rPr>
+            <m:rFonts m:ascii="Cambria Math" m:hAnsi="Cambria Math"/>
+            <m:i/>
+            <m:sty m:val="i"/>
+            <m:sz m:val="21"/>
+            <m:szCs m:val="21"/>
+          </m:rPr>
+          <m:t>x</m:t>
+        </m:r>
+        <m:r>
+          <m:rPr>
+            <m:rFonts m:ascii="Cambria Math" m:hAnsi="Cambria Math"/>
+            <m:sty m:val="p"/>
+            <m:sz m:val="21"/>
+            <m:szCs m:val="21"/>
+          </m:rPr>
+          <m:t>)</m:t>
+        </m:r>
+      </m:oMath>
+      <w:r>
+        <w:rPr>
+          <w:rFonts w:ascii="Times New Roman" w:hAnsi="Times New Roman" w:eastAsia="宋体"/>
+          <w:b w:val="0"/>
+          <w:i w:val="0"/>
+          <w:sz w:val="21"/>
+        </w:rPr>
+        <w:t xml:space="preserve"> 是定义在 </w:t>
+      </w:r>
+      <m:oMath>
+        <m:r>
+          <m:rPr>
+            <m:rFonts m:ascii="Cambria Math" m:hAnsi="Cambria Math"/>
+            <m:i/>
+            <m:sty m:val="i"/>
+            <m:sz m:val="21"/>
+            <m:szCs m:val="21"/>
+          </m:rPr>
+          <m:t>mathbb</m:t>
+        </m:r>
+        <m:r>
+          <m:rPr>
+            <m:rFonts m:ascii="Cambria Math" m:hAnsi="Cambria Math"/>
+            <m:sty m:val="p"/>
+            <m:sz m:val="21"/>
+            <m:szCs m:val="21"/>
+          </m:rPr>
+          <m:t> </m:t>
+        </m:r>
+        <m:r>
+          <m:rPr>
+            <m:rFonts m:ascii="Cambria Math" m:hAnsi="Cambria Math"/>
+            <m:i/>
+            <m:sty m:val="i"/>
+            <m:sz m:val="21"/>
+            <m:szCs m:val="21"/>
+          </m:rPr>
+          <m:t>R</m:t>
+        </m:r>
+      </m:oMath>
+      <w:r>
+        <w:rPr>
+          <w:rFonts w:ascii="Times New Roman" w:hAnsi="Times New Roman" w:eastAsia="宋体"/>
+          <w:b w:val="0"/>
+          <w:i w:val="0"/>
+          <w:sz w:val="21"/>
+        </w:rPr>
+        <w:t xml:space="preserve"> 上的奇函数，且 </w:t>
+      </w:r>
+      <m:oMath>
+        <m:r>
+          <m:rPr>
+            <m:rFonts m:ascii="Cambria Math" m:hAnsi="Cambria Math"/>
+            <m:sty m:val="p"/>
+            <m:sz m:val="21"/>
+            <m:szCs m:val="21"/>
+          </m:rPr>
+          <m:t>f(</m:t>
+        </m:r>
+        <m:r>
+          <m:rPr>
+            <m:rFonts m:ascii="Cambria Math" m:hAnsi="Cambria Math"/>
+            <m:i/>
+            <m:sty m:val="i"/>
+            <m:sz m:val="21"/>
+            <m:szCs m:val="21"/>
+          </m:rPr>
+          <m:t>x</m:t>
+        </m:r>
+        <m:r>
+          <m:rPr>
+            <m:rFonts m:ascii="Cambria Math" m:hAnsi="Cambria Math"/>
+            <m:sty m:val="p"/>
+            <m:sz m:val="21"/>
+            <m:szCs m:val="21"/>
+          </m:rPr>
+          <m:t>-1)</m:t>
+        </m:r>
+      </m:oMath>
+      <w:r>
+        <w:rPr>
+          <w:rFonts w:ascii="Times New Roman" w:hAnsi="Times New Roman" w:eastAsia="宋体"/>
+          <w:b w:val="0"/>
+          <w:i w:val="0"/>
+          <w:sz w:val="21"/>
+        </w:rPr>
+        <w:t xml:space="preserve"> 为偶函数，当 </w:t>
+      </w:r>
+      <m:oMath>
+        <m:r>
+          <m:rPr>
+            <m:rFonts m:ascii="Cambria Math" m:hAnsi="Cambria Math"/>
+            <m:i/>
+            <m:sty m:val="i"/>
+            <m:sz m:val="21"/>
+            <m:szCs m:val="21"/>
+          </m:rPr>
+          <m:t>x</m:t>
+        </m:r>
+        <m:r>
+          <m:rPr>
+            <m:rFonts m:ascii="Cambria Math" m:hAnsi="Cambria Math"/>
+            <m:sty m:val="p"/>
+            <m:sz m:val="21"/>
+            <m:szCs m:val="21"/>
+          </m:rPr>
+          <m:t>∈[0,1]</m:t>
+        </m:r>
+      </m:oMath>
+      <w:r>
+        <w:rPr>
+          <w:rFonts w:ascii="Times New Roman" w:hAnsi="Times New Roman" w:eastAsia="宋体"/>
+          <w:b w:val="0"/>
+          <w:i w:val="0"/>
+          <w:sz w:val="21"/>
+        </w:rPr>
+        <w:t xml:space="preserve"> 时，</w:t>
+      </w:r>
+      <m:oMath>
+        <m:r>
+          <m:rPr>
+            <m:rFonts m:ascii="Cambria Math" m:hAnsi="Cambria Math"/>
+            <m:sty m:val="p"/>
+            <m:sz m:val="21"/>
+            <m:szCs m:val="21"/>
+          </m:rPr>
+          <m:t>f(</m:t>
+        </m:r>
+        <m:r>
+          <m:rPr>
+            <m:rFonts m:ascii="Cambria Math" m:hAnsi="Cambria Math"/>
+            <m:i/>
+            <m:sty m:val="i"/>
+            <m:sz m:val="21"/>
+            <m:szCs m:val="21"/>
+          </m:rPr>
+          <m:t>x</m:t>
+        </m:r>
+        <m:r>
+          <m:rPr>
+            <m:rFonts m:ascii="Cambria Math" m:hAnsi="Cambria Math"/>
+            <m:sty m:val="p"/>
+            <m:sz m:val="21"/>
+            <m:szCs m:val="21"/>
+          </m:rPr>
+          <m:t>)=</m:t>
+        </m:r>
+        <m:sSup>
+          <m:e>
+            <m:r>
+              <m:rPr>
+                <m:rFonts m:ascii="Cambria Math" m:hAnsi="Cambria Math"/>
+                <m:i/>
+                <m:sty m:val="i"/>
+                <m:sz m:val="21"/>
+                <m:szCs m:val="21"/>
+              </m:rPr>
+              <m:t>x</m:t>
+            </m:r>
+          </m:e>
+          <m:sup>
+            <m:r>
+              <m:rPr>
+                <m:rFonts m:ascii="Cambria Math" m:hAnsi="Cambria Math"/>
+                <m:sty m:val="p"/>
+                <m:sz m:val="21"/>
+                <m:szCs m:val="21"/>
+              </m:rPr>
+              <m:t>\</m:t>
+            </m:r>
+            <m:r>
+              <m:rPr>
+                <m:rFonts m:ascii="Cambria Math" m:hAnsi="Cambria Math"/>
+                <m:i/>
+                <m:sty m:val="i"/>
+                <m:sz m:val="21"/>
+                <m:szCs m:val="21"/>
+              </m:rPr>
+              <m:t>frac</m:t>
+            </m:r>
+            <m:r>
+              <m:rPr>
+                <m:rFonts m:ascii="Cambria Math" m:hAnsi="Cambria Math"/>
+                <m:sty m:val="p"/>
+                <m:sz m:val="21"/>
+                <m:szCs m:val="21"/>
+              </m:rPr>
+              <m:t>12</m:t>
+            </m:r>
+          </m:sup>
+        </m:sSup>
+      </m:oMath>
+      <w:r>
+        <w:rPr>
+          <w:rFonts w:ascii="Times New Roman" w:hAnsi="Times New Roman" w:eastAsia="宋体"/>
+          <w:b w:val="0"/>
+          <w:i w:val="0"/>
+          <w:sz w:val="21"/>
+        </w:rPr>
+        <w:t xml:space="preserve">，若函数 </w:t>
+      </w:r>
+      <m:oMath>
+        <m:r>
+          <m:rPr>
+            <m:rFonts m:ascii="Cambria Math" m:hAnsi="Cambria Math"/>
+            <m:sty m:val="p"/>
+            <m:sz m:val="21"/>
+            <m:szCs m:val="21"/>
+          </m:rPr>
+          <m:t>g(</m:t>
+        </m:r>
+        <m:r>
+          <m:rPr>
+            <m:rFonts m:ascii="Cambria Math" m:hAnsi="Cambria Math"/>
+            <m:i/>
+            <m:sty m:val="i"/>
+            <m:sz m:val="21"/>
+            <m:szCs m:val="21"/>
+          </m:rPr>
+          <m:t>x</m:t>
+        </m:r>
+        <m:r>
+          <m:rPr>
+            <m:rFonts m:ascii="Cambria Math" m:hAnsi="Cambria Math"/>
+            <m:sty m:val="p"/>
+            <m:sz m:val="21"/>
+            <m:szCs m:val="21"/>
+          </m:rPr>
+          <m:t>)=f(</m:t>
+        </m:r>
+        <m:r>
+          <m:rPr>
+            <m:rFonts m:ascii="Cambria Math" m:hAnsi="Cambria Math"/>
+            <m:i/>
+            <m:sty m:val="i"/>
+            <m:sz m:val="21"/>
+            <m:szCs m:val="21"/>
+          </m:rPr>
+          <m:t>x</m:t>
+        </m:r>
+        <m:r>
+          <m:rPr>
+            <m:rFonts m:ascii="Cambria Math" m:hAnsi="Cambria Math"/>
+            <m:sty m:val="p"/>
+            <m:sz m:val="21"/>
+            <m:szCs m:val="21"/>
+          </m:rPr>
+          <m:t>)-</m:t>
+        </m:r>
+        <m:r>
+          <m:rPr>
+            <m:rFonts m:ascii="Cambria Math" m:hAnsi="Cambria Math"/>
+            <m:i/>
+            <m:sty m:val="i"/>
+            <m:sz m:val="21"/>
+            <m:szCs m:val="21"/>
+          </m:rPr>
+          <m:t>x</m:t>
+        </m:r>
+        <m:r>
+          <m:rPr>
+            <m:rFonts m:ascii="Cambria Math" m:hAnsi="Cambria Math"/>
+            <m:sty m:val="p"/>
+            <m:sz m:val="21"/>
+            <m:szCs m:val="21"/>
+          </m:rPr>
+          <m:t>-</m:t>
+        </m:r>
+        <m:r>
+          <m:rPr>
+            <m:rFonts m:ascii="Cambria Math" m:hAnsi="Cambria Math"/>
+            <m:i/>
+            <m:sty m:val="i"/>
+            <m:sz m:val="21"/>
+            <m:szCs m:val="21"/>
+          </m:rPr>
+          <m:t>b</m:t>
+        </m:r>
+      </m:oMath>
+      <w:r>
+        <w:rPr>
+          <w:rFonts w:ascii="Times New Roman" w:hAnsi="Times New Roman" w:eastAsia="宋体"/>
+          <w:b w:val="0"/>
+          <w:i w:val="0"/>
+          <w:sz w:val="21"/>
+        </w:rPr>
+        <w:t xml:space="preserve"> 恰有一个零点，则实数 </w:t>
+      </w:r>
+      <m:oMath>
+        <m:r>
+          <m:rPr>
+            <m:rFonts m:ascii="Cambria Math" m:hAnsi="Cambria Math"/>
+            <m:i/>
+            <m:sty m:val="i"/>
+            <m:sz m:val="21"/>
+            <m:szCs m:val="21"/>
+          </m:rPr>
+          <m:t>b</m:t>
+        </m:r>
+      </m:oMath>
+      <w:r>
+        <w:rPr>
+          <w:rFonts w:ascii="Times New Roman" w:hAnsi="Times New Roman" w:eastAsia="宋体"/>
+          <w:b w:val="0"/>
+          <w:i w:val="0"/>
+          <w:sz w:val="21"/>
+        </w:rPr>
+        <w:t xml:space="preserve"> 的取值集合是（　　）</w:t>
+      </w:r>
+    </w:p>
+    <w:tbl>
+      <w:tblPr>
+        <w:tblW w:type="auto" w:w="0"/>
+        <w:tblLook w:firstColumn="1" w:firstRow="1" w:lastColumn="0" w:lastRow="0" w:noHBand="0" w:noVBand="1" w:val="04A0"/>
+        <w:tblInd w:w="482" w:type="dxa"/>
+        <w:tblBorders>
+          <w:top w:val="none" w:sz="0"/>
+          <w:left w:val="none" w:sz="0"/>
+          <w:bottom w:val="none" w:sz="0"/>
+          <w:right w:val="none" w:sz="0"/>
+          <w:insideH w:val="none" w:sz="0"/>
+          <w:insideV w:val="none" w:sz="0"/>
+        </w:tblBorders>
+        <w:tblLayout w:type="fixed"/>
+      </w:tblPr>
+      <w:tblGrid>
+        <w:gridCol w:w="4592"/>
+        <w:gridCol w:w="4592"/>
+      </w:tblGrid>
+      <w:tr>
+        <w:trPr>
+          <w:cantSplit w:val="0"/>
+          <w:keepNext w:val="0"/>
+        </w:trPr>
+        <w:tc>
+          <w:tcPr>
+            <w:tcW w:type="dxa" w:w="4592"/>
+          </w:tcPr>
+          <w:p>
+            <w:pPr>
+              <w:spacing w:before="20" w:after="0" w:line="300" w:lineRule="auto"/>
+            </w:pPr>
+            <w:r>
+              <w:rPr>
+                <w:rFonts w:ascii="Times New Roman" w:hAnsi="Times New Roman" w:eastAsia="宋体"/>
+                <w:b/>
+                <w:i w:val="0"/>
+                <w:sz w:val="21"/>
+              </w:rPr>
+              <w:t>A．</w:t>
+            </w:r>
+            <m:oMath>
+              <m:r>
+                <m:rPr>
+                  <m:rFonts m:ascii="Cambria Math" m:hAnsi="Cambria Math"/>
+                  <m:sty m:val="p"/>
+                  <m:sz m:val="21"/>
+                  <m:szCs m:val="21"/>
+                </m:rPr>
+                <m:t>(2</m:t>
+              </m:r>
+              <m:r>
+                <m:rPr>
+                  <m:rFonts m:ascii="Cambria Math" m:hAnsi="Cambria Math"/>
+                  <m:i/>
+                  <m:sty m:val="i"/>
+                  <m:sz m:val="21"/>
+                  <m:szCs m:val="21"/>
+                </m:rPr>
+                <m:t>k</m:t>
+              </m:r>
+              <m:r>
+                <m:rPr>
+                  <m:rFonts m:ascii="Cambria Math" m:hAnsi="Cambria Math"/>
+                  <m:sty m:val="p"/>
+                  <m:sz m:val="21"/>
+                  <m:szCs m:val="21"/>
+                </m:rPr>
+                <m:t>-\</m:t>
+              </m:r>
+              <m:r>
+                <m:rPr>
+                  <m:rFonts m:ascii="Cambria Math" m:hAnsi="Cambria Math"/>
+                  <m:i/>
+                  <m:sty m:val="i"/>
+                  <m:sz m:val="21"/>
+                  <m:szCs m:val="21"/>
+                </m:rPr>
+                <m:t>frac</m:t>
+              </m:r>
+              <m:r>
+                <m:rPr>
+                  <m:rFonts m:ascii="Cambria Math" m:hAnsi="Cambria Math"/>
+                  <m:sty m:val="p"/>
+                  <m:sz m:val="21"/>
+                  <m:szCs m:val="21"/>
+                </m:rPr>
+                <m:t>14,2</m:t>
+              </m:r>
+              <m:r>
+                <m:rPr>
+                  <m:rFonts m:ascii="Cambria Math" m:hAnsi="Cambria Math"/>
+                  <m:i/>
+                  <m:sty m:val="i"/>
+                  <m:sz m:val="21"/>
+                  <m:szCs m:val="21"/>
+                </m:rPr>
+                <m:t>k</m:t>
+              </m:r>
+              <m:r>
+                <m:rPr>
+                  <m:rFonts m:ascii="Cambria Math" m:hAnsi="Cambria Math"/>
+                  <m:sty m:val="p"/>
+                  <m:sz m:val="21"/>
+                  <m:szCs m:val="21"/>
+                </m:rPr>
+                <m:t>+\</m:t>
+              </m:r>
+              <m:r>
+                <m:rPr>
+                  <m:rFonts m:ascii="Cambria Math" m:hAnsi="Cambria Math"/>
+                  <m:i/>
+                  <m:sty m:val="i"/>
+                  <m:sz m:val="21"/>
+                  <m:szCs m:val="21"/>
+                </m:rPr>
+                <m:t>frac</m:t>
+              </m:r>
+              <m:r>
+                <m:rPr>
+                  <m:rFonts m:ascii="Cambria Math" m:hAnsi="Cambria Math"/>
+                  <m:sty m:val="p"/>
+                  <m:sz m:val="21"/>
+                  <m:szCs m:val="21"/>
+                </m:rPr>
+                <m:t>14)</m:t>
+              </m:r>
+            </m:oMath>
+            <w:r>
+              <w:rPr>
+                <w:rFonts w:ascii="Times New Roman" w:hAnsi="Times New Roman" w:eastAsia="宋体"/>
+                <w:b w:val="0"/>
+                <w:i w:val="0"/>
+                <w:sz w:val="21"/>
+              </w:rPr>
+              <w:t>，</w:t>
+            </w:r>
+            <m:oMath>
+              <m:r>
+                <m:rPr>
+                  <m:rFonts m:ascii="Cambria Math" m:hAnsi="Cambria Math"/>
+                  <m:i/>
+                  <m:sty m:val="i"/>
+                  <m:sz m:val="21"/>
+                  <m:szCs m:val="21"/>
+                </m:rPr>
+                <m:t>k</m:t>
+              </m:r>
+              <m:r>
+                <m:rPr>
+                  <m:rFonts m:ascii="Cambria Math" m:hAnsi="Cambria Math"/>
+                  <m:sty m:val="p"/>
+                  <m:sz m:val="21"/>
+                  <m:szCs m:val="21"/>
+                </m:rPr>
+                <m:t>∈</m:t>
+              </m:r>
+              <m:r>
+                <m:rPr>
+                  <m:rFonts m:ascii="Cambria Math" m:hAnsi="Cambria Math"/>
+                  <m:i/>
+                  <m:sty m:val="i"/>
+                  <m:sz m:val="21"/>
+                  <m:szCs m:val="21"/>
+                </m:rPr>
+                <m:t>mathbb</m:t>
+              </m:r>
+              <m:r>
+                <m:rPr>
+                  <m:rFonts m:ascii="Cambria Math" m:hAnsi="Cambria Math"/>
+                  <m:sty m:val="p"/>
+                  <m:sz m:val="21"/>
+                  <m:szCs m:val="21"/>
+                </m:rPr>
+                <m:t> </m:t>
+              </m:r>
+              <m:r>
+                <m:rPr>
+                  <m:rFonts m:ascii="Cambria Math" m:hAnsi="Cambria Math"/>
+                  <m:i/>
+                  <m:sty m:val="i"/>
+                  <m:sz m:val="21"/>
+                  <m:szCs m:val="21"/>
+                </m:rPr>
+                <m:t>Z</m:t>
+              </m:r>
+            </m:oMath>
+          </w:p>
+        </w:tc>
+        <w:tc>
+          <w:tcPr>
+            <w:tcW w:type="dxa" w:w="4592"/>
+          </w:tcPr>
+          <w:p>
+            <w:pPr>
+              <w:spacing w:before="20" w:after="0" w:line="300" w:lineRule="auto"/>
+            </w:pPr>
+            <w:r>
+              <w:rPr>
+                <w:rFonts w:ascii="Times New Roman" w:hAnsi="Times New Roman" w:eastAsia="宋体"/>
+                <w:b/>
+                <w:i w:val="0"/>
+                <w:sz w:val="21"/>
+              </w:rPr>
+              <w:t>B．</w:t>
+            </w:r>
+            <m:oMath>
+              <m:r>
+                <m:rPr>
+                  <m:rFonts m:ascii="Cambria Math" m:hAnsi="Cambria Math"/>
+                  <m:sty m:val="p"/>
+                  <m:sz m:val="21"/>
+                  <m:szCs m:val="21"/>
+                </m:rPr>
+                <m:t>(2</m:t>
+              </m:r>
+              <m:r>
+                <m:rPr>
+                  <m:rFonts m:ascii="Cambria Math" m:hAnsi="Cambria Math"/>
+                  <m:i/>
+                  <m:sty m:val="i"/>
+                  <m:sz m:val="21"/>
+                  <m:szCs m:val="21"/>
+                </m:rPr>
+                <m:t>k</m:t>
+              </m:r>
+              <m:r>
+                <m:rPr>
+                  <m:rFonts m:ascii="Cambria Math" m:hAnsi="Cambria Math"/>
+                  <m:sty m:val="p"/>
+                  <m:sz m:val="21"/>
+                  <m:szCs m:val="21"/>
+                </m:rPr>
+                <m:t>+\</m:t>
+              </m:r>
+              <m:r>
+                <m:rPr>
+                  <m:rFonts m:ascii="Cambria Math" m:hAnsi="Cambria Math"/>
+                  <m:i/>
+                  <m:sty m:val="i"/>
+                  <m:sz m:val="21"/>
+                  <m:szCs m:val="21"/>
+                </m:rPr>
+                <m:t>frac</m:t>
+              </m:r>
+              <m:r>
+                <m:rPr>
+                  <m:rFonts m:ascii="Cambria Math" m:hAnsi="Cambria Math"/>
+                  <m:sty m:val="p"/>
+                  <m:sz m:val="21"/>
+                  <m:szCs m:val="21"/>
+                </m:rPr>
+                <m:t>12,2</m:t>
+              </m:r>
+              <m:r>
+                <m:rPr>
+                  <m:rFonts m:ascii="Cambria Math" m:hAnsi="Cambria Math"/>
+                  <m:i/>
+                  <m:sty m:val="i"/>
+                  <m:sz m:val="21"/>
+                  <m:szCs m:val="21"/>
+                </m:rPr>
+                <m:t>k</m:t>
+              </m:r>
+              <m:r>
+                <m:rPr>
+                  <m:rFonts m:ascii="Cambria Math" m:hAnsi="Cambria Math"/>
+                  <m:sty m:val="p"/>
+                  <m:sz m:val="21"/>
+                  <m:szCs m:val="21"/>
+                </m:rPr>
+                <m:t>+\</m:t>
+              </m:r>
+              <m:r>
+                <m:rPr>
+                  <m:rFonts m:ascii="Cambria Math" m:hAnsi="Cambria Math"/>
+                  <m:i/>
+                  <m:sty m:val="i"/>
+                  <m:sz m:val="21"/>
+                  <m:szCs m:val="21"/>
+                </m:rPr>
+                <m:t>frac</m:t>
+              </m:r>
+              <m:r>
+                <m:rPr>
+                  <m:rFonts m:ascii="Cambria Math" m:hAnsi="Cambria Math"/>
+                  <m:sty m:val="p"/>
+                  <m:sz m:val="21"/>
+                  <m:szCs m:val="21"/>
+                </m:rPr>
+                <m:t>52)</m:t>
+              </m:r>
+            </m:oMath>
+            <w:r>
+              <w:rPr>
+                <w:rFonts w:ascii="Times New Roman" w:hAnsi="Times New Roman" w:eastAsia="宋体"/>
+                <w:b w:val="0"/>
+                <w:i w:val="0"/>
+                <w:sz w:val="21"/>
+              </w:rPr>
+              <w:t>，</w:t>
+            </w:r>
+            <m:oMath>
+              <m:r>
+                <m:rPr>
+                  <m:rFonts m:ascii="Cambria Math" m:hAnsi="Cambria Math"/>
+                  <m:i/>
+                  <m:sty m:val="i"/>
+                  <m:sz m:val="21"/>
+                  <m:szCs m:val="21"/>
+                </m:rPr>
+                <m:t>k</m:t>
+              </m:r>
+              <m:r>
+                <m:rPr>
+                  <m:rFonts m:ascii="Cambria Math" m:hAnsi="Cambria Math"/>
+                  <m:sty m:val="p"/>
+                  <m:sz m:val="21"/>
+                  <m:szCs m:val="21"/>
+                </m:rPr>
+                <m:t>∈</m:t>
+              </m:r>
+              <m:r>
+                <m:rPr>
+                  <m:rFonts m:ascii="Cambria Math" m:hAnsi="Cambria Math"/>
+                  <m:i/>
+                  <m:sty m:val="i"/>
+                  <m:sz m:val="21"/>
+                  <m:szCs m:val="21"/>
+                </m:rPr>
+                <m:t>mathbb</m:t>
+              </m:r>
+              <m:r>
+                <m:rPr>
+                  <m:rFonts m:ascii="Cambria Math" m:hAnsi="Cambria Math"/>
+                  <m:sty m:val="p"/>
+                  <m:sz m:val="21"/>
+                  <m:szCs m:val="21"/>
+                </m:rPr>
+                <m:t> </m:t>
+              </m:r>
+              <m:r>
+                <m:rPr>
+                  <m:rFonts m:ascii="Cambria Math" m:hAnsi="Cambria Math"/>
+                  <m:i/>
+                  <m:sty m:val="i"/>
+                  <m:sz m:val="21"/>
+                  <m:szCs m:val="21"/>
+                </m:rPr>
+                <m:t>Z</m:t>
+              </m:r>
+            </m:oMath>
+          </w:p>
+        </w:tc>
+      </w:tr>
+      <w:tr>
+        <w:trPr>
+          <w:cantSplit w:val="0"/>
+          <w:keepNext w:val="0"/>
+        </w:trPr>
+        <w:tc>
+          <w:tcPr>
+            <w:tcW w:type="dxa" w:w="4592"/>
+          </w:tcPr>
+          <w:p>
+            <w:pPr>
+              <w:spacing w:before="20" w:after="0" w:line="300" w:lineRule="auto"/>
+            </w:pPr>
+            <w:r>
+              <w:rPr>
+                <w:rFonts w:ascii="Times New Roman" w:hAnsi="Times New Roman" w:eastAsia="宋体"/>
+                <w:b/>
+                <w:i w:val="0"/>
+                <w:sz w:val="21"/>
+              </w:rPr>
+              <w:t>C．</w:t>
+            </w:r>
+            <m:oMath>
+              <m:r>
+                <m:rPr>
+                  <m:rFonts m:ascii="Cambria Math" m:hAnsi="Cambria Math"/>
+                  <m:sty m:val="p"/>
+                  <m:sz m:val="21"/>
+                  <m:szCs m:val="21"/>
+                </m:rPr>
+                <m:t>(4</m:t>
+              </m:r>
+              <m:r>
+                <m:rPr>
+                  <m:rFonts m:ascii="Cambria Math" m:hAnsi="Cambria Math"/>
+                  <m:i/>
+                  <m:sty m:val="i"/>
+                  <m:sz m:val="21"/>
+                  <m:szCs m:val="21"/>
+                </m:rPr>
+                <m:t>k</m:t>
+              </m:r>
+              <m:r>
+                <m:rPr>
+                  <m:rFonts m:ascii="Cambria Math" m:hAnsi="Cambria Math"/>
+                  <m:sty m:val="p"/>
+                  <m:sz m:val="21"/>
+                  <m:szCs m:val="21"/>
+                </m:rPr>
+                <m:t>-\</m:t>
+              </m:r>
+              <m:r>
+                <m:rPr>
+                  <m:rFonts m:ascii="Cambria Math" m:hAnsi="Cambria Math"/>
+                  <m:i/>
+                  <m:sty m:val="i"/>
+                  <m:sz m:val="21"/>
+                  <m:szCs m:val="21"/>
+                </m:rPr>
+                <m:t>frac</m:t>
+              </m:r>
+              <m:r>
+                <m:rPr>
+                  <m:rFonts m:ascii="Cambria Math" m:hAnsi="Cambria Math"/>
+                  <m:sty m:val="p"/>
+                  <m:sz m:val="21"/>
+                  <m:szCs m:val="21"/>
+                </m:rPr>
+                <m:t>14,4</m:t>
+              </m:r>
+              <m:r>
+                <m:rPr>
+                  <m:rFonts m:ascii="Cambria Math" m:hAnsi="Cambria Math"/>
+                  <m:i/>
+                  <m:sty m:val="i"/>
+                  <m:sz m:val="21"/>
+                  <m:szCs m:val="21"/>
+                </m:rPr>
+                <m:t>k</m:t>
+              </m:r>
+              <m:r>
+                <m:rPr>
+                  <m:rFonts m:ascii="Cambria Math" m:hAnsi="Cambria Math"/>
+                  <m:sty m:val="p"/>
+                  <m:sz m:val="21"/>
+                  <m:szCs m:val="21"/>
+                </m:rPr>
+                <m:t>+\</m:t>
+              </m:r>
+              <m:r>
+                <m:rPr>
+                  <m:rFonts m:ascii="Cambria Math" m:hAnsi="Cambria Math"/>
+                  <m:i/>
+                  <m:sty m:val="i"/>
+                  <m:sz m:val="21"/>
+                  <m:szCs m:val="21"/>
+                </m:rPr>
+                <m:t>frac</m:t>
+              </m:r>
+              <m:r>
+                <m:rPr>
+                  <m:rFonts m:ascii="Cambria Math" m:hAnsi="Cambria Math"/>
+                  <m:sty m:val="p"/>
+                  <m:sz m:val="21"/>
+                  <m:szCs m:val="21"/>
+                </m:rPr>
+                <m:t>14)</m:t>
+              </m:r>
+            </m:oMath>
+            <w:r>
+              <w:rPr>
+                <w:rFonts w:ascii="Times New Roman" w:hAnsi="Times New Roman" w:eastAsia="宋体"/>
+                <w:b w:val="0"/>
+                <w:i w:val="0"/>
+                <w:sz w:val="21"/>
+              </w:rPr>
+              <w:t>，</w:t>
+            </w:r>
+            <m:oMath>
+              <m:r>
+                <m:rPr>
+                  <m:rFonts m:ascii="Cambria Math" m:hAnsi="Cambria Math"/>
+                  <m:i/>
+                  <m:sty m:val="i"/>
+                  <m:sz m:val="21"/>
+                  <m:szCs m:val="21"/>
+                </m:rPr>
+                <m:t>k</m:t>
+              </m:r>
+              <m:r>
+                <m:rPr>
+                  <m:rFonts m:ascii="Cambria Math" m:hAnsi="Cambria Math"/>
+                  <m:sty m:val="p"/>
+                  <m:sz m:val="21"/>
+                  <m:szCs m:val="21"/>
+                </m:rPr>
+                <m:t>∈</m:t>
+              </m:r>
+              <m:r>
+                <m:rPr>
+                  <m:rFonts m:ascii="Cambria Math" m:hAnsi="Cambria Math"/>
+                  <m:i/>
+                  <m:sty m:val="i"/>
+                  <m:sz m:val="21"/>
+                  <m:szCs m:val="21"/>
+                </m:rPr>
+                <m:t>mathbb</m:t>
+              </m:r>
+              <m:r>
+                <m:rPr>
+                  <m:rFonts m:ascii="Cambria Math" m:hAnsi="Cambria Math"/>
+                  <m:sty m:val="p"/>
+                  <m:sz m:val="21"/>
+                  <m:szCs m:val="21"/>
+                </m:rPr>
+                <m:t> </m:t>
+              </m:r>
+              <m:r>
+                <m:rPr>
+                  <m:rFonts m:ascii="Cambria Math" m:hAnsi="Cambria Math"/>
+                  <m:i/>
+                  <m:sty m:val="i"/>
+                  <m:sz m:val="21"/>
+                  <m:szCs m:val="21"/>
+                </m:rPr>
+                <m:t>Z</m:t>
+              </m:r>
+            </m:oMath>
+          </w:p>
+        </w:tc>
+        <w:tc>
+          <w:tcPr>
+            <w:tcW w:type="dxa" w:w="4592"/>
+          </w:tcPr>
+          <w:p>
+            <w:pPr>
+              <w:spacing w:before="20" w:after="0" w:line="300" w:lineRule="auto"/>
+            </w:pPr>
+            <w:r>
+              <w:rPr>
+                <w:rFonts w:ascii="Times New Roman" w:hAnsi="Times New Roman" w:eastAsia="宋体"/>
+                <w:b/>
+                <w:i w:val="0"/>
+                <w:sz w:val="21"/>
+              </w:rPr>
+              <w:t>D．</w:t>
+            </w:r>
+            <m:oMath>
+              <m:r>
+                <m:rPr>
+                  <m:rFonts m:ascii="Cambria Math" m:hAnsi="Cambria Math"/>
+                  <m:sty m:val="p"/>
+                  <m:sz m:val="21"/>
+                  <m:szCs m:val="21"/>
+                </m:rPr>
+                <m:t>(4</m:t>
+              </m:r>
+              <m:r>
+                <m:rPr>
+                  <m:rFonts m:ascii="Cambria Math" m:hAnsi="Cambria Math"/>
+                  <m:i/>
+                  <m:sty m:val="i"/>
+                  <m:sz m:val="21"/>
+                  <m:szCs m:val="21"/>
+                </m:rPr>
+                <m:t>k</m:t>
+              </m:r>
+              <m:r>
+                <m:rPr>
+                  <m:rFonts m:ascii="Cambria Math" m:hAnsi="Cambria Math"/>
+                  <m:sty m:val="p"/>
+                  <m:sz m:val="21"/>
+                  <m:szCs m:val="21"/>
+                </m:rPr>
+                <m:t>+\</m:t>
+              </m:r>
+              <m:r>
+                <m:rPr>
+                  <m:rFonts m:ascii="Cambria Math" m:hAnsi="Cambria Math"/>
+                  <m:i/>
+                  <m:sty m:val="i"/>
+                  <m:sz m:val="21"/>
+                  <m:szCs m:val="21"/>
+                </m:rPr>
+                <m:t>frac</m:t>
+              </m:r>
+              <m:r>
+                <m:rPr>
+                  <m:rFonts m:ascii="Cambria Math" m:hAnsi="Cambria Math"/>
+                  <m:sty m:val="p"/>
+                  <m:sz m:val="21"/>
+                  <m:szCs m:val="21"/>
+                </m:rPr>
+                <m:t>14,4</m:t>
+              </m:r>
+              <m:r>
+                <m:rPr>
+                  <m:rFonts m:ascii="Cambria Math" m:hAnsi="Cambria Math"/>
+                  <m:i/>
+                  <m:sty m:val="i"/>
+                  <m:sz m:val="21"/>
+                  <m:szCs m:val="21"/>
+                </m:rPr>
+                <m:t>k</m:t>
+              </m:r>
+              <m:r>
+                <m:rPr>
+                  <m:rFonts m:ascii="Cambria Math" m:hAnsi="Cambria Math"/>
+                  <m:sty m:val="p"/>
+                  <m:sz m:val="21"/>
+                  <m:szCs m:val="21"/>
+                </m:rPr>
+                <m:t>+\</m:t>
+              </m:r>
+              <m:r>
+                <m:rPr>
+                  <m:rFonts m:ascii="Cambria Math" m:hAnsi="Cambria Math"/>
+                  <m:i/>
+                  <m:sty m:val="i"/>
+                  <m:sz m:val="21"/>
+                  <m:szCs m:val="21"/>
+                </m:rPr>
+                <m:t>frac</m:t>
+              </m:r>
+              <m:r>
+                <m:rPr>
+                  <m:rFonts m:ascii="Cambria Math" m:hAnsi="Cambria Math"/>
+                  <m:sty m:val="p"/>
+                  <m:sz m:val="21"/>
+                  <m:szCs m:val="21"/>
+                </m:rPr>
+                <m:t>{15}4)</m:t>
+              </m:r>
+            </m:oMath>
+            <w:r>
+              <w:rPr>
+                <w:rFonts w:ascii="Times New Roman" w:hAnsi="Times New Roman" w:eastAsia="宋体"/>
+                <w:b w:val="0"/>
+                <w:i w:val="0"/>
+                <w:sz w:val="21"/>
+              </w:rPr>
+              <w:t>，</w:t>
+            </w:r>
+            <m:oMath>
+              <m:r>
+                <m:rPr>
+                  <m:rFonts m:ascii="Cambria Math" m:hAnsi="Cambria Math"/>
+                  <m:i/>
+                  <m:sty m:val="i"/>
+                  <m:sz m:val="21"/>
+                  <m:szCs m:val="21"/>
+                </m:rPr>
+                <m:t>k</m:t>
+              </m:r>
+              <m:r>
+                <m:rPr>
+                  <m:rFonts m:ascii="Cambria Math" m:hAnsi="Cambria Math"/>
+                  <m:sty m:val="p"/>
+                  <m:sz m:val="21"/>
+                  <m:szCs m:val="21"/>
+                </m:rPr>
+                <m:t>∈</m:t>
+              </m:r>
+              <m:r>
+                <m:rPr>
+                  <m:rFonts m:ascii="Cambria Math" m:hAnsi="Cambria Math"/>
+                  <m:i/>
+                  <m:sty m:val="i"/>
+                  <m:sz m:val="21"/>
+                  <m:szCs m:val="21"/>
+                </m:rPr>
+                <m:t>mathbb</m:t>
+              </m:r>
+              <m:r>
+                <m:rPr>
+                  <m:rFonts m:ascii="Cambria Math" m:hAnsi="Cambria Math"/>
+                  <m:sty m:val="p"/>
+                  <m:sz m:val="21"/>
+                  <m:szCs m:val="21"/>
+                </m:rPr>
+                <m:t> </m:t>
+              </m:r>
+              <m:r>
+                <m:rPr>
+                  <m:rFonts m:ascii="Cambria Math" m:hAnsi="Cambria Math"/>
+                  <m:i/>
+                  <m:sty m:val="i"/>
+                  <m:sz m:val="21"/>
+                  <m:szCs m:val="21"/>
+                </m:rPr>
+                <m:t>Z</m:t>
+              </m:r>
+            </m:oMath>
+          </w:p>
+        </w:tc>
+      </w:tr>
+    </w:tbl>
+    <w:p>
+      <w:pPr>
+        <w:spacing w:before="0" w:after="20" w:line="336" w:lineRule="auto"/>
+      </w:pPr>
+    </w:p>
+    <w:p>
+      <w:pPr>
+        <w:keepNext/>
+        <w:spacing w:before="120" w:after="40" w:line="336" w:lineRule="auto"/>
+        <w:ind w:left="482" w:hanging="482"/>
+      </w:pPr>
+      <w:r>
+        <w:rPr>
+          <w:rFonts w:ascii="Times New Roman" w:hAnsi="Times New Roman" w:eastAsia="宋体"/>
+          <w:b/>
+          <w:i w:val="0"/>
+          <w:color w:val="1F3864"/>
+          <w:sz w:val="21"/>
+        </w:rPr>
+        <w:t>14．</w:t>
+      </w:r>
+      <w:r>
+        <w:rPr>
+          <w:rFonts w:ascii="Times New Roman" w:hAnsi="Times New Roman" w:eastAsia="宋体"/>
+          <w:b w:val="0"/>
+          <w:i w:val="0"/>
+          <w:sz w:val="21"/>
+        </w:rPr>
+        <w:t xml:space="preserve">定义在 </w:t>
+      </w:r>
+      <m:oMath>
+        <m:r>
+          <m:rPr>
+            <m:rFonts m:ascii="Cambria Math" m:hAnsi="Cambria Math"/>
+            <m:i/>
+            <m:sty m:val="i"/>
+            <m:sz m:val="21"/>
+            <m:szCs m:val="21"/>
+          </m:rPr>
+          <m:t>mathbb</m:t>
+        </m:r>
+        <m:r>
+          <m:rPr>
+            <m:rFonts m:ascii="Cambria Math" m:hAnsi="Cambria Math"/>
+            <m:sty m:val="p"/>
+            <m:sz m:val="21"/>
+            <m:szCs m:val="21"/>
+          </m:rPr>
+          <m:t> </m:t>
+        </m:r>
+        <m:r>
+          <m:rPr>
+            <m:rFonts m:ascii="Cambria Math" m:hAnsi="Cambria Math"/>
+            <m:i/>
+            <m:sty m:val="i"/>
+            <m:sz m:val="21"/>
+            <m:szCs m:val="21"/>
+          </m:rPr>
+          <m:t>R</m:t>
+        </m:r>
+      </m:oMath>
+      <w:r>
+        <w:rPr>
+          <w:rFonts w:ascii="Times New Roman" w:hAnsi="Times New Roman" w:eastAsia="宋体"/>
+          <w:b w:val="0"/>
+          <w:i w:val="0"/>
+          <w:sz w:val="21"/>
+        </w:rPr>
+        <w:t xml:space="preserve"> 上的偶函数 </w:t>
+      </w:r>
+      <m:oMath>
+        <m:r>
+          <m:rPr>
+            <m:rFonts m:ascii="Cambria Math" m:hAnsi="Cambria Math"/>
+            <m:sty m:val="p"/>
+            <m:sz m:val="21"/>
+            <m:szCs m:val="21"/>
+          </m:rPr>
+          <m:t>f(</m:t>
+        </m:r>
+        <m:r>
+          <m:rPr>
+            <m:rFonts m:ascii="Cambria Math" m:hAnsi="Cambria Math"/>
+            <m:i/>
+            <m:sty m:val="i"/>
+            <m:sz m:val="21"/>
+            <m:szCs m:val="21"/>
+          </m:rPr>
+          <m:t>x</m:t>
+        </m:r>
+        <m:r>
+          <m:rPr>
+            <m:rFonts m:ascii="Cambria Math" m:hAnsi="Cambria Math"/>
+            <m:sty m:val="p"/>
+            <m:sz m:val="21"/>
+            <m:szCs m:val="21"/>
+          </m:rPr>
+          <m:t>)</m:t>
+        </m:r>
+      </m:oMath>
+      <w:r>
+        <w:rPr>
+          <w:rFonts w:ascii="Times New Roman" w:hAnsi="Times New Roman" w:eastAsia="宋体"/>
+          <w:b w:val="0"/>
+          <w:i w:val="0"/>
+          <w:sz w:val="21"/>
+        </w:rPr>
+        <w:t xml:space="preserve"> 满足 </w:t>
+      </w:r>
+      <m:oMath>
+        <m:r>
+          <m:rPr>
+            <m:rFonts m:ascii="Cambria Math" m:hAnsi="Cambria Math"/>
+            <m:sty m:val="p"/>
+            <m:sz m:val="21"/>
+            <m:szCs m:val="21"/>
+          </m:rPr>
+          <m:t>f(2-</m:t>
+        </m:r>
+        <m:r>
+          <m:rPr>
+            <m:rFonts m:ascii="Cambria Math" m:hAnsi="Cambria Math"/>
+            <m:i/>
+            <m:sty m:val="i"/>
+            <m:sz m:val="21"/>
+            <m:szCs m:val="21"/>
+          </m:rPr>
+          <m:t>x</m:t>
+        </m:r>
+        <m:r>
+          <m:rPr>
+            <m:rFonts m:ascii="Cambria Math" m:hAnsi="Cambria Math"/>
+            <m:sty m:val="p"/>
+            <m:sz m:val="21"/>
+            <m:szCs m:val="21"/>
+          </m:rPr>
+          <m:t>)=f(</m:t>
+        </m:r>
+        <m:r>
+          <m:rPr>
+            <m:rFonts m:ascii="Cambria Math" m:hAnsi="Cambria Math"/>
+            <m:i/>
+            <m:sty m:val="i"/>
+            <m:sz m:val="21"/>
+            <m:szCs m:val="21"/>
+          </m:rPr>
+          <m:t>x</m:t>
+        </m:r>
+        <m:r>
+          <m:rPr>
+            <m:rFonts m:ascii="Cambria Math" m:hAnsi="Cambria Math"/>
+            <m:sty m:val="p"/>
+            <m:sz m:val="21"/>
+            <m:szCs m:val="21"/>
+          </m:rPr>
+          <m:t>)</m:t>
+        </m:r>
+      </m:oMath>
+      <w:r>
+        <w:rPr>
+          <w:rFonts w:ascii="Times New Roman" w:hAnsi="Times New Roman" w:eastAsia="宋体"/>
+          <w:b w:val="0"/>
+          <w:i w:val="0"/>
+          <w:sz w:val="21"/>
+        </w:rPr>
+        <w:t xml:space="preserve">，且当 </w:t>
+      </w:r>
+      <m:oMath>
+        <m:r>
+          <m:rPr>
+            <m:rFonts m:ascii="Cambria Math" m:hAnsi="Cambria Math"/>
+            <m:i/>
+            <m:sty m:val="i"/>
+            <m:sz m:val="21"/>
+            <m:szCs m:val="21"/>
+          </m:rPr>
+          <m:t>x</m:t>
+        </m:r>
+        <m:r>
+          <m:rPr>
+            <m:rFonts m:ascii="Cambria Math" m:hAnsi="Cambria Math"/>
+            <m:sty m:val="p"/>
+            <m:sz m:val="21"/>
+            <m:szCs m:val="21"/>
+          </m:rPr>
+          <m:t>∈[1,2]</m:t>
+        </m:r>
+      </m:oMath>
+      <w:r>
+        <w:rPr>
+          <w:rFonts w:ascii="Times New Roman" w:hAnsi="Times New Roman" w:eastAsia="宋体"/>
+          <w:b w:val="0"/>
+          <w:i w:val="0"/>
+          <w:sz w:val="21"/>
+        </w:rPr>
+        <w:t xml:space="preserve"> 时，</w:t>
+      </w:r>
+      <m:oMath>
+        <m:r>
+          <m:rPr>
+            <m:rFonts m:ascii="Cambria Math" m:hAnsi="Cambria Math"/>
+            <m:sty m:val="p"/>
+            <m:sz m:val="21"/>
+            <m:szCs m:val="21"/>
+          </m:rPr>
+          <m:t>f(</m:t>
+        </m:r>
+        <m:r>
+          <m:rPr>
+            <m:rFonts m:ascii="Cambria Math" m:hAnsi="Cambria Math"/>
+            <m:i/>
+            <m:sty m:val="i"/>
+            <m:sz m:val="21"/>
+            <m:szCs m:val="21"/>
+          </m:rPr>
+          <m:t>x</m:t>
+        </m:r>
+        <m:r>
+          <m:rPr>
+            <m:rFonts m:ascii="Cambria Math" m:hAnsi="Cambria Math"/>
+            <m:sty m:val="p"/>
+            <m:sz m:val="21"/>
+            <m:szCs m:val="21"/>
+          </m:rPr>
+          <m:t>)=ln </m:t>
+        </m:r>
+        <m:r>
+          <m:rPr>
+            <m:rFonts m:ascii="Cambria Math" m:hAnsi="Cambria Math"/>
+            <m:i/>
+            <m:sty m:val="i"/>
+            <m:sz m:val="21"/>
+            <m:szCs m:val="21"/>
+          </m:rPr>
+          <m:t>x</m:t>
+        </m:r>
+        <m:r>
+          <m:rPr>
+            <m:rFonts m:ascii="Cambria Math" m:hAnsi="Cambria Math"/>
+            <m:sty m:val="p"/>
+            <m:sz m:val="21"/>
+            <m:szCs m:val="21"/>
+          </m:rPr>
+          <m:t>-</m:t>
+        </m:r>
+        <m:r>
+          <m:rPr>
+            <m:rFonts m:ascii="Cambria Math" m:hAnsi="Cambria Math"/>
+            <m:i/>
+            <m:sty m:val="i"/>
+            <m:sz m:val="21"/>
+            <m:szCs m:val="21"/>
+          </m:rPr>
+          <m:t>x</m:t>
+        </m:r>
+        <m:r>
+          <m:rPr>
+            <m:rFonts m:ascii="Cambria Math" m:hAnsi="Cambria Math"/>
+            <m:sty m:val="p"/>
+            <m:sz m:val="21"/>
+            <m:szCs m:val="21"/>
+          </m:rPr>
+          <m:t>+1</m:t>
+        </m:r>
+      </m:oMath>
+      <w:r>
+        <w:rPr>
+          <w:rFonts w:ascii="Times New Roman" w:hAnsi="Times New Roman" w:eastAsia="宋体"/>
+          <w:b w:val="0"/>
+          <w:i w:val="0"/>
+          <w:sz w:val="21"/>
+        </w:rPr>
+        <w:t xml:space="preserve">，若函数 </w:t>
+      </w:r>
+      <m:oMath>
+        <m:r>
+          <m:rPr>
+            <m:rFonts m:ascii="Cambria Math" m:hAnsi="Cambria Math"/>
+            <m:sty m:val="p"/>
+            <m:sz m:val="21"/>
+            <m:szCs m:val="21"/>
+          </m:rPr>
+          <m:t>g(</m:t>
+        </m:r>
+        <m:r>
+          <m:rPr>
+            <m:rFonts m:ascii="Cambria Math" m:hAnsi="Cambria Math"/>
+            <m:i/>
+            <m:sty m:val="i"/>
+            <m:sz m:val="21"/>
+            <m:szCs m:val="21"/>
+          </m:rPr>
+          <m:t>x</m:t>
+        </m:r>
+        <m:r>
+          <m:rPr>
+            <m:rFonts m:ascii="Cambria Math" m:hAnsi="Cambria Math"/>
+            <m:sty m:val="p"/>
+            <m:sz m:val="21"/>
+            <m:szCs m:val="21"/>
+          </m:rPr>
+          <m:t>)=f(</m:t>
+        </m:r>
+        <m:r>
+          <m:rPr>
+            <m:rFonts m:ascii="Cambria Math" m:hAnsi="Cambria Math"/>
+            <m:i/>
+            <m:sty m:val="i"/>
+            <m:sz m:val="21"/>
+            <m:szCs m:val="21"/>
+          </m:rPr>
+          <m:t>x</m:t>
+        </m:r>
+        <m:r>
+          <m:rPr>
+            <m:rFonts m:ascii="Cambria Math" m:hAnsi="Cambria Math"/>
+            <m:sty m:val="p"/>
+            <m:sz m:val="21"/>
+            <m:szCs m:val="21"/>
+          </m:rPr>
+          <m:t>)+</m:t>
+        </m:r>
+        <m:r>
+          <m:rPr>
+            <m:rFonts m:ascii="Cambria Math" m:hAnsi="Cambria Math"/>
+            <m:i/>
+            <m:sty m:val="i"/>
+            <m:sz m:val="21"/>
+            <m:szCs m:val="21"/>
+          </m:rPr>
+          <m:t>mx</m:t>
+        </m:r>
+      </m:oMath>
+      <w:r>
+        <w:rPr>
+          <w:rFonts w:ascii="Times New Roman" w:hAnsi="Times New Roman" w:eastAsia="宋体"/>
+          <w:b w:val="0"/>
+          <w:i w:val="0"/>
+          <w:sz w:val="21"/>
+        </w:rPr>
+        <w:t xml:space="preserve"> 有 </w:t>
+      </w:r>
+      <m:oMath>
+        <m:r>
+          <m:rPr>
+            <m:rFonts m:ascii="Cambria Math" m:hAnsi="Cambria Math"/>
+            <m:sty m:val="p"/>
+            <m:sz m:val="21"/>
+            <m:szCs m:val="21"/>
+          </m:rPr>
+          <m:t>7</m:t>
+        </m:r>
+      </m:oMath>
+      <w:r>
+        <w:rPr>
+          <w:rFonts w:ascii="Times New Roman" w:hAnsi="Times New Roman" w:eastAsia="宋体"/>
+          <w:b w:val="0"/>
+          <w:i w:val="0"/>
+          <w:sz w:val="21"/>
+        </w:rPr>
+        <w:t xml:space="preserve"> 个零点，则实数 </w:t>
+      </w:r>
+      <m:oMath>
+        <m:r>
+          <m:rPr>
+            <m:rFonts m:ascii="Cambria Math" m:hAnsi="Cambria Math"/>
+            <m:i/>
+            <m:sty m:val="i"/>
+            <m:sz m:val="21"/>
+            <m:szCs m:val="21"/>
+          </m:rPr>
+          <m:t>m</m:t>
+        </m:r>
+      </m:oMath>
+      <w:r>
+        <w:rPr>
+          <w:rFonts w:ascii="Times New Roman" w:hAnsi="Times New Roman" w:eastAsia="宋体"/>
+          <w:b w:val="0"/>
+          <w:i w:val="0"/>
+          <w:sz w:val="21"/>
+        </w:rPr>
+        <w:t xml:space="preserve"> 的取值范围为（　　）</w:t>
+      </w:r>
+    </w:p>
+    <w:tbl>
+      <w:tblPr>
+        <w:tblW w:type="auto" w:w="0"/>
+        <w:tblLook w:firstColumn="1" w:firstRow="1" w:lastColumn="0" w:lastRow="0" w:noHBand="0" w:noVBand="1" w:val="04A0"/>
+        <w:tblInd w:w="482" w:type="dxa"/>
+        <w:tblBorders>
+          <w:top w:val="none" w:sz="0"/>
+          <w:left w:val="none" w:sz="0"/>
+          <w:bottom w:val="none" w:sz="0"/>
+          <w:right w:val="none" w:sz="0"/>
+          <w:insideH w:val="none" w:sz="0"/>
+          <w:insideV w:val="none" w:sz="0"/>
+        </w:tblBorders>
+        <w:tblLayout w:type="fixed"/>
+      </w:tblPr>
+      <w:tblGrid>
+        <w:gridCol w:w="9185"/>
+      </w:tblGrid>
+      <w:tr>
+        <w:trPr>
+          <w:cantSplit w:val="0"/>
+          <w:keepNext w:val="0"/>
+        </w:trPr>
+        <w:tc>
+          <w:tcPr>
+            <w:tcW w:type="dxa" w:w="9184"/>
+          </w:tcPr>
+          <w:p>
+            <w:pPr>
+              <w:spacing w:before="20" w:after="0" w:line="300" w:lineRule="auto"/>
+            </w:pPr>
+            <w:r>
+              <w:rPr>
+                <w:rFonts w:ascii="Times New Roman" w:hAnsi="Times New Roman" w:eastAsia="宋体"/>
+                <w:b/>
+                <w:i w:val="0"/>
+                <w:sz w:val="21"/>
+              </w:rPr>
+              <w:t>A．</w:t>
+            </w:r>
+            <m:oMath>
+              <m:r>
+                <m:rPr>
+                  <m:rFonts m:ascii="Cambria Math" m:hAnsi="Cambria Math"/>
+                  <m:sty m:val="p"/>
+                  <m:sz m:val="21"/>
+                  <m:szCs m:val="21"/>
+                </m:rPr>
+                <m:t>(</m:t>
+              </m:r>
+              <m:f>
+                <m:fPr>
+                  <m:type m:val="bar"/>
+                </m:fPr>
+                <m:num>
+                  <m:r>
+                    <m:rPr>
+                      <m:rFonts m:ascii="Cambria Math" m:hAnsi="Cambria Math"/>
+                      <m:sty m:val="p"/>
+                      <m:sz m:val="21"/>
+                      <m:szCs m:val="21"/>
+                    </m:rPr>
+                    <m:t>1-ln2</m:t>
+                  </m:r>
+                </m:num>
+                <m:den>
+                  <m:r>
+                    <m:rPr>
+                      <m:rFonts m:ascii="Cambria Math" m:hAnsi="Cambria Math"/>
+                      <m:sty m:val="p"/>
+                      <m:sz m:val="21"/>
+                      <m:szCs m:val="21"/>
+                    </m:rPr>
+                    <m:t>8</m:t>
+                  </m:r>
+                </m:den>
+              </m:f>
+              <m:r>
+                <m:rPr>
+                  <m:rFonts m:ascii="Cambria Math" m:hAnsi="Cambria Math"/>
+                  <m:sty m:val="p"/>
+                  <m:sz m:val="21"/>
+                  <m:szCs m:val="21"/>
+                </m:rPr>
+                <m:t>,</m:t>
+              </m:r>
+              <m:f>
+                <m:fPr>
+                  <m:type m:val="bar"/>
+                </m:fPr>
+                <m:num>
+                  <m:r>
+                    <m:rPr>
+                      <m:rFonts m:ascii="Cambria Math" m:hAnsi="Cambria Math"/>
+                      <m:sty m:val="p"/>
+                      <m:sz m:val="21"/>
+                      <m:szCs m:val="21"/>
+                    </m:rPr>
+                    <m:t>1-ln2</m:t>
+                  </m:r>
+                </m:num>
+                <m:den>
+                  <m:r>
+                    <m:rPr>
+                      <m:rFonts m:ascii="Cambria Math" m:hAnsi="Cambria Math"/>
+                      <m:sty m:val="p"/>
+                      <m:sz m:val="21"/>
+                      <m:szCs m:val="21"/>
+                    </m:rPr>
+                    <m:t>6</m:t>
+                  </m:r>
+                </m:den>
+              </m:f>
+              <m:r>
+                <m:rPr>
+                  <m:rFonts m:ascii="Cambria Math" m:hAnsi="Cambria Math"/>
+                  <m:sty m:val="p"/>
+                  <m:sz m:val="21"/>
+                  <m:szCs m:val="21"/>
+                </m:rPr>
+                <m:t>)∪(</m:t>
+              </m:r>
+              <m:f>
+                <m:fPr>
+                  <m:type m:val="bar"/>
+                </m:fPr>
+                <m:num>
+                  <m:r>
+                    <m:rPr>
+                      <m:rFonts m:ascii="Cambria Math" m:hAnsi="Cambria Math"/>
+                      <m:sty m:val="p"/>
+                      <m:sz m:val="21"/>
+                      <m:szCs m:val="21"/>
+                    </m:rPr>
+                    <m:t>ln2-1</m:t>
+                  </m:r>
+                </m:num>
+                <m:den>
+                  <m:r>
+                    <m:rPr>
+                      <m:rFonts m:ascii="Cambria Math" m:hAnsi="Cambria Math"/>
+                      <m:sty m:val="p"/>
+                      <m:sz m:val="21"/>
+                      <m:szCs m:val="21"/>
+                    </m:rPr>
+                    <m:t>6</m:t>
+                  </m:r>
+                </m:den>
+              </m:f>
+              <m:r>
+                <m:rPr>
+                  <m:rFonts m:ascii="Cambria Math" m:hAnsi="Cambria Math"/>
+                  <m:sty m:val="p"/>
+                  <m:sz m:val="21"/>
+                  <m:szCs m:val="21"/>
+                </m:rPr>
+                <m:t>,</m:t>
+              </m:r>
+              <m:f>
+                <m:fPr>
+                  <m:type m:val="bar"/>
+                </m:fPr>
+                <m:num>
+                  <m:r>
+                    <m:rPr>
+                      <m:rFonts m:ascii="Cambria Math" m:hAnsi="Cambria Math"/>
+                      <m:sty m:val="p"/>
+                      <m:sz m:val="21"/>
+                      <m:szCs m:val="21"/>
+                    </m:rPr>
+                    <m:t>ln2-1</m:t>
+                  </m:r>
+                </m:num>
+                <m:den>
+                  <m:r>
+                    <m:rPr>
+                      <m:rFonts m:ascii="Cambria Math" m:hAnsi="Cambria Math"/>
+                      <m:sty m:val="p"/>
+                      <m:sz m:val="21"/>
+                      <m:szCs m:val="21"/>
+                    </m:rPr>
+                    <m:t>8</m:t>
+                  </m:r>
+                </m:den>
+              </m:f>
+              <m:r>
+                <m:rPr>
+                  <m:rFonts m:ascii="Cambria Math" m:hAnsi="Cambria Math"/>
+                  <m:sty m:val="p"/>
+                  <m:sz m:val="21"/>
+                  <m:szCs m:val="21"/>
+                </m:rPr>
+                <m:t>)</m:t>
+              </m:r>
+            </m:oMath>
+          </w:p>
+        </w:tc>
+      </w:tr>
+      <w:tr>
+        <w:trPr>
+          <w:cantSplit w:val="0"/>
+          <w:keepNext w:val="0"/>
+        </w:trPr>
+        <w:tc>
+          <w:tcPr>
+            <w:tcW w:type="dxa" w:w="9184"/>
+          </w:tcPr>
+          <w:p>
+            <w:pPr>
+              <w:spacing w:before="20" w:after="0" w:line="300" w:lineRule="auto"/>
+            </w:pPr>
+            <w:r>
+              <w:rPr>
+                <w:rFonts w:ascii="Times New Roman" w:hAnsi="Times New Roman" w:eastAsia="宋体"/>
+                <w:b/>
+                <w:i w:val="0"/>
+                <w:sz w:val="21"/>
+              </w:rPr>
+              <w:t>B．</w:t>
+            </w:r>
+            <m:oMath>
+              <m:r>
+                <m:rPr>
+                  <m:rFonts m:ascii="Cambria Math" m:hAnsi="Cambria Math"/>
+                  <m:sty m:val="p"/>
+                  <m:sz m:val="21"/>
+                  <m:szCs m:val="21"/>
+                </m:rPr>
+                <m:t>(</m:t>
+              </m:r>
+              <m:f>
+                <m:fPr>
+                  <m:type m:val="bar"/>
+                </m:fPr>
+                <m:num>
+                  <m:r>
+                    <m:rPr>
+                      <m:rFonts m:ascii="Cambria Math" m:hAnsi="Cambria Math"/>
+                      <m:sty m:val="p"/>
+                      <m:sz m:val="21"/>
+                      <m:szCs m:val="21"/>
+                    </m:rPr>
+                    <m:t>ln2-1</m:t>
+                  </m:r>
+                </m:num>
+                <m:den>
+                  <m:r>
+                    <m:rPr>
+                      <m:rFonts m:ascii="Cambria Math" m:hAnsi="Cambria Math"/>
+                      <m:sty m:val="p"/>
+                      <m:sz m:val="21"/>
+                      <m:szCs m:val="21"/>
+                    </m:rPr>
+                    <m:t>6</m:t>
+                  </m:r>
+                </m:den>
+              </m:f>
+              <m:r>
+                <m:rPr>
+                  <m:rFonts m:ascii="Cambria Math" m:hAnsi="Cambria Math"/>
+                  <m:sty m:val="p"/>
+                  <m:sz m:val="21"/>
+                  <m:szCs m:val="21"/>
+                </m:rPr>
+                <m:t>,</m:t>
+              </m:r>
+              <m:f>
+                <m:fPr>
+                  <m:type m:val="bar"/>
+                </m:fPr>
+                <m:num>
+                  <m:r>
+                    <m:rPr>
+                      <m:rFonts m:ascii="Cambria Math" m:hAnsi="Cambria Math"/>
+                      <m:sty m:val="p"/>
+                      <m:sz m:val="21"/>
+                      <m:szCs m:val="21"/>
+                    </m:rPr>
+                    <m:t>ln2-1</m:t>
+                  </m:r>
+                </m:num>
+                <m:den>
+                  <m:r>
+                    <m:rPr>
+                      <m:rFonts m:ascii="Cambria Math" m:hAnsi="Cambria Math"/>
+                      <m:sty m:val="p"/>
+                      <m:sz m:val="21"/>
+                      <m:szCs m:val="21"/>
+                    </m:rPr>
+                    <m:t>8</m:t>
+                  </m:r>
+                </m:den>
+              </m:f>
+              <m:r>
+                <m:rPr>
+                  <m:rFonts m:ascii="Cambria Math" m:hAnsi="Cambria Math"/>
+                  <m:sty m:val="p"/>
+                  <m:sz m:val="21"/>
+                  <m:szCs m:val="21"/>
+                </m:rPr>
+                <m:t>)</m:t>
+              </m:r>
+            </m:oMath>
+          </w:p>
+        </w:tc>
+      </w:tr>
+      <w:tr>
+        <w:trPr>
+          <w:cantSplit w:val="0"/>
+          <w:keepNext w:val="0"/>
+        </w:trPr>
+        <w:tc>
+          <w:tcPr>
+            <w:tcW w:type="dxa" w:w="9184"/>
+          </w:tcPr>
+          <w:p>
+            <w:pPr>
+              <w:spacing w:before="20" w:after="0" w:line="300" w:lineRule="auto"/>
+            </w:pPr>
+            <w:r>
+              <w:rPr>
+                <w:rFonts w:ascii="Times New Roman" w:hAnsi="Times New Roman" w:eastAsia="宋体"/>
+                <w:b/>
+                <w:i w:val="0"/>
+                <w:sz w:val="21"/>
+              </w:rPr>
+              <w:t>C．</w:t>
+            </w:r>
+            <m:oMath>
+              <m:r>
+                <m:rPr>
+                  <m:rFonts m:ascii="Cambria Math" m:hAnsi="Cambria Math"/>
+                  <m:sty m:val="p"/>
+                  <m:sz m:val="21"/>
+                  <m:szCs m:val="21"/>
+                </m:rPr>
+                <m:t>(</m:t>
+              </m:r>
+              <m:f>
+                <m:fPr>
+                  <m:type m:val="bar"/>
+                </m:fPr>
+                <m:num>
+                  <m:r>
+                    <m:rPr>
+                      <m:rFonts m:ascii="Cambria Math" m:hAnsi="Cambria Math"/>
+                      <m:sty m:val="p"/>
+                      <m:sz m:val="21"/>
+                      <m:szCs m:val="21"/>
+                    </m:rPr>
+                    <m:t>1-ln2</m:t>
+                  </m:r>
+                </m:num>
+                <m:den>
+                  <m:r>
+                    <m:rPr>
+                      <m:rFonts m:ascii="Cambria Math" m:hAnsi="Cambria Math"/>
+                      <m:sty m:val="p"/>
+                      <m:sz m:val="21"/>
+                      <m:szCs m:val="21"/>
+                    </m:rPr>
+                    <m:t>8</m:t>
+                  </m:r>
+                </m:den>
+              </m:f>
+              <m:r>
+                <m:rPr>
+                  <m:rFonts m:ascii="Cambria Math" m:hAnsi="Cambria Math"/>
+                  <m:sty m:val="p"/>
+                  <m:sz m:val="21"/>
+                  <m:szCs m:val="21"/>
+                </m:rPr>
+                <m:t>,</m:t>
+              </m:r>
+              <m:f>
+                <m:fPr>
+                  <m:type m:val="bar"/>
+                </m:fPr>
+                <m:num>
+                  <m:r>
+                    <m:rPr>
+                      <m:rFonts m:ascii="Cambria Math" m:hAnsi="Cambria Math"/>
+                      <m:sty m:val="p"/>
+                      <m:sz m:val="21"/>
+                      <m:szCs m:val="21"/>
+                    </m:rPr>
+                    <m:t>1-ln2</m:t>
+                  </m:r>
+                </m:num>
+                <m:den>
+                  <m:r>
+                    <m:rPr>
+                      <m:rFonts m:ascii="Cambria Math" m:hAnsi="Cambria Math"/>
+                      <m:sty m:val="p"/>
+                      <m:sz m:val="21"/>
+                      <m:szCs m:val="21"/>
+                    </m:rPr>
+                    <m:t>6</m:t>
+                  </m:r>
+                </m:den>
+              </m:f>
+              <m:r>
+                <m:rPr>
+                  <m:rFonts m:ascii="Cambria Math" m:hAnsi="Cambria Math"/>
+                  <m:sty m:val="p"/>
+                  <m:sz m:val="21"/>
+                  <m:szCs m:val="21"/>
+                </m:rPr>
+                <m:t>)</m:t>
+              </m:r>
+            </m:oMath>
+          </w:p>
+        </w:tc>
+      </w:tr>
+      <w:tr>
+        <w:trPr>
+          <w:cantSplit w:val="0"/>
+          <w:keepNext w:val="0"/>
+        </w:trPr>
+        <w:tc>
+          <w:tcPr>
+            <w:tcW w:type="dxa" w:w="9184"/>
+          </w:tcPr>
+          <w:p>
+            <w:pPr>
+              <w:spacing w:before="20" w:after="0" w:line="300" w:lineRule="auto"/>
+            </w:pPr>
+            <w:r>
+              <w:rPr>
+                <w:rFonts w:ascii="Times New Roman" w:hAnsi="Times New Roman" w:eastAsia="宋体"/>
+                <w:b/>
+                <w:i w:val="0"/>
+                <w:sz w:val="21"/>
+              </w:rPr>
+              <w:t>D．</w:t>
+            </w:r>
+            <m:oMath>
+              <m:r>
+                <m:rPr>
+                  <m:rFonts m:ascii="Cambria Math" m:hAnsi="Cambria Math"/>
+                  <m:sty m:val="p"/>
+                  <m:sz m:val="21"/>
+                  <m:szCs m:val="21"/>
+                </m:rPr>
+                <m:t>(</m:t>
+              </m:r>
+              <m:f>
+                <m:fPr>
+                  <m:type m:val="bar"/>
+                </m:fPr>
+                <m:num>
+                  <m:r>
+                    <m:rPr>
+                      <m:rFonts m:ascii="Cambria Math" m:hAnsi="Cambria Math"/>
+                      <m:sty m:val="p"/>
+                      <m:sz m:val="21"/>
+                      <m:szCs m:val="21"/>
+                    </m:rPr>
+                    <m:t>1-ln2</m:t>
+                  </m:r>
+                </m:num>
+                <m:den>
+                  <m:r>
+                    <m:rPr>
+                      <m:rFonts m:ascii="Cambria Math" m:hAnsi="Cambria Math"/>
+                      <m:sty m:val="p"/>
+                      <m:sz m:val="21"/>
+                      <m:szCs m:val="21"/>
+                    </m:rPr>
+                    <m:t>8</m:t>
+                  </m:r>
+                </m:den>
+              </m:f>
+              <m:r>
+                <m:rPr>
+                  <m:rFonts m:ascii="Cambria Math" m:hAnsi="Cambria Math"/>
+                  <m:sty m:val="p"/>
+                  <m:sz m:val="21"/>
+                  <m:szCs m:val="21"/>
+                </m:rPr>
+                <m:t>,</m:t>
+              </m:r>
+              <m:f>
+                <m:fPr>
+                  <m:type m:val="bar"/>
+                </m:fPr>
+                <m:num>
+                  <m:r>
+                    <m:rPr>
+                      <m:rFonts m:ascii="Cambria Math" m:hAnsi="Cambria Math"/>
+                      <m:sty m:val="p"/>
+                      <m:sz m:val="21"/>
+                      <m:szCs m:val="21"/>
+                    </m:rPr>
+                    <m:t>ln2-1</m:t>
+                  </m:r>
+                </m:num>
+                <m:den>
+                  <m:r>
+                    <m:rPr>
+                      <m:rFonts m:ascii="Cambria Math" m:hAnsi="Cambria Math"/>
+                      <m:sty m:val="p"/>
+                      <m:sz m:val="21"/>
+                      <m:szCs m:val="21"/>
+                    </m:rPr>
+                    <m:t>6</m:t>
+                  </m:r>
+                </m:den>
+              </m:f>
+              <m:r>
+                <m:rPr>
+                  <m:rFonts m:ascii="Cambria Math" m:hAnsi="Cambria Math"/>
+                  <m:sty m:val="p"/>
+                  <m:sz m:val="21"/>
+                  <m:szCs m:val="21"/>
+                </m:rPr>
+                <m:t>)</m:t>
+              </m:r>
+            </m:oMath>
+          </w:p>
+        </w:tc>
+      </w:tr>
+    </w:tbl>
+    <w:p>
+      <w:pPr>
+        <w:spacing w:before="0" w:after="20" w:line="336" w:lineRule="auto"/>
+      </w:pPr>
+    </w:p>
+    <w:p>
+      <w:pPr>
         <w:spacing w:before="160" w:after="60" w:line="336" w:lineRule="auto"/>
       </w:pPr>
       <w:r>
@@ -4252,7 +10161,7 @@
           <w:color w:val="1F3864"/>
           <w:sz w:val="22"/>
         </w:rPr>
-        <w:t>二、填空题：本题共 6 小题。</w:t>
+        <w:t>二、填空题：本题共 10 小题。</w:t>
       </w:r>
     </w:p>
     <w:p>
@@ -4268,7 +10177,7 @@
           <w:color w:val="1F3864"/>
           <w:sz w:val="21"/>
         </w:rPr>
-        <w:t>7．</w:t>
+        <w:t>15．</w:t>
       </w:r>
       <w:r>
         <w:rPr>
@@ -5058,7 +10967,7 @@
           <w:color w:val="1F3864"/>
           <w:sz w:val="21"/>
         </w:rPr>
-        <w:t>8．</w:t>
+        <w:t>16．</w:t>
       </w:r>
       <w:r>
         <w:rPr>
@@ -5440,7 +11349,7 @@
           <w:color w:val="1F3864"/>
           <w:sz w:val="21"/>
         </w:rPr>
-        <w:t>9．</w:t>
+        <w:t>17．</w:t>
       </w:r>
       <w:r>
         <w:rPr>
@@ -6503,7 +12412,7 @@
           <w:color w:val="1F3864"/>
           <w:sz w:val="21"/>
         </w:rPr>
-        <w:t>10．</w:t>
+        <w:t>18．</w:t>
       </w:r>
       <w:r>
         <w:rPr>
@@ -6864,7 +12773,7 @@
           <w:color w:val="1F3864"/>
           <w:sz w:val="21"/>
         </w:rPr>
-        <w:t>11．</w:t>
+        <w:t>19．</w:t>
       </w:r>
       <w:r>
         <w:rPr>
@@ -7640,7 +13549,7 @@
           <w:color w:val="1F3864"/>
           <w:sz w:val="21"/>
         </w:rPr>
-        <w:t>12．</w:t>
+        <w:t>20．</w:t>
       </w:r>
       <w:r>
         <w:rPr>
@@ -8379,6 +14288,1649 @@
             </m:sSub>
           </m:den>
         </m:f>
+      </m:oMath>
+      <w:r>
+        <w:rPr>
+          <w:rFonts w:ascii="Times New Roman" w:hAnsi="Times New Roman" w:eastAsia="宋体"/>
+          <w:b w:val="0"/>
+          <w:i w:val="0"/>
+          <w:sz w:val="21"/>
+        </w:rPr>
+        <w:t xml:space="preserve"> 的取值范围为 </w:t>
+      </w:r>
+      <w:r>
+        <w:rPr>
+          <w:rFonts w:ascii="Times New Roman" w:hAnsi="Times New Roman" w:eastAsia="宋体"/>
+          <w:sz w:val="21"/>
+          <w:u w:val="single"/>
+        </w:rPr>
+        <w:t xml:space="preserve">　　　　　</w:t>
+      </w:r>
+      <w:r>
+        <w:rPr>
+          <w:rFonts w:ascii="Times New Roman" w:hAnsi="Times New Roman" w:eastAsia="宋体"/>
+          <w:b w:val="0"/>
+          <w:i w:val="0"/>
+          <w:sz w:val="21"/>
+        </w:rPr>
+        <w:t>．</w:t>
+      </w:r>
+    </w:p>
+    <w:p>
+      <w:pPr>
+        <w:spacing w:before="120" w:after="40" w:line="336" w:lineRule="auto"/>
+        <w:ind w:left="482" w:hanging="482"/>
+      </w:pPr>
+      <w:r>
+        <w:rPr>
+          <w:rFonts w:ascii="Times New Roman" w:hAnsi="Times New Roman" w:eastAsia="宋体"/>
+          <w:b/>
+          <w:i w:val="0"/>
+          <w:color w:val="1F3864"/>
+          <w:sz w:val="21"/>
+        </w:rPr>
+        <w:t>21．</w:t>
+      </w:r>
+      <w:r>
+        <w:rPr>
+          <w:rFonts w:ascii="Times New Roman" w:hAnsi="Times New Roman" w:eastAsia="宋体"/>
+          <w:b w:val="0"/>
+          <w:i w:val="0"/>
+          <w:sz w:val="21"/>
+        </w:rPr>
+        <w:t xml:space="preserve">若函数 </w:t>
+      </w:r>
+      <m:oMath>
+        <m:r>
+          <m:rPr>
+            <m:rFonts m:ascii="Cambria Math" m:hAnsi="Cambria Math"/>
+            <m:sty m:val="p"/>
+            <m:sz m:val="21"/>
+            <m:szCs m:val="21"/>
+          </m:rPr>
+          <m:t>f(</m:t>
+        </m:r>
+        <m:r>
+          <m:rPr>
+            <m:rFonts m:ascii="Cambria Math" m:hAnsi="Cambria Math"/>
+            <m:i/>
+            <m:sty m:val="i"/>
+            <m:sz m:val="21"/>
+            <m:szCs m:val="21"/>
+          </m:rPr>
+          <m:t>x</m:t>
+        </m:r>
+        <m:r>
+          <m:rPr>
+            <m:rFonts m:ascii="Cambria Math" m:hAnsi="Cambria Math"/>
+            <m:sty m:val="p"/>
+            <m:sz m:val="21"/>
+            <m:szCs m:val="21"/>
+          </m:rPr>
+          <m:t>)=</m:t>
+        </m:r>
+        <m:sSup>
+          <m:e>
+            <m:r>
+              <m:rPr>
+                <m:rFonts m:ascii="Cambria Math" m:hAnsi="Cambria Math"/>
+                <m:i/>
+                <m:sty m:val="i"/>
+                <m:sz m:val="21"/>
+                <m:szCs m:val="21"/>
+              </m:rPr>
+              <m:t>x</m:t>
+            </m:r>
+          </m:e>
+          <m:sup>
+            <m:r>
+              <m:rPr>
+                <m:rFonts m:ascii="Cambria Math" m:hAnsi="Cambria Math"/>
+                <m:sty m:val="p"/>
+                <m:sz m:val="21"/>
+                <m:szCs m:val="21"/>
+              </m:rPr>
+              <m:t>2</m:t>
+            </m:r>
+          </m:sup>
+        </m:sSup>
+        <m:r>
+          <m:rPr>
+            <m:rFonts m:ascii="Cambria Math" m:hAnsi="Cambria Math"/>
+            <m:sty m:val="p"/>
+            <m:sz m:val="21"/>
+            <m:szCs m:val="21"/>
+          </m:rPr>
+          <m:t>-</m:t>
+        </m:r>
+        <m:r>
+          <m:rPr>
+            <m:rFonts m:ascii="Cambria Math" m:hAnsi="Cambria Math"/>
+            <m:i/>
+            <m:sty m:val="i"/>
+            <m:sz m:val="21"/>
+            <m:szCs m:val="21"/>
+          </m:rPr>
+          <m:t>a</m:t>
+        </m:r>
+        <m:r>
+          <m:rPr>
+            <m:rFonts m:ascii="Cambria Math" m:hAnsi="Cambria Math"/>
+            <m:sty m:val="p"/>
+            <m:sz m:val="21"/>
+            <m:szCs m:val="21"/>
+          </m:rPr>
+          <m:t>|</m:t>
+        </m:r>
+        <m:r>
+          <m:rPr>
+            <m:rFonts m:ascii="Cambria Math" m:hAnsi="Cambria Math"/>
+            <m:i/>
+            <m:sty m:val="i"/>
+            <m:sz m:val="21"/>
+            <m:szCs m:val="21"/>
+          </m:rPr>
+          <m:t>x</m:t>
+        </m:r>
+        <m:r>
+          <m:rPr>
+            <m:rFonts m:ascii="Cambria Math" m:hAnsi="Cambria Math"/>
+            <m:sty m:val="p"/>
+            <m:sz m:val="21"/>
+            <m:szCs m:val="21"/>
+          </m:rPr>
+          <m:t>|+</m:t>
+        </m:r>
+        <m:f>
+          <m:fPr>
+            <m:type m:val="bar"/>
+          </m:fPr>
+          <m:num>
+            <m:r>
+              <m:rPr>
+                <m:rFonts m:ascii="Cambria Math" m:hAnsi="Cambria Math"/>
+                <m:sty m:val="p"/>
+                <m:sz m:val="21"/>
+                <m:szCs m:val="21"/>
+              </m:rPr>
+              <m:t>cos </m:t>
+            </m:r>
+            <m:r>
+              <m:rPr>
+                <m:rFonts m:ascii="Cambria Math" m:hAnsi="Cambria Math"/>
+                <m:i/>
+                <m:sty m:val="i"/>
+                <m:sz m:val="21"/>
+                <m:szCs m:val="21"/>
+              </m:rPr>
+              <m:t>x</m:t>
+            </m:r>
+          </m:num>
+          <m:den>
+            <m:sSup>
+              <m:e>
+                <m:r>
+                  <m:rPr>
+                    <m:rFonts m:ascii="Cambria Math" m:hAnsi="Cambria Math"/>
+                    <m:i/>
+                    <m:sty m:val="i"/>
+                    <m:sz m:val="21"/>
+                    <m:szCs m:val="21"/>
+                  </m:rPr>
+                  <m:t>x</m:t>
+                </m:r>
+              </m:e>
+              <m:sup>
+                <m:r>
+                  <m:rPr>
+                    <m:rFonts m:ascii="Cambria Math" m:hAnsi="Cambria Math"/>
+                    <m:sty m:val="p"/>
+                    <m:sz m:val="21"/>
+                    <m:szCs m:val="21"/>
+                  </m:rPr>
+                  <m:t>2</m:t>
+                </m:r>
+              </m:sup>
+            </m:sSup>
+            <m:r>
+              <m:rPr>
+                <m:rFonts m:ascii="Cambria Math" m:hAnsi="Cambria Math"/>
+                <m:sty m:val="p"/>
+                <m:sz m:val="21"/>
+                <m:szCs m:val="21"/>
+              </m:rPr>
+              <m:t>+1</m:t>
+            </m:r>
+          </m:den>
+        </m:f>
+        <m:r>
+          <m:rPr>
+            <m:rFonts m:ascii="Cambria Math" m:hAnsi="Cambria Math"/>
+            <m:sty m:val="p"/>
+            <m:sz m:val="21"/>
+            <m:szCs m:val="21"/>
+          </m:rPr>
+          <m:t>+</m:t>
+        </m:r>
+        <m:r>
+          <m:rPr>
+            <m:rFonts m:ascii="Cambria Math" m:hAnsi="Cambria Math"/>
+            <m:i/>
+            <m:sty m:val="i"/>
+            <m:sz m:val="21"/>
+            <m:szCs m:val="21"/>
+          </m:rPr>
+          <m:t>a</m:t>
+        </m:r>
+      </m:oMath>
+      <w:r>
+        <w:rPr>
+          <w:rFonts w:ascii="Times New Roman" w:hAnsi="Times New Roman" w:eastAsia="宋体"/>
+          <w:b w:val="0"/>
+          <w:i w:val="0"/>
+          <w:sz w:val="21"/>
+        </w:rPr>
+        <w:t xml:space="preserve"> 有且只有一个零点，又点 </w:t>
+      </w:r>
+      <m:oMath>
+        <m:r>
+          <m:rPr>
+            <m:rFonts m:ascii="Cambria Math" m:hAnsi="Cambria Math"/>
+            <m:sty m:val="p"/>
+            <m:sz m:val="21"/>
+            <m:szCs m:val="21"/>
+          </m:rPr>
+          <m:t>P(3</m:t>
+        </m:r>
+        <m:r>
+          <m:rPr>
+            <m:rFonts m:ascii="Cambria Math" m:hAnsi="Cambria Math"/>
+            <m:i/>
+            <m:sty m:val="i"/>
+            <m:sz m:val="21"/>
+            <m:szCs m:val="21"/>
+          </m:rPr>
+          <m:t>a</m:t>
+        </m:r>
+        <m:r>
+          <m:rPr>
+            <m:rFonts m:ascii="Cambria Math" m:hAnsi="Cambria Math"/>
+            <m:sty m:val="p"/>
+            <m:sz m:val="21"/>
+            <m:szCs m:val="21"/>
+          </m:rPr>
+          <m:t>,1)</m:t>
+        </m:r>
+      </m:oMath>
+      <w:r>
+        <w:rPr>
+          <w:rFonts w:ascii="Times New Roman" w:hAnsi="Times New Roman" w:eastAsia="宋体"/>
+          <w:b w:val="0"/>
+          <w:i w:val="0"/>
+          <w:sz w:val="21"/>
+        </w:rPr>
+        <w:t xml:space="preserve"> 在动直线 </w:t>
+      </w:r>
+      <m:oMath>
+        <m:r>
+          <m:rPr>
+            <m:rFonts m:ascii="Cambria Math" m:hAnsi="Cambria Math"/>
+            <m:sty m:val="p"/>
+            <m:sz m:val="21"/>
+            <m:szCs m:val="21"/>
+          </m:rPr>
+          <m:t>m(</m:t>
+        </m:r>
+        <m:r>
+          <m:rPr>
+            <m:rFonts m:ascii="Cambria Math" m:hAnsi="Cambria Math"/>
+            <m:i/>
+            <m:sty m:val="i"/>
+            <m:sz m:val="21"/>
+            <m:szCs m:val="21"/>
+          </m:rPr>
+          <m:t>x</m:t>
+        </m:r>
+        <m:r>
+          <m:rPr>
+            <m:rFonts m:ascii="Cambria Math" m:hAnsi="Cambria Math"/>
+            <m:sty m:val="p"/>
+            <m:sz m:val="21"/>
+            <m:szCs m:val="21"/>
+          </m:rPr>
+          <m:t>-1)+n(</m:t>
+        </m:r>
+        <m:r>
+          <m:rPr>
+            <m:rFonts m:ascii="Cambria Math" m:hAnsi="Cambria Math"/>
+            <m:i/>
+            <m:sty m:val="i"/>
+            <m:sz m:val="21"/>
+            <m:szCs m:val="21"/>
+          </m:rPr>
+          <m:t>y</m:t>
+        </m:r>
+        <m:r>
+          <m:rPr>
+            <m:rFonts m:ascii="Cambria Math" m:hAnsi="Cambria Math"/>
+            <m:sty m:val="p"/>
+            <m:sz m:val="21"/>
+            <m:szCs m:val="21"/>
+          </m:rPr>
+          <m:t>-1)=0</m:t>
+        </m:r>
+      </m:oMath>
+      <w:r>
+        <w:rPr>
+          <w:rFonts w:ascii="Times New Roman" w:hAnsi="Times New Roman" w:eastAsia="宋体"/>
+          <w:b w:val="0"/>
+          <w:i w:val="0"/>
+          <w:sz w:val="21"/>
+        </w:rPr>
+        <w:t xml:space="preserve"> 上的投影为点 </w:t>
+      </w:r>
+      <m:oMath>
+        <m:r>
+          <m:rPr>
+            <m:rFonts m:ascii="Cambria Math" m:hAnsi="Cambria Math"/>
+            <m:i/>
+            <m:sty m:val="i"/>
+            <m:sz m:val="21"/>
+            <m:szCs m:val="21"/>
+          </m:rPr>
+          <m:t>M</m:t>
+        </m:r>
+      </m:oMath>
+      <w:r>
+        <w:rPr>
+          <w:rFonts w:ascii="Times New Roman" w:hAnsi="Times New Roman" w:eastAsia="宋体"/>
+          <w:b w:val="0"/>
+          <w:i w:val="0"/>
+          <w:sz w:val="21"/>
+        </w:rPr>
+        <w:t xml:space="preserve">，若点 </w:t>
+      </w:r>
+      <m:oMath>
+        <m:r>
+          <m:rPr>
+            <m:rFonts m:ascii="Cambria Math" m:hAnsi="Cambria Math"/>
+            <m:sty m:val="p"/>
+            <m:sz m:val="21"/>
+            <m:szCs m:val="21"/>
+          </m:rPr>
+          <m:t>N(3,3)</m:t>
+        </m:r>
+      </m:oMath>
+      <w:r>
+        <w:rPr>
+          <w:rFonts w:ascii="Times New Roman" w:hAnsi="Times New Roman" w:eastAsia="宋体"/>
+          <w:b w:val="0"/>
+          <w:i w:val="0"/>
+          <w:sz w:val="21"/>
+        </w:rPr>
+        <w:t xml:space="preserve">，那么 </w:t>
+      </w:r>
+      <m:oMath>
+        <m:r>
+          <m:rPr>
+            <m:rFonts m:ascii="Cambria Math" m:hAnsi="Cambria Math"/>
+            <m:sty m:val="p"/>
+            <m:sz m:val="21"/>
+            <m:szCs m:val="21"/>
+          </m:rPr>
+          <m:t>|</m:t>
+        </m:r>
+        <m:r>
+          <m:rPr>
+            <m:rFonts m:ascii="Cambria Math" m:hAnsi="Cambria Math"/>
+            <m:i/>
+            <m:sty m:val="i"/>
+            <m:sz m:val="21"/>
+            <m:szCs m:val="21"/>
+          </m:rPr>
+          <m:t>MN</m:t>
+        </m:r>
+        <m:r>
+          <m:rPr>
+            <m:rFonts m:ascii="Cambria Math" m:hAnsi="Cambria Math"/>
+            <m:sty m:val="p"/>
+            <m:sz m:val="21"/>
+            <m:szCs m:val="21"/>
+          </m:rPr>
+          <m:t>|</m:t>
+        </m:r>
+      </m:oMath>
+      <w:r>
+        <w:rPr>
+          <w:rFonts w:ascii="Times New Roman" w:hAnsi="Times New Roman" w:eastAsia="宋体"/>
+          <w:b w:val="0"/>
+          <w:i w:val="0"/>
+          <w:sz w:val="21"/>
+        </w:rPr>
+        <w:t xml:space="preserve"> 的最小值为 </w:t>
+      </w:r>
+      <w:r>
+        <w:rPr>
+          <w:rFonts w:ascii="Times New Roman" w:hAnsi="Times New Roman" w:eastAsia="宋体"/>
+          <w:sz w:val="21"/>
+          <w:u w:val="single"/>
+        </w:rPr>
+        <w:t xml:space="preserve">　　　　　</w:t>
+      </w:r>
+      <w:r>
+        <w:rPr>
+          <w:rFonts w:ascii="Times New Roman" w:hAnsi="Times New Roman" w:eastAsia="宋体"/>
+          <w:b w:val="0"/>
+          <w:i w:val="0"/>
+          <w:sz w:val="21"/>
+        </w:rPr>
+        <w:t>．</w:t>
+      </w:r>
+    </w:p>
+    <w:p>
+      <w:pPr>
+        <w:spacing w:before="120" w:after="40" w:line="336" w:lineRule="auto"/>
+        <w:ind w:left="482" w:hanging="482"/>
+      </w:pPr>
+      <w:r>
+        <w:rPr>
+          <w:rFonts w:ascii="Times New Roman" w:hAnsi="Times New Roman" w:eastAsia="宋体"/>
+          <w:b/>
+          <w:i w:val="0"/>
+          <w:color w:val="1F3864"/>
+          <w:sz w:val="21"/>
+        </w:rPr>
+        <w:t>22．</w:t>
+      </w:r>
+      <w:r>
+        <w:rPr>
+          <w:rFonts w:ascii="Times New Roman" w:hAnsi="Times New Roman" w:eastAsia="宋体"/>
+          <w:b w:val="0"/>
+          <w:i w:val="0"/>
+          <w:sz w:val="21"/>
+        </w:rPr>
+        <w:t xml:space="preserve">函数 </w:t>
+      </w:r>
+      <m:oMath>
+        <m:r>
+          <m:rPr>
+            <m:rFonts m:ascii="Cambria Math" m:hAnsi="Cambria Math"/>
+            <m:sty m:val="p"/>
+            <m:sz m:val="21"/>
+            <m:szCs m:val="21"/>
+          </m:rPr>
+          <m:t>f(</m:t>
+        </m:r>
+        <m:r>
+          <m:rPr>
+            <m:rFonts m:ascii="Cambria Math" m:hAnsi="Cambria Math"/>
+            <m:i/>
+            <m:sty m:val="i"/>
+            <m:sz m:val="21"/>
+            <m:szCs m:val="21"/>
+          </m:rPr>
+          <m:t>x</m:t>
+        </m:r>
+        <m:r>
+          <m:rPr>
+            <m:rFonts m:ascii="Cambria Math" m:hAnsi="Cambria Math"/>
+            <m:sty m:val="p"/>
+            <m:sz m:val="21"/>
+            <m:szCs m:val="21"/>
+          </m:rPr>
+          <m:t>)=</m:t>
+        </m:r>
+        <m:f>
+          <m:fPr>
+            <m:type m:val="bar"/>
+          </m:fPr>
+          <m:num>
+            <m:r>
+              <m:rPr>
+                <m:rFonts m:ascii="Cambria Math" m:hAnsi="Cambria Math"/>
+                <m:sty m:val="p"/>
+                <m:sz m:val="21"/>
+                <m:szCs m:val="21"/>
+              </m:rPr>
+              <m:t>1</m:t>
+            </m:r>
+          </m:num>
+          <m:den>
+            <m:r>
+              <m:rPr>
+                <m:rFonts m:ascii="Cambria Math" m:hAnsi="Cambria Math"/>
+                <m:sty m:val="p"/>
+                <m:sz m:val="21"/>
+                <m:szCs m:val="21"/>
+              </m:rPr>
+              <m:t>|</m:t>
+            </m:r>
+            <m:r>
+              <m:rPr>
+                <m:rFonts m:ascii="Cambria Math" m:hAnsi="Cambria Math"/>
+                <m:i/>
+                <m:sty m:val="i"/>
+                <m:sz m:val="21"/>
+                <m:szCs m:val="21"/>
+              </m:rPr>
+              <m:t>x</m:t>
+            </m:r>
+            <m:r>
+              <m:rPr>
+                <m:rFonts m:ascii="Cambria Math" m:hAnsi="Cambria Math"/>
+                <m:sty m:val="p"/>
+                <m:sz m:val="21"/>
+                <m:szCs m:val="21"/>
+              </m:rPr>
+              <m:t>-1|</m:t>
+            </m:r>
+          </m:den>
+        </m:f>
+        <m:r>
+          <m:rPr>
+            <m:rFonts m:ascii="Cambria Math" m:hAnsi="Cambria Math"/>
+            <m:sty m:val="p"/>
+            <m:sz m:val="21"/>
+            <m:szCs m:val="21"/>
+          </m:rPr>
+          <m:t>+2sin[</m:t>
+        </m:r>
+        <m:r>
+          <m:rPr>
+            <m:rFonts m:ascii="Cambria Math" m:hAnsi="Cambria Math"/>
+            <m:i/>
+            <m:sty m:val="i"/>
+            <m:sz m:val="21"/>
+            <m:szCs m:val="21"/>
+          </m:rPr>
+          <m:t>π</m:t>
+        </m:r>
+        <m:r>
+          <m:rPr>
+            <m:rFonts m:ascii="Cambria Math" m:hAnsi="Cambria Math"/>
+            <m:sty m:val="p"/>
+            <m:sz m:val="21"/>
+            <m:szCs m:val="21"/>
+          </m:rPr>
+          <m:t>(</m:t>
+        </m:r>
+        <m:r>
+          <m:rPr>
+            <m:rFonts m:ascii="Cambria Math" m:hAnsi="Cambria Math"/>
+            <m:i/>
+            <m:sty m:val="i"/>
+            <m:sz m:val="21"/>
+            <m:szCs m:val="21"/>
+          </m:rPr>
+          <m:t>x</m:t>
+        </m:r>
+        <m:r>
+          <m:rPr>
+            <m:rFonts m:ascii="Cambria Math" m:hAnsi="Cambria Math"/>
+            <m:sty m:val="p"/>
+            <m:sz m:val="21"/>
+            <m:szCs m:val="21"/>
+          </m:rPr>
+          <m:t>-\</m:t>
+        </m:r>
+        <m:r>
+          <m:rPr>
+            <m:rFonts m:ascii="Cambria Math" m:hAnsi="Cambria Math"/>
+            <m:i/>
+            <m:sty m:val="i"/>
+            <m:sz m:val="21"/>
+            <m:szCs m:val="21"/>
+          </m:rPr>
+          <m:t>frac</m:t>
+        </m:r>
+        <m:r>
+          <m:rPr>
+            <m:rFonts m:ascii="Cambria Math" m:hAnsi="Cambria Math"/>
+            <m:sty m:val="p"/>
+            <m:sz m:val="21"/>
+            <m:szCs m:val="21"/>
+          </m:rPr>
+          <m:t>12)]</m:t>
+        </m:r>
+      </m:oMath>
+      <w:r>
+        <w:rPr>
+          <w:rFonts w:ascii="Times New Roman" w:hAnsi="Times New Roman" w:eastAsia="宋体"/>
+          <w:b w:val="0"/>
+          <w:i w:val="0"/>
+          <w:sz w:val="21"/>
+        </w:rPr>
+        <w:t xml:space="preserve"> 在 </w:t>
+      </w:r>
+      <m:oMath>
+        <m:r>
+          <m:rPr>
+            <m:rFonts m:ascii="Cambria Math" m:hAnsi="Cambria Math"/>
+            <m:i/>
+            <m:sty m:val="i"/>
+            <m:sz m:val="21"/>
+            <m:szCs m:val="21"/>
+          </m:rPr>
+          <m:t>x</m:t>
+        </m:r>
+        <m:r>
+          <m:rPr>
+            <m:rFonts m:ascii="Cambria Math" m:hAnsi="Cambria Math"/>
+            <m:sty m:val="p"/>
+            <m:sz m:val="21"/>
+            <m:szCs m:val="21"/>
+          </m:rPr>
+          <m:t>∈[-3,5]</m:t>
+        </m:r>
+      </m:oMath>
+      <w:r>
+        <w:rPr>
+          <w:rFonts w:ascii="Times New Roman" w:hAnsi="Times New Roman" w:eastAsia="宋体"/>
+          <w:b w:val="0"/>
+          <w:i w:val="0"/>
+          <w:sz w:val="21"/>
+        </w:rPr>
+        <w:t xml:space="preserve"> 上的所有零点之和等于 </w:t>
+      </w:r>
+      <w:r>
+        <w:rPr>
+          <w:rFonts w:ascii="Times New Roman" w:hAnsi="Times New Roman" w:eastAsia="宋体"/>
+          <w:sz w:val="21"/>
+          <w:u w:val="single"/>
+        </w:rPr>
+        <w:t xml:space="preserve">　　　　　</w:t>
+      </w:r>
+      <w:r>
+        <w:rPr>
+          <w:rFonts w:ascii="Times New Roman" w:hAnsi="Times New Roman" w:eastAsia="宋体"/>
+          <w:b w:val="0"/>
+          <w:i w:val="0"/>
+          <w:sz w:val="21"/>
+        </w:rPr>
+        <w:t>．</w:t>
+      </w:r>
+    </w:p>
+    <w:p>
+      <w:pPr>
+        <w:spacing w:before="120" w:after="40" w:line="336" w:lineRule="auto"/>
+        <w:ind w:left="482" w:hanging="482"/>
+      </w:pPr>
+      <w:r>
+        <w:rPr>
+          <w:rFonts w:ascii="Times New Roman" w:hAnsi="Times New Roman" w:eastAsia="宋体"/>
+          <w:b/>
+          <w:i w:val="0"/>
+          <w:color w:val="1F3864"/>
+          <w:sz w:val="21"/>
+        </w:rPr>
+        <w:t>23．</w:t>
+      </w:r>
+      <w:r>
+        <w:rPr>
+          <w:rFonts w:ascii="Times New Roman" w:hAnsi="Times New Roman" w:eastAsia="宋体"/>
+          <w:b w:val="0"/>
+          <w:i w:val="0"/>
+          <w:sz w:val="21"/>
+        </w:rPr>
+        <w:t xml:space="preserve">已知定义域为 </w:t>
+      </w:r>
+      <m:oMath>
+        <m:r>
+          <m:rPr>
+            <m:rFonts m:ascii="Cambria Math" m:hAnsi="Cambria Math"/>
+            <m:i/>
+            <m:sty m:val="i"/>
+            <m:sz m:val="21"/>
+            <m:szCs m:val="21"/>
+          </m:rPr>
+          <m:t>mathbb</m:t>
+        </m:r>
+        <m:r>
+          <m:rPr>
+            <m:rFonts m:ascii="Cambria Math" m:hAnsi="Cambria Math"/>
+            <m:sty m:val="p"/>
+            <m:sz m:val="21"/>
+            <m:szCs m:val="21"/>
+          </m:rPr>
+          <m:t> </m:t>
+        </m:r>
+        <m:r>
+          <m:rPr>
+            <m:rFonts m:ascii="Cambria Math" m:hAnsi="Cambria Math"/>
+            <m:i/>
+            <m:sty m:val="i"/>
+            <m:sz m:val="21"/>
+            <m:szCs m:val="21"/>
+          </m:rPr>
+          <m:t>R</m:t>
+        </m:r>
+      </m:oMath>
+      <w:r>
+        <w:rPr>
+          <w:rFonts w:ascii="Times New Roman" w:hAnsi="Times New Roman" w:eastAsia="宋体"/>
+          <w:b w:val="0"/>
+          <w:i w:val="0"/>
+          <w:sz w:val="21"/>
+        </w:rPr>
+        <w:t xml:space="preserve"> 的奇函数 </w:t>
+      </w:r>
+      <m:oMath>
+        <m:r>
+          <m:rPr>
+            <m:rFonts m:ascii="Cambria Math" m:hAnsi="Cambria Math"/>
+            <m:sty m:val="p"/>
+            <m:sz m:val="21"/>
+            <m:szCs m:val="21"/>
+          </m:rPr>
+          <m:t>f(</m:t>
+        </m:r>
+        <m:r>
+          <m:rPr>
+            <m:rFonts m:ascii="Cambria Math" m:hAnsi="Cambria Math"/>
+            <m:i/>
+            <m:sty m:val="i"/>
+            <m:sz m:val="21"/>
+            <m:szCs m:val="21"/>
+          </m:rPr>
+          <m:t>x</m:t>
+        </m:r>
+        <m:r>
+          <m:rPr>
+            <m:rFonts m:ascii="Cambria Math" m:hAnsi="Cambria Math"/>
+            <m:sty m:val="p"/>
+            <m:sz m:val="21"/>
+            <m:szCs m:val="21"/>
+          </m:rPr>
+          <m:t>)</m:t>
+        </m:r>
+      </m:oMath>
+      <w:r>
+        <w:rPr>
+          <w:rFonts w:ascii="Times New Roman" w:hAnsi="Times New Roman" w:eastAsia="宋体"/>
+          <w:b w:val="0"/>
+          <w:i w:val="0"/>
+          <w:sz w:val="21"/>
+        </w:rPr>
+        <w:t xml:space="preserve"> 满足 </w:t>
+      </w:r>
+      <m:oMath>
+        <m:r>
+          <m:rPr>
+            <m:rFonts m:ascii="Cambria Math" m:hAnsi="Cambria Math"/>
+            <m:sty m:val="p"/>
+            <m:sz m:val="21"/>
+            <m:szCs m:val="21"/>
+          </m:rPr>
+          <m:t>f(</m:t>
+        </m:r>
+        <m:r>
+          <m:rPr>
+            <m:rFonts m:ascii="Cambria Math" m:hAnsi="Cambria Math"/>
+            <m:i/>
+            <m:sty m:val="i"/>
+            <m:sz m:val="21"/>
+            <m:szCs m:val="21"/>
+          </m:rPr>
+          <m:t>x</m:t>
+        </m:r>
+        <m:r>
+          <m:rPr>
+            <m:rFonts m:ascii="Cambria Math" m:hAnsi="Cambria Math"/>
+            <m:sty m:val="p"/>
+            <m:sz m:val="21"/>
+            <m:szCs m:val="21"/>
+          </m:rPr>
+          <m:t>+1)=f(3-</m:t>
+        </m:r>
+        <m:r>
+          <m:rPr>
+            <m:rFonts m:ascii="Cambria Math" m:hAnsi="Cambria Math"/>
+            <m:i/>
+            <m:sty m:val="i"/>
+            <m:sz m:val="21"/>
+            <m:szCs m:val="21"/>
+          </m:rPr>
+          <m:t>x</m:t>
+        </m:r>
+        <m:r>
+          <m:rPr>
+            <m:rFonts m:ascii="Cambria Math" m:hAnsi="Cambria Math"/>
+            <m:sty m:val="p"/>
+            <m:sz m:val="21"/>
+            <m:szCs m:val="21"/>
+          </m:rPr>
+          <m:t>)</m:t>
+        </m:r>
+      </m:oMath>
+      <w:r>
+        <w:rPr>
+          <w:rFonts w:ascii="Times New Roman" w:hAnsi="Times New Roman" w:eastAsia="宋体"/>
+          <w:b w:val="0"/>
+          <w:i w:val="0"/>
+          <w:sz w:val="21"/>
+        </w:rPr>
+        <w:t xml:space="preserve">，当 </w:t>
+      </w:r>
+      <m:oMath>
+        <m:r>
+          <m:rPr>
+            <m:rFonts m:ascii="Cambria Math" m:hAnsi="Cambria Math"/>
+            <m:i/>
+            <m:sty m:val="i"/>
+            <m:sz m:val="21"/>
+            <m:szCs m:val="21"/>
+          </m:rPr>
+          <m:t>x</m:t>
+        </m:r>
+        <m:r>
+          <m:rPr>
+            <m:rFonts m:ascii="Cambria Math" m:hAnsi="Cambria Math"/>
+            <m:sty m:val="p"/>
+            <m:sz m:val="21"/>
+            <m:szCs m:val="21"/>
+          </m:rPr>
+          <m:t>∈(0,2]</m:t>
+        </m:r>
+      </m:oMath>
+      <w:r>
+        <w:rPr>
+          <w:rFonts w:ascii="Times New Roman" w:hAnsi="Times New Roman" w:eastAsia="宋体"/>
+          <w:b w:val="0"/>
+          <w:i w:val="0"/>
+          <w:sz w:val="21"/>
+        </w:rPr>
+        <w:t xml:space="preserve"> 时，</w:t>
+      </w:r>
+      <m:oMath>
+        <m:r>
+          <m:rPr>
+            <m:rFonts m:ascii="Cambria Math" m:hAnsi="Cambria Math"/>
+            <m:sty m:val="p"/>
+            <m:sz m:val="21"/>
+            <m:szCs m:val="21"/>
+          </m:rPr>
+          <m:t>f(</m:t>
+        </m:r>
+        <m:r>
+          <m:rPr>
+            <m:rFonts m:ascii="Cambria Math" m:hAnsi="Cambria Math"/>
+            <m:i/>
+            <m:sty m:val="i"/>
+            <m:sz m:val="21"/>
+            <m:szCs m:val="21"/>
+          </m:rPr>
+          <m:t>x</m:t>
+        </m:r>
+        <m:r>
+          <m:rPr>
+            <m:rFonts m:ascii="Cambria Math" m:hAnsi="Cambria Math"/>
+            <m:sty m:val="p"/>
+            <m:sz m:val="21"/>
+            <m:szCs m:val="21"/>
+          </m:rPr>
+          <m:t>)=-</m:t>
+        </m:r>
+        <m:sSup>
+          <m:e>
+            <m:r>
+              <m:rPr>
+                <m:rFonts m:ascii="Cambria Math" m:hAnsi="Cambria Math"/>
+                <m:i/>
+                <m:sty m:val="i"/>
+                <m:sz m:val="21"/>
+                <m:szCs m:val="21"/>
+              </m:rPr>
+              <m:t>x</m:t>
+            </m:r>
+          </m:e>
+          <m:sup>
+            <m:r>
+              <m:rPr>
+                <m:rFonts m:ascii="Cambria Math" m:hAnsi="Cambria Math"/>
+                <m:sty m:val="p"/>
+                <m:sz m:val="21"/>
+                <m:szCs m:val="21"/>
+              </m:rPr>
+              <m:t>2</m:t>
+            </m:r>
+          </m:sup>
+        </m:sSup>
+        <m:r>
+          <m:rPr>
+            <m:rFonts m:ascii="Cambria Math" m:hAnsi="Cambria Math"/>
+            <m:sty m:val="p"/>
+            <m:sz m:val="21"/>
+            <m:szCs m:val="21"/>
+          </m:rPr>
+          <m:t>+4</m:t>
+        </m:r>
+      </m:oMath>
+      <w:r>
+        <w:rPr>
+          <w:rFonts w:ascii="Times New Roman" w:hAnsi="Times New Roman" w:eastAsia="宋体"/>
+          <w:b w:val="0"/>
+          <w:i w:val="0"/>
+          <w:sz w:val="21"/>
+        </w:rPr>
+        <w:t xml:space="preserve">，则函数 </w:t>
+      </w:r>
+      <m:oMath>
+        <m:r>
+          <m:rPr>
+            <m:rFonts m:ascii="Cambria Math" m:hAnsi="Cambria Math"/>
+            <m:i/>
+            <m:sty m:val="i"/>
+            <m:sz m:val="21"/>
+            <m:szCs m:val="21"/>
+          </m:rPr>
+          <m:t>y</m:t>
+        </m:r>
+        <m:r>
+          <m:rPr>
+            <m:rFonts m:ascii="Cambria Math" m:hAnsi="Cambria Math"/>
+            <m:sty m:val="p"/>
+            <m:sz m:val="21"/>
+            <m:szCs m:val="21"/>
+          </m:rPr>
+          <m:t>=f(</m:t>
+        </m:r>
+        <m:r>
+          <m:rPr>
+            <m:rFonts m:ascii="Cambria Math" m:hAnsi="Cambria Math"/>
+            <m:i/>
+            <m:sty m:val="i"/>
+            <m:sz m:val="21"/>
+            <m:szCs m:val="21"/>
+          </m:rPr>
+          <m:t>x</m:t>
+        </m:r>
+        <m:r>
+          <m:rPr>
+            <m:rFonts m:ascii="Cambria Math" m:hAnsi="Cambria Math"/>
+            <m:sty m:val="p"/>
+            <m:sz m:val="21"/>
+            <m:szCs m:val="21"/>
+          </m:rPr>
+          <m:t>)-</m:t>
+        </m:r>
+        <m:r>
+          <m:rPr>
+            <m:rFonts m:ascii="Cambria Math" m:hAnsi="Cambria Math"/>
+            <m:i/>
+            <m:sty m:val="i"/>
+            <m:sz m:val="21"/>
+            <m:szCs m:val="21"/>
+          </m:rPr>
+          <m:t>a</m:t>
+        </m:r>
+      </m:oMath>
+      <w:r>
+        <w:rPr>
+          <w:rFonts w:ascii="Times New Roman" w:hAnsi="Times New Roman" w:eastAsia="宋体"/>
+          <w:b w:val="0"/>
+          <w:i w:val="0"/>
+          <w:sz w:val="21"/>
+        </w:rPr>
+        <w:t>（</w:t>
+      </w:r>
+      <m:oMath>
+        <m:r>
+          <m:rPr>
+            <m:rFonts m:ascii="Cambria Math" m:hAnsi="Cambria Math"/>
+            <m:i/>
+            <m:sty m:val="i"/>
+            <m:sz m:val="21"/>
+            <m:szCs m:val="21"/>
+          </m:rPr>
+          <m:t>a</m:t>
+        </m:r>
+        <m:r>
+          <m:rPr>
+            <m:rFonts m:ascii="Cambria Math" m:hAnsi="Cambria Math"/>
+            <m:sty m:val="p"/>
+            <m:sz m:val="21"/>
+            <m:szCs m:val="21"/>
+          </m:rPr>
+          <m:t>∈</m:t>
+        </m:r>
+        <m:r>
+          <m:rPr>
+            <m:rFonts m:ascii="Cambria Math" m:hAnsi="Cambria Math"/>
+            <m:i/>
+            <m:sty m:val="i"/>
+            <m:sz m:val="21"/>
+            <m:szCs m:val="21"/>
+          </m:rPr>
+          <m:t>mathbb</m:t>
+        </m:r>
+        <m:r>
+          <m:rPr>
+            <m:rFonts m:ascii="Cambria Math" m:hAnsi="Cambria Math"/>
+            <m:sty m:val="p"/>
+            <m:sz m:val="21"/>
+            <m:szCs m:val="21"/>
+          </m:rPr>
+          <m:t> </m:t>
+        </m:r>
+        <m:r>
+          <m:rPr>
+            <m:rFonts m:ascii="Cambria Math" m:hAnsi="Cambria Math"/>
+            <m:i/>
+            <m:sty m:val="i"/>
+            <m:sz m:val="21"/>
+            <m:szCs m:val="21"/>
+          </m:rPr>
+          <m:t>R</m:t>
+        </m:r>
+      </m:oMath>
+      <w:r>
+        <w:rPr>
+          <w:rFonts w:ascii="Times New Roman" w:hAnsi="Times New Roman" w:eastAsia="宋体"/>
+          <w:b w:val="0"/>
+          <w:i w:val="0"/>
+          <w:sz w:val="21"/>
+        </w:rPr>
+        <w:t xml:space="preserve">）在区间 </w:t>
+      </w:r>
+      <m:oMath>
+        <m:r>
+          <m:rPr>
+            <m:rFonts m:ascii="Cambria Math" m:hAnsi="Cambria Math"/>
+            <m:sty m:val="p"/>
+            <m:sz m:val="21"/>
+            <m:szCs m:val="21"/>
+          </m:rPr>
+          <m:t>[-4,8]</m:t>
+        </m:r>
+      </m:oMath>
+      <w:r>
+        <w:rPr>
+          <w:rFonts w:ascii="Times New Roman" w:hAnsi="Times New Roman" w:eastAsia="宋体"/>
+          <w:b w:val="0"/>
+          <w:i w:val="0"/>
+          <w:sz w:val="21"/>
+        </w:rPr>
+        <w:t xml:space="preserve"> 上的零点个数最多时，所有零点之和为 </w:t>
+      </w:r>
+      <w:r>
+        <w:rPr>
+          <w:rFonts w:ascii="Times New Roman" w:hAnsi="Times New Roman" w:eastAsia="宋体"/>
+          <w:sz w:val="21"/>
+          <w:u w:val="single"/>
+        </w:rPr>
+        <w:t xml:space="preserve">　　　　　</w:t>
+      </w:r>
+      <w:r>
+        <w:rPr>
+          <w:rFonts w:ascii="Times New Roman" w:hAnsi="Times New Roman" w:eastAsia="宋体"/>
+          <w:b w:val="0"/>
+          <w:i w:val="0"/>
+          <w:sz w:val="21"/>
+        </w:rPr>
+        <w:t>．</w:t>
+      </w:r>
+    </w:p>
+    <w:p>
+      <w:pPr>
+        <w:spacing w:before="120" w:after="40" w:line="336" w:lineRule="auto"/>
+        <w:ind w:left="482" w:hanging="482"/>
+      </w:pPr>
+      <w:r>
+        <w:rPr>
+          <w:rFonts w:ascii="Times New Roman" w:hAnsi="Times New Roman" w:eastAsia="宋体"/>
+          <w:b/>
+          <w:i w:val="0"/>
+          <w:color w:val="1F3864"/>
+          <w:sz w:val="21"/>
+        </w:rPr>
+        <w:t>24．</w:t>
+      </w:r>
+      <w:r>
+        <w:rPr>
+          <w:rFonts w:ascii="Times New Roman" w:hAnsi="Times New Roman" w:eastAsia="宋体"/>
+          <w:b w:val="0"/>
+          <w:i w:val="0"/>
+          <w:sz w:val="21"/>
+        </w:rPr>
+        <w:t xml:space="preserve">已知函数 </w:t>
+      </w:r>
+      <m:oMath>
+        <m:r>
+          <m:rPr>
+            <m:rFonts m:ascii="Cambria Math" m:hAnsi="Cambria Math"/>
+            <m:i/>
+            <m:sty m:val="i"/>
+            <m:sz m:val="21"/>
+            <m:szCs m:val="21"/>
+          </m:rPr>
+          <m:t>y</m:t>
+        </m:r>
+        <m:r>
+          <m:rPr>
+            <m:rFonts m:ascii="Cambria Math" m:hAnsi="Cambria Math"/>
+            <m:sty m:val="p"/>
+            <m:sz m:val="21"/>
+            <m:szCs m:val="21"/>
+          </m:rPr>
+          <m:t>=f(</m:t>
+        </m:r>
+        <m:r>
+          <m:rPr>
+            <m:rFonts m:ascii="Cambria Math" m:hAnsi="Cambria Math"/>
+            <m:i/>
+            <m:sty m:val="i"/>
+            <m:sz m:val="21"/>
+            <m:szCs m:val="21"/>
+          </m:rPr>
+          <m:t>x</m:t>
+        </m:r>
+        <m:r>
+          <m:rPr>
+            <m:rFonts m:ascii="Cambria Math" m:hAnsi="Cambria Math"/>
+            <m:sty m:val="p"/>
+            <m:sz m:val="21"/>
+            <m:szCs m:val="21"/>
+          </m:rPr>
+          <m:t>)</m:t>
+        </m:r>
+      </m:oMath>
+      <w:r>
+        <w:rPr>
+          <w:rFonts w:ascii="Times New Roman" w:hAnsi="Times New Roman" w:eastAsia="宋体"/>
+          <w:b w:val="0"/>
+          <w:i w:val="0"/>
+          <w:sz w:val="21"/>
+        </w:rPr>
+        <w:t xml:space="preserve"> 的定义域是 </w:t>
+      </w:r>
+      <m:oMath>
+        <m:r>
+          <m:rPr>
+            <m:rFonts m:ascii="Cambria Math" m:hAnsi="Cambria Math"/>
+            <m:sty m:val="p"/>
+            <m:sz m:val="21"/>
+            <m:szCs m:val="21"/>
+          </m:rPr>
+          <m:t>[0,+∞)</m:t>
+        </m:r>
+      </m:oMath>
+      <w:r>
+        <w:rPr>
+          <w:rFonts w:ascii="Times New Roman" w:hAnsi="Times New Roman" w:eastAsia="宋体"/>
+          <w:b w:val="0"/>
+          <w:i w:val="0"/>
+          <w:sz w:val="21"/>
+        </w:rPr>
+        <w:t xml:space="preserve">，满足 </w:t>
+      </w:r>
+      <m:oMath>
+        <m:r>
+          <m:rPr>
+            <m:rFonts m:ascii="Cambria Math" m:hAnsi="Cambria Math"/>
+            <m:sty m:val="p"/>
+            <m:sz m:val="21"/>
+            <m:szCs m:val="21"/>
+          </m:rPr>
+          <m:t>f(</m:t>
+        </m:r>
+        <m:r>
+          <m:rPr>
+            <m:rFonts m:ascii="Cambria Math" m:hAnsi="Cambria Math"/>
+            <m:i/>
+            <m:sty m:val="i"/>
+            <m:sz m:val="21"/>
+            <m:szCs m:val="21"/>
+          </m:rPr>
+          <m:t>x</m:t>
+        </m:r>
+        <m:r>
+          <m:rPr>
+            <m:rFonts m:ascii="Cambria Math" m:hAnsi="Cambria Math"/>
+            <m:sty m:val="p"/>
+            <m:sz m:val="21"/>
+            <m:szCs m:val="21"/>
+          </m:rPr>
+          <m:t>)=</m:t>
+        </m:r>
+        <m:d>
+          <m:dPr>
+            <m:begChr m:val="{"/>
+            <m:sepChr m:val=""/>
+            <m:endChr m:val=""/>
+            <m:grow m:val="on"/>
+            <m:shp m:val="match"/>
+          </m:dPr>
+          <m:e>
+            <m:m>
+              <m:mPr>
+                <m:mcs>
+                  <m:mc>
+                    <m:mcPr>
+                      <m:count m:val="3"/>
+                      <m:mcJc m:val="left"/>
+                    </m:mcPr>
+                  </m:mc>
+                </m:mcs>
+              </m:mPr>
+              <m:mr>
+                <m:e>
+                  <m:r>
+                    <m:rPr>
+                      <m:rFonts m:ascii="Cambria Math" m:hAnsi="Cambria Math"/>
+                      <m:sty m:val="p"/>
+                      <m:sz m:val="21"/>
+                      <m:szCs m:val="21"/>
+                    </m:rPr>
+                    <m:t>2</m:t>
+                  </m:r>
+                  <m:r>
+                    <m:rPr>
+                      <m:rFonts m:ascii="Cambria Math" m:hAnsi="Cambria Math"/>
+                      <m:i/>
+                      <m:sty m:val="i"/>
+                      <m:sz m:val="21"/>
+                      <m:szCs m:val="21"/>
+                    </m:rPr>
+                    <m:t>x</m:t>
+                  </m:r>
+                </m:e>
+                <m:e>
+                  <m:r>
+                    <m:rPr>
+                      <m:rFonts m:ascii="Cambria Math" m:hAnsi="Cambria Math"/>
+                      <m:sty m:val="p"/>
+                      <m:sz m:val="21"/>
+                      <m:szCs m:val="21"/>
+                    </m:rPr>
+                    <m:t>0≤ </m:t>
+                  </m:r>
+                  <m:r>
+                    <m:rPr>
+                      <m:rFonts m:ascii="Cambria Math" m:hAnsi="Cambria Math"/>
+                      <m:i/>
+                      <m:sty m:val="i"/>
+                      <m:sz m:val="21"/>
+                      <m:szCs m:val="21"/>
+                    </m:rPr>
+                    <m:t>x</m:t>
+                  </m:r>
+                  <m:r>
+                    <m:rPr>
+                      <m:rFonts m:ascii="Cambria Math" m:hAnsi="Cambria Math"/>
+                      <m:sty m:val="p"/>
+                      <m:sz m:val="21"/>
+                      <m:szCs m:val="21"/>
+                    </m:rPr>
+                    <m:t>&lt;1,\</m:t>
+                  </m:r>
+                  <m:sSup>
+                    <m:e>
+                      <m:r>
+                        <m:rPr>
+                          <m:rFonts m:ascii="Cambria Math" m:hAnsi="Cambria Math"/>
+                          <m:i/>
+                          <m:sty m:val="i"/>
+                          <m:sz m:val="21"/>
+                          <m:szCs m:val="21"/>
+                        </m:rPr>
+                        <m:t>x</m:t>
+                      </m:r>
+                    </m:e>
+                    <m:sup>
+                      <m:r>
+                        <m:rPr>
+                          <m:rFonts m:ascii="Cambria Math" m:hAnsi="Cambria Math"/>
+                          <m:sty m:val="p"/>
+                          <m:sz m:val="21"/>
+                          <m:szCs m:val="21"/>
+                        </m:rPr>
+                        <m:t>2</m:t>
+                      </m:r>
+                    </m:sup>
+                  </m:sSup>
+                  <m:r>
+                    <m:rPr>
+                      <m:rFonts m:ascii="Cambria Math" m:hAnsi="Cambria Math"/>
+                      <m:sty m:val="p"/>
+                      <m:sz m:val="21"/>
+                      <m:szCs m:val="21"/>
+                    </m:rPr>
+                    <m:t>-4</m:t>
+                  </m:r>
+                  <m:r>
+                    <m:rPr>
+                      <m:rFonts m:ascii="Cambria Math" m:hAnsi="Cambria Math"/>
+                      <m:i/>
+                      <m:sty m:val="i"/>
+                      <m:sz m:val="21"/>
+                      <m:szCs m:val="21"/>
+                    </m:rPr>
+                    <m:t>x</m:t>
+                  </m:r>
+                  <m:r>
+                    <m:rPr>
+                      <m:rFonts m:ascii="Cambria Math" m:hAnsi="Cambria Math"/>
+                      <m:sty m:val="p"/>
+                      <m:sz m:val="21"/>
+                      <m:szCs m:val="21"/>
+                    </m:rPr>
+                    <m:t>+5</m:t>
+                  </m:r>
+                </m:e>
+                <m:e>
+                  <m:r>
+                    <m:rPr>
+                      <m:rFonts m:ascii="Cambria Math" m:hAnsi="Cambria Math"/>
+                      <m:sty m:val="p"/>
+                      <m:sz m:val="21"/>
+                      <m:szCs m:val="21"/>
+                    </m:rPr>
+                    <m:t>1≤ </m:t>
+                  </m:r>
+                  <m:r>
+                    <m:rPr>
+                      <m:rFonts m:ascii="Cambria Math" m:hAnsi="Cambria Math"/>
+                      <m:i/>
+                      <m:sty m:val="i"/>
+                      <m:sz m:val="21"/>
+                      <m:szCs m:val="21"/>
+                    </m:rPr>
+                    <m:t>x</m:t>
+                  </m:r>
+                  <m:r>
+                    <m:rPr>
+                      <m:rFonts m:ascii="Cambria Math" m:hAnsi="Cambria Math"/>
+                      <m:sty m:val="p"/>
+                      <m:sz m:val="21"/>
+                      <m:szCs m:val="21"/>
+                    </m:rPr>
+                    <m:t>&lt;3</m:t>
+                  </m:r>
+                </m:e>
+              </m:mr>
+              <m:mr>
+                <m:e>
+                  <m:r>
+                    <m:rPr>
+                      <m:rFonts m:ascii="Cambria Math" m:hAnsi="Cambria Math"/>
+                      <m:sty m:val="p"/>
+                      <m:sz m:val="21"/>
+                      <m:szCs m:val="21"/>
+                    </m:rPr>
+                    <m:t>-2</m:t>
+                  </m:r>
+                  <m:r>
+                    <m:rPr>
+                      <m:rFonts m:ascii="Cambria Math" m:hAnsi="Cambria Math"/>
+                      <m:i/>
+                      <m:sty m:val="i"/>
+                      <m:sz m:val="21"/>
+                      <m:szCs m:val="21"/>
+                    </m:rPr>
+                    <m:t>x</m:t>
+                  </m:r>
+                  <m:r>
+                    <m:rPr>
+                      <m:rFonts m:ascii="Cambria Math" m:hAnsi="Cambria Math"/>
+                      <m:sty m:val="p"/>
+                      <m:sz m:val="21"/>
+                      <m:szCs m:val="21"/>
+                    </m:rPr>
+                    <m:t>+8</m:t>
+                  </m:r>
+                </m:e>
+                <m:e>
+                  <m:r>
+                    <m:rPr>
+                      <m:rFonts m:ascii="Cambria Math" m:hAnsi="Cambria Math"/>
+                      <m:sty m:val="p"/>
+                      <m:sz m:val="21"/>
+                      <m:szCs m:val="21"/>
+                    </m:rPr>
+                    <m:t>3≤ </m:t>
+                  </m:r>
+                  <m:r>
+                    <m:rPr>
+                      <m:rFonts m:ascii="Cambria Math" m:hAnsi="Cambria Math"/>
+                      <m:i/>
+                      <m:sty m:val="i"/>
+                      <m:sz m:val="21"/>
+                      <m:szCs m:val="21"/>
+                    </m:rPr>
+                    <m:t>x</m:t>
+                  </m:r>
+                  <m:r>
+                    <m:rPr>
+                      <m:rFonts m:ascii="Cambria Math" m:hAnsi="Cambria Math"/>
+                      <m:sty m:val="p"/>
+                      <m:sz m:val="21"/>
+                      <m:szCs m:val="21"/>
+                    </m:rPr>
+                    <m:t>&lt;4</m:t>
+                  </m:r>
+                </m:e>
+              </m:mr>
+            </m:m>
+          </m:e>
+        </m:d>
+      </m:oMath>
+      <w:r>
+        <w:rPr>
+          <w:rFonts w:ascii="Times New Roman" w:hAnsi="Times New Roman" w:eastAsia="宋体"/>
+          <w:b w:val="0"/>
+          <w:i w:val="0"/>
+          <w:sz w:val="21"/>
+        </w:rPr>
+        <w:t xml:space="preserve">且 </w:t>
+      </w:r>
+      <m:oMath>
+        <m:r>
+          <m:rPr>
+            <m:rFonts m:ascii="Cambria Math" m:hAnsi="Cambria Math"/>
+            <m:sty m:val="p"/>
+            <m:sz m:val="21"/>
+            <m:szCs m:val="21"/>
+          </m:rPr>
+          <m:t>f(</m:t>
+        </m:r>
+        <m:r>
+          <m:rPr>
+            <m:rFonts m:ascii="Cambria Math" m:hAnsi="Cambria Math"/>
+            <m:i/>
+            <m:sty m:val="i"/>
+            <m:sz m:val="21"/>
+            <m:szCs m:val="21"/>
+          </m:rPr>
+          <m:t>x</m:t>
+        </m:r>
+        <m:r>
+          <m:rPr>
+            <m:rFonts m:ascii="Cambria Math" m:hAnsi="Cambria Math"/>
+            <m:sty m:val="p"/>
+            <m:sz m:val="21"/>
+            <m:szCs m:val="21"/>
+          </m:rPr>
+          <m:t>+4)=f(</m:t>
+        </m:r>
+        <m:r>
+          <m:rPr>
+            <m:rFonts m:ascii="Cambria Math" m:hAnsi="Cambria Math"/>
+            <m:i/>
+            <m:sty m:val="i"/>
+            <m:sz m:val="21"/>
+            <m:szCs m:val="21"/>
+          </m:rPr>
+          <m:t>x</m:t>
+        </m:r>
+        <m:r>
+          <m:rPr>
+            <m:rFonts m:ascii="Cambria Math" m:hAnsi="Cambria Math"/>
+            <m:sty m:val="p"/>
+            <m:sz m:val="21"/>
+            <m:szCs m:val="21"/>
+          </m:rPr>
+          <m:t>)+</m:t>
+        </m:r>
+        <m:r>
+          <m:rPr>
+            <m:rFonts m:ascii="Cambria Math" m:hAnsi="Cambria Math"/>
+            <m:i/>
+            <m:sty m:val="i"/>
+            <m:sz m:val="21"/>
+            <m:szCs m:val="21"/>
+          </m:rPr>
+          <m:t>a</m:t>
+        </m:r>
+      </m:oMath>
+      <w:r>
+        <w:rPr>
+          <w:rFonts w:ascii="Times New Roman" w:hAnsi="Times New Roman" w:eastAsia="宋体"/>
+          <w:b w:val="0"/>
+          <w:i w:val="0"/>
+          <w:sz w:val="21"/>
+        </w:rPr>
+        <w:t xml:space="preserve">．若存在实数 </w:t>
+      </w:r>
+      <m:oMath>
+        <m:r>
+          <m:rPr>
+            <m:rFonts m:ascii="Cambria Math" m:hAnsi="Cambria Math"/>
+            <m:i/>
+            <m:sty m:val="i"/>
+            <m:sz m:val="21"/>
+            <m:szCs m:val="21"/>
+          </m:rPr>
+          <m:t>k</m:t>
+        </m:r>
+      </m:oMath>
+      <w:r>
+        <w:rPr>
+          <w:rFonts w:ascii="Times New Roman" w:hAnsi="Times New Roman" w:eastAsia="宋体"/>
+          <w:b w:val="0"/>
+          <w:i w:val="0"/>
+          <w:sz w:val="21"/>
+        </w:rPr>
+        <w:t xml:space="preserve">，使函数 </w:t>
+      </w:r>
+      <m:oMath>
+        <m:r>
+          <m:rPr>
+            <m:rFonts m:ascii="Cambria Math" m:hAnsi="Cambria Math"/>
+            <m:sty m:val="p"/>
+            <m:sz m:val="21"/>
+            <m:szCs m:val="21"/>
+          </m:rPr>
+          <m:t>g(</m:t>
+        </m:r>
+        <m:r>
+          <m:rPr>
+            <m:rFonts m:ascii="Cambria Math" m:hAnsi="Cambria Math"/>
+            <m:i/>
+            <m:sty m:val="i"/>
+            <m:sz m:val="21"/>
+            <m:szCs m:val="21"/>
+          </m:rPr>
+          <m:t>x</m:t>
+        </m:r>
+        <m:r>
+          <m:rPr>
+            <m:rFonts m:ascii="Cambria Math" m:hAnsi="Cambria Math"/>
+            <m:sty m:val="p"/>
+            <m:sz m:val="21"/>
+            <m:szCs m:val="21"/>
+          </m:rPr>
+          <m:t>)=f(</m:t>
+        </m:r>
+        <m:r>
+          <m:rPr>
+            <m:rFonts m:ascii="Cambria Math" m:hAnsi="Cambria Math"/>
+            <m:i/>
+            <m:sty m:val="i"/>
+            <m:sz m:val="21"/>
+            <m:szCs m:val="21"/>
+          </m:rPr>
+          <m:t>x</m:t>
+        </m:r>
+        <m:r>
+          <m:rPr>
+            <m:rFonts m:ascii="Cambria Math" m:hAnsi="Cambria Math"/>
+            <m:sty m:val="p"/>
+            <m:sz m:val="21"/>
+            <m:szCs m:val="21"/>
+          </m:rPr>
+          <m:t>)+</m:t>
+        </m:r>
+        <m:r>
+          <m:rPr>
+            <m:rFonts m:ascii="Cambria Math" m:hAnsi="Cambria Math"/>
+            <m:i/>
+            <m:sty m:val="i"/>
+            <m:sz m:val="21"/>
+            <m:szCs m:val="21"/>
+          </m:rPr>
+          <m:t>k</m:t>
+        </m:r>
+      </m:oMath>
+      <w:r>
+        <w:rPr>
+          <w:rFonts w:ascii="Times New Roman" w:hAnsi="Times New Roman" w:eastAsia="宋体"/>
+          <w:b w:val="0"/>
+          <w:i w:val="0"/>
+          <w:sz w:val="21"/>
+        </w:rPr>
+        <w:t xml:space="preserve"> 在区间 </w:t>
+      </w:r>
+      <m:oMath>
+        <m:r>
+          <m:rPr>
+            <m:rFonts m:ascii="Cambria Math" m:hAnsi="Cambria Math"/>
+            <m:sty m:val="p"/>
+            <m:sz m:val="21"/>
+            <m:szCs m:val="21"/>
+          </m:rPr>
+          <m:t>[0,2021]</m:t>
+        </m:r>
+      </m:oMath>
+      <w:r>
+        <w:rPr>
+          <w:rFonts w:ascii="Times New Roman" w:hAnsi="Times New Roman" w:eastAsia="宋体"/>
+          <w:b w:val="0"/>
+          <w:i w:val="0"/>
+          <w:sz w:val="21"/>
+        </w:rPr>
+        <w:t xml:space="preserve"> 上恰好有 </w:t>
+      </w:r>
+      <m:oMath>
+        <m:r>
+          <m:rPr>
+            <m:rFonts m:ascii="Cambria Math" m:hAnsi="Cambria Math"/>
+            <m:sty m:val="p"/>
+            <m:sz m:val="21"/>
+            <m:szCs m:val="21"/>
+          </m:rPr>
+          <m:t>2021</m:t>
+        </m:r>
+      </m:oMath>
+      <w:r>
+        <w:rPr>
+          <w:rFonts w:ascii="Times New Roman" w:hAnsi="Times New Roman" w:eastAsia="宋体"/>
+          <w:b w:val="0"/>
+          <w:i w:val="0"/>
+          <w:sz w:val="21"/>
+        </w:rPr>
+        <w:t xml:space="preserve"> 个零点，则实数 </w:t>
+      </w:r>
+      <m:oMath>
+        <m:r>
+          <m:rPr>
+            <m:rFonts m:ascii="Cambria Math" m:hAnsi="Cambria Math"/>
+            <m:i/>
+            <m:sty m:val="i"/>
+            <m:sz m:val="21"/>
+            <m:szCs m:val="21"/>
+          </m:rPr>
+          <m:t>a</m:t>
+        </m:r>
       </m:oMath>
       <w:r>
         <w:rPr>
